--- a/packages/docs/static/decision-guides/charting.docx
+++ b/packages/docs/static/decision-guides/charting.docx
@@ -49,7 +49,7 @@
         </w:drawing>
       </w:r>
     </w:p>
-    <w:bookmarkStart w:id="39" w:name="charting-decision-guide"/>
+    <w:bookmarkStart w:id="40" w:name="charting-decision-guide"/>
     <w:p>
       <w:pPr>
         <w:pStyle w:val="Heading1"/>
@@ -443,7 +443,7 @@
     </w:p>
     <w:bookmarkEnd w:id="30"/>
     <w:bookmarkEnd w:id="31"/>
-    <w:bookmarkStart w:id="38" w:name="section-2-key-decisions"/>
+    <w:bookmarkStart w:id="39" w:name="section-2-key-decisions"/>
     <w:p>
       <w:pPr>
         <w:pStyle w:val="Heading2"/>
@@ -452,7 +452,7 @@
         <w:t xml:space="preserve">Section 2: Key Decisions</w:t>
       </w:r>
     </w:p>
-    <w:bookmarkStart w:id="32" w:name="X5867a1e1c3a7e9a9e7812a99386f911286d4d65"/>
+    <w:bookmarkStart w:id="33" w:name="X5867a1e1c3a7e9a9e7812a99386f911286d4d65"/>
     <w:p>
       <w:pPr>
         <w:pStyle w:val="Heading3"/>
@@ -499,22 +499,21 @@
         <w:t xml:space="preserve"> </w:t>
       </w:r>
       <w:r>
-        <w:t xml:space="preserve">A Visit Template links to a HealthcareService by</w:t>
+        <w:t xml:space="preserve">Define the mapping between charting Visit Templates and bookable HealthcareService offerings. Scheduling operations use explicit HealthcareService references, not code matching alone. See the</w:t>
       </w:r>
       <w:r>
         <w:t xml:space="preserve"> </w:t>
       </w:r>
-      <w:r>
-        <w:rPr>
-          <w:rStyle w:val="VerbatimChar"/>
-        </w:rPr>
-        <w:t xml:space="preserve">serviceType</w:t>
-      </w:r>
-      <w:r>
-        <w:t xml:space="preserve"> </w:t>
-      </w:r>
-      <w:r>
-        <w:t xml:space="preserve">code — the same code that drives scheduling. See the Scheduling Discovery and Decision Guide.</w:t>
+      <w:hyperlink r:id="rId32">
+        <w:r>
+          <w:rPr>
+            <w:rStyle w:val="Hyperlink"/>
+          </w:rPr>
+          <w:t xml:space="preserve">Scheduling Decision Guide</w:t>
+        </w:r>
+      </w:hyperlink>
+      <w:r>
+        <w:t xml:space="preserve">.</w:t>
       </w:r>
     </w:p>
     <w:p>
@@ -872,8 +871,8 @@
         </w:pict>
       </w:r>
     </w:p>
-    <w:bookmarkEnd w:id="32"/>
-    <w:bookmarkStart w:id="34" w:name="how-structured-should-the-chart-be"/>
+    <w:bookmarkEnd w:id="33"/>
+    <w:bookmarkStart w:id="35" w:name="how-structured-should-the-chart-be"/>
     <w:p>
       <w:pPr>
         <w:pStyle w:val="Heading3"/>
@@ -902,7 +901,7 @@
       <w:r>
         <w:t xml:space="preserve"> </w:t>
       </w:r>
-      <w:hyperlink r:id="rId33">
+      <w:hyperlink r:id="rId34">
         <w:r>
           <w:rPr>
             <w:rStyle w:val="Hyperlink"/>
@@ -1137,8 +1136,8 @@
         </w:pict>
       </w:r>
     </w:p>
-    <w:bookmarkEnd w:id="34"/>
-    <w:bookmarkStart w:id="35" w:name="X5adc9c6238bb5dfd2d9d53b6e8f4a256fd3b32d"/>
+    <w:bookmarkEnd w:id="35"/>
+    <w:bookmarkStart w:id="36" w:name="X5adc9c6238bb5dfd2d9d53b6e8f4a256fd3b32d"/>
     <w:p>
       <w:pPr>
         <w:pStyle w:val="Heading3"/>
@@ -1379,8 +1378,8 @@
         </w:pict>
       </w:r>
     </w:p>
-    <w:bookmarkEnd w:id="35"/>
-    <w:bookmarkStart w:id="36" w:name="what-are-the-signing-requirements"/>
+    <w:bookmarkEnd w:id="36"/>
+    <w:bookmarkStart w:id="37" w:name="what-are-the-signing-requirements"/>
     <w:p>
       <w:pPr>
         <w:pStyle w:val="Heading3"/>
@@ -1703,8 +1702,8 @@
         </w:pict>
       </w:r>
     </w:p>
-    <w:bookmarkEnd w:id="36"/>
-    <w:bookmarkStart w:id="37" w:name="who-owns-and-edits-visit-templates"/>
+    <w:bookmarkEnd w:id="37"/>
+    <w:bookmarkStart w:id="38" w:name="who-owns-and-edits-visit-templates"/>
     <w:p>
       <w:pPr>
         <w:pStyle w:val="Heading3"/>
@@ -1892,9 +1891,9 @@
         </w:tc>
       </w:tr>
     </w:tbl>
-    <w:bookmarkEnd w:id="37"/>
     <w:bookmarkEnd w:id="38"/>
     <w:bookmarkEnd w:id="39"/>
+    <w:bookmarkEnd w:id="40"/>
     <w:p/>
     <w:sectPr>
       <w:pgSz w:h="15840" w:w="12240"/>

--- a/packages/docs/static/decision-guides/charting.docx
+++ b/packages/docs/static/decision-guides/charting.docx
@@ -11,18 +11,18 @@
           <wp:inline>
             <wp:extent cx="5943600" cy="1289649"/>
             <wp:effectExtent b="0" l="0" r="0" t="0"/>
-            <wp:docPr descr="Medplum" title="" id="21" name="Picture"/>
+            <wp:docPr descr="Medplum" title="" id="10" name="Picture"/>
             <a:graphic>
               <a:graphicData uri="http://schemas.openxmlformats.org/drawingml/2006/picture">
                 <pic:pic>
                   <pic:nvPicPr>
-                    <pic:cNvPr descr="medplum-wordmark-grape.png" id="22" name="Picture"/>
+                    <pic:cNvPr descr="medplum-wordmark-grape.png" id="11" name="Picture"/>
                     <pic:cNvPicPr>
                       <a:picLocks noChangeArrowheads="1" noChangeAspect="1"/>
                     </pic:cNvPicPr>
                   </pic:nvPicPr>
                   <pic:blipFill>
-                    <a:blip r:embed="rId20"/>
+                    <a:blip r:embed="rId9"/>
                     <a:stretch>
                       <a:fillRect/>
                     </a:stretch>
@@ -49,7 +49,7 @@
         </w:drawing>
       </w:r>
     </w:p>
-    <w:bookmarkStart w:id="40" w:name="charting-decision-guide"/>
+    <w:bookmarkStart w:id="29" w:name="charting-decision-guide"/>
     <w:p>
       <w:pPr>
         <w:pStyle w:val="Heading1"/>
@@ -63,136 +63,144 @@
         <w:pStyle w:val="FirstParagraph"/>
       </w:pPr>
       <w:r>
-        <w:rPr>
+        <w:t xml:space="preserve">Use this guide to design how clinicians document care in your application. Work through encounter types, Visit Templates, structured data, signing, and template ownership to decide what the chart captures and how that information becomes usable FHIR resources.</w:t>
+      </w:r>
+    </w:p>
+    <w:p>
+      <w:pPr>
+        <w:pStyle w:val="BodyText"/>
+      </w:pPr>
+      <w:r>
+        <w:rPr>
+          <w:i/>
           <w:iCs/>
+        </w:rPr>
+        <w:t xml:space="preserve">Companion to the</w:t>
+      </w:r>
+      <w:r>
+        <w:rPr>
           <w:i/>
-        </w:rPr>
-        <w:t xml:space="preserve">Companion to the</w:t>
-      </w:r>
-      <w:r>
-        <w:rPr>
           <w:iCs/>
-          <w:i/>
         </w:rPr>
         <w:t xml:space="preserve"> </w:t>
       </w:r>
-      <w:hyperlink r:id="rId23">
+      <w:hyperlink r:id="rId12">
         <w:r>
           <w:rPr>
             <w:rStyle w:val="Hyperlink"/>
+            <w:i/>
             <w:iCs/>
-            <w:i/>
           </w:rPr>
           <w:t xml:space="preserve">Charting</w:t>
         </w:r>
       </w:hyperlink>
       <w:r>
         <w:rPr>
+          <w:i/>
           <w:iCs/>
+        </w:rPr>
+        <w:t xml:space="preserve"> </w:t>
+      </w:r>
+      <w:r>
+        <w:rPr>
           <w:i/>
+          <w:iCs/>
+        </w:rPr>
+        <w:t xml:space="preserve">docs (SOAP notes, diagnoses, vitals, allergies), plus</w:t>
+      </w:r>
+      <w:r>
+        <w:rPr>
+          <w:i/>
+          <w:iCs/>
         </w:rPr>
         <w:t xml:space="preserve"> </w:t>
       </w:r>
-      <w:r>
-        <w:rPr>
-          <w:iCs/>
-          <w:i/>
-        </w:rPr>
-        <w:t xml:space="preserve">docs (SOAP notes, diagnoses, vitals, allergies), plus</w:t>
-      </w:r>
-      <w:r>
-        <w:rPr>
-          <w:iCs/>
-          <w:i/>
-        </w:rPr>
-        <w:t xml:space="preserve"> </w:t>
-      </w:r>
-      <w:hyperlink r:id="rId24">
+      <w:hyperlink r:id="rId13">
         <w:r>
           <w:rPr>
             <w:rStyle w:val="Hyperlink"/>
+            <w:i/>
             <w:iCs/>
-            <w:i/>
           </w:rPr>
           <w:t xml:space="preserve">Provider Visits</w:t>
         </w:r>
       </w:hyperlink>
       <w:r>
         <w:rPr>
+          <w:i/>
           <w:iCs/>
+        </w:rPr>
+        <w:t xml:space="preserve">,</w:t>
+      </w:r>
+      <w:r>
+        <w:rPr>
           <w:i/>
-        </w:rPr>
-        <w:t xml:space="preserve">,</w:t>
-      </w:r>
-      <w:r>
-        <w:rPr>
           <w:iCs/>
-          <w:i/>
         </w:rPr>
         <w:t xml:space="preserve"> </w:t>
       </w:r>
-      <w:hyperlink r:id="rId25">
+      <w:hyperlink r:id="rId14">
         <w:r>
           <w:rPr>
             <w:rStyle w:val="Hyperlink"/>
+            <w:i/>
             <w:iCs/>
-            <w:i/>
           </w:rPr>
           <w:t xml:space="preserve">Structured Data Capture</w:t>
         </w:r>
       </w:hyperlink>
       <w:r>
         <w:rPr>
+          <w:i/>
           <w:iCs/>
+        </w:rPr>
+        <w:t xml:space="preserve">,</w:t>
+      </w:r>
+      <w:r>
+        <w:rPr>
           <w:i/>
-        </w:rPr>
-        <w:t xml:space="preserve">,</w:t>
-      </w:r>
-      <w:r>
-        <w:rPr>
           <w:iCs/>
-          <w:i/>
         </w:rPr>
         <w:t xml:space="preserve"> </w:t>
       </w:r>
-      <w:hyperlink r:id="rId26">
+      <w:hyperlink r:id="rId15">
         <w:r>
           <w:rPr>
             <w:rStyle w:val="VerbatimChar"/>
+            <w:i/>
             <w:iCs/>
-            <w:i/>
           </w:rPr>
           <w:t xml:space="preserve">PlanDefinition $apply</w:t>
         </w:r>
       </w:hyperlink>
       <w:r>
         <w:rPr>
+          <w:i/>
           <w:iCs/>
+        </w:rPr>
+        <w:t xml:space="preserve">, and</w:t>
+      </w:r>
+      <w:r>
+        <w:rPr>
           <w:i/>
-        </w:rPr>
-        <w:t xml:space="preserve">, and</w:t>
-      </w:r>
-      <w:r>
-        <w:rPr>
           <w:iCs/>
-          <w:i/>
         </w:rPr>
         <w:t xml:space="preserve"> </w:t>
       </w:r>
-      <w:hyperlink r:id="rId27">
+      <w:hyperlink r:id="rId16">
         <w:r>
           <w:rPr>
             <w:rStyle w:val="VerbatimChar"/>
+            <w:i/>
             <w:iCs/>
-            <w:i/>
           </w:rPr>
           <w:t xml:space="preserve">QuestionnaireResponse $extract</w:t>
         </w:r>
       </w:hyperlink>
       <w:r>
         <w:rPr>
+          <w:i/>
           <w:iCs/>
-          <w:i/>
         </w:rPr>
         <w:t xml:space="preserve">.</w:t>
       </w:r>
@@ -204,7 +212,7 @@
         </w:pict>
       </w:r>
     </w:p>
-    <w:bookmarkStart w:id="31" w:name="section-1-use-case-clinical-context"/>
+    <w:bookmarkStart w:id="20" w:name="section-1-use-case-clinical-context"/>
     <w:p>
       <w:pPr>
         <w:pStyle w:val="Heading2"/>
@@ -213,7 +221,7 @@
         <w:t xml:space="preserve">Section 1: Use Case &amp; Clinical Context</w:t>
       </w:r>
     </w:p>
-    <w:bookmarkStart w:id="28" w:name="what-care-setting-and-specialty"/>
+    <w:bookmarkStart w:id="17" w:name="what-care-setting-and-specialty"/>
     <w:p>
       <w:pPr>
         <w:pStyle w:val="Heading3"/>
@@ -224,199 +232,199 @@
     </w:p>
     <w:p>
       <w:pPr>
+        <w:pStyle w:val="Compact"/>
         <w:numPr>
           <w:ilvl w:val="0"/>
           <w:numId w:val="1001"/>
         </w:numPr>
+      </w:pPr>
+      <w:r>
+        <w:t xml:space="preserve">Primary care</w:t>
+      </w:r>
+    </w:p>
+    <w:p>
+      <w:pPr>
         <w:pStyle w:val="Compact"/>
-      </w:pPr>
-      <w:r>
-        <w:t xml:space="preserve">Primary care</w:t>
-      </w:r>
-    </w:p>
-    <w:p>
-      <w:pPr>
         <w:numPr>
           <w:ilvl w:val="0"/>
           <w:numId w:val="1001"/>
         </w:numPr>
+      </w:pPr>
+      <w:r>
+        <w:t xml:space="preserve">Urgent care</w:t>
+      </w:r>
+    </w:p>
+    <w:p>
+      <w:pPr>
         <w:pStyle w:val="Compact"/>
-      </w:pPr>
-      <w:r>
-        <w:t xml:space="preserve">Urgent care</w:t>
-      </w:r>
-    </w:p>
-    <w:p>
-      <w:pPr>
         <w:numPr>
           <w:ilvl w:val="0"/>
           <w:numId w:val="1001"/>
         </w:numPr>
+      </w:pPr>
+      <w:r>
+        <w:t xml:space="preserve">Specialty (cardiology, dermatology, orthopedics, etc.)</w:t>
+      </w:r>
+    </w:p>
+    <w:p>
+      <w:pPr>
         <w:pStyle w:val="Compact"/>
-      </w:pPr>
-      <w:r>
-        <w:t xml:space="preserve">Specialty (cardiology, dermatology, orthopedics, etc.)</w:t>
-      </w:r>
-    </w:p>
-    <w:p>
-      <w:pPr>
         <w:numPr>
           <w:ilvl w:val="0"/>
           <w:numId w:val="1001"/>
         </w:numPr>
+      </w:pPr>
+      <w:r>
+        <w:t xml:space="preserve">Behavioral health</w:t>
+      </w:r>
+    </w:p>
+    <w:p>
+      <w:pPr>
         <w:pStyle w:val="Compact"/>
-      </w:pPr>
-      <w:r>
-        <w:t xml:space="preserve">Behavioral health</w:t>
-      </w:r>
-    </w:p>
-    <w:p>
-      <w:pPr>
         <w:numPr>
           <w:ilvl w:val="0"/>
           <w:numId w:val="1001"/>
         </w:numPr>
+      </w:pPr>
+      <w:r>
+        <w:t xml:space="preserve">Multi-specialty / mixed</w:t>
+      </w:r>
+    </w:p>
+    <w:p>
+      <w:pPr>
+        <w:pStyle w:val="FirstParagraph"/>
+      </w:pPr>
+      <w:r>
+        <w:rPr>
+          <w:i/>
+          <w:iCs/>
+        </w:rPr>
+        <w:t xml:space="preserve">Why it matters: care settings have different visit templates and charting needs. Behavioral health leans on standardized screening instruments; primary care emphasizes vitals and preventive care; specialty care often runs on protocol-driven order sets. Shapes every Visit Template in §2.1.</w:t>
+      </w:r>
+    </w:p>
+    <w:bookmarkEnd w:id="17"/>
+    <w:bookmarkStart w:id="18" w:name="what-types-of-encounters-will-be-charted"/>
+    <w:p>
+      <w:pPr>
+        <w:pStyle w:val="Heading3"/>
+      </w:pPr>
+      <w:r>
+        <w:t xml:space="preserve">1.2 What types of encounters will be charted?</w:t>
+      </w:r>
+    </w:p>
+    <w:p>
+      <w:pPr>
         <w:pStyle w:val="Compact"/>
-      </w:pPr>
-      <w:r>
-        <w:t xml:space="preserve">Multi-specialty / mixed</w:t>
-      </w:r>
-    </w:p>
-    <w:p>
-      <w:pPr>
-        <w:pStyle w:val="FirstParagraph"/>
-      </w:pPr>
-      <w:r>
-        <w:rPr>
-          <w:iCs/>
-          <w:i/>
-        </w:rPr>
-        <w:t xml:space="preserve">Why it matters: care settings have different visit templates and charting needs. Behavioral health leans on standardized screening instruments; primary care emphasizes vitals and preventive care; specialty care often runs on protocol-driven order sets. Shapes every Visit Template in §2.1.</w:t>
-      </w:r>
-    </w:p>
-    <w:bookmarkEnd w:id="28"/>
-    <w:bookmarkStart w:id="29" w:name="what-types-of-encounters-will-be-charted"/>
-    <w:p>
-      <w:pPr>
-        <w:pStyle w:val="Heading3"/>
-      </w:pPr>
-      <w:r>
-        <w:t xml:space="preserve">1.2 What types of encounters will be charted?</w:t>
-      </w:r>
-    </w:p>
-    <w:p>
-      <w:pPr>
         <w:numPr>
           <w:ilvl w:val="0"/>
           <w:numId w:val="1002"/>
         </w:numPr>
+      </w:pPr>
+      <w:r>
+        <w:t xml:space="preserve">In-person visits</w:t>
+      </w:r>
+    </w:p>
+    <w:p>
+      <w:pPr>
         <w:pStyle w:val="Compact"/>
-      </w:pPr>
-      <w:r>
-        <w:t xml:space="preserve">In-person visits</w:t>
-      </w:r>
-    </w:p>
-    <w:p>
-      <w:pPr>
         <w:numPr>
           <w:ilvl w:val="0"/>
           <w:numId w:val="1002"/>
         </w:numPr>
+      </w:pPr>
+      <w:r>
+        <w:t xml:space="preserve">Telehealth visits</w:t>
+      </w:r>
+    </w:p>
+    <w:p>
+      <w:pPr>
         <w:pStyle w:val="Compact"/>
-      </w:pPr>
-      <w:r>
-        <w:t xml:space="preserve">Telehealth visits</w:t>
-      </w:r>
-    </w:p>
-    <w:p>
-      <w:pPr>
         <w:numPr>
           <w:ilvl w:val="0"/>
           <w:numId w:val="1002"/>
         </w:numPr>
+      </w:pPr>
+      <w:r>
+        <w:t xml:space="preserve">Async / messaging-based encounters</w:t>
+      </w:r>
+    </w:p>
+    <w:p>
+      <w:pPr>
         <w:pStyle w:val="Compact"/>
-      </w:pPr>
-      <w:r>
-        <w:t xml:space="preserve">Async / messaging-based encounters</w:t>
-      </w:r>
-    </w:p>
-    <w:p>
-      <w:pPr>
         <w:numPr>
           <w:ilvl w:val="0"/>
           <w:numId w:val="1002"/>
         </w:numPr>
+      </w:pPr>
+      <w:r>
+        <w:t xml:space="preserve">Group visits</w:t>
+      </w:r>
+    </w:p>
+    <w:p>
+      <w:pPr>
         <w:pStyle w:val="Compact"/>
-      </w:pPr>
-      <w:r>
-        <w:t xml:space="preserve">Group visits</w:t>
-      </w:r>
-    </w:p>
-    <w:p>
-      <w:pPr>
         <w:numPr>
           <w:ilvl w:val="0"/>
           <w:numId w:val="1002"/>
         </w:numPr>
+      </w:pPr>
+      <w:r>
+        <w:t xml:space="preserve">Some combination</w:t>
+      </w:r>
+    </w:p>
+    <w:p>
+      <w:pPr>
+        <w:pStyle w:val="FirstParagraph"/>
+      </w:pPr>
+      <w:r>
+        <w:rPr>
+          <w:i/>
+          <w:iCs/>
+        </w:rPr>
+        <w:t xml:space="preserve">Why it matters: encounter types may need distinct Visit Templates. Async encounters chart differently — the Subjective section may come from a messaging thread. Group visits raise the question of one note per patient vs. a shared note.</w:t>
+      </w:r>
+    </w:p>
+    <w:bookmarkEnd w:id="18"/>
+    <w:bookmarkStart w:id="19" w:name="X6b0464808ee0b08c579960e184a1baf38454b68"/>
+    <w:p>
+      <w:pPr>
+        <w:pStyle w:val="Heading3"/>
+      </w:pPr>
+      <w:r>
+        <w:t xml:space="preserve">1.3 What are clinicians used to today, and what do they want to keep consistent?</w:t>
+      </w:r>
+    </w:p>
+    <w:p>
+      <w:pPr>
         <w:pStyle w:val="Compact"/>
-      </w:pPr>
-      <w:r>
-        <w:t xml:space="preserve">Some combination</w:t>
-      </w:r>
-    </w:p>
-    <w:p>
-      <w:pPr>
-        <w:pStyle w:val="FirstParagraph"/>
-      </w:pPr>
-      <w:r>
-        <w:rPr>
-          <w:iCs/>
-          <w:i/>
-        </w:rPr>
-        <w:t xml:space="preserve">Why it matters: encounter types may need distinct Visit Templates. Async encounters chart differently — the Subjective section may come from a messaging thread. Group visits raise the question of one note per patient vs. a shared note.</w:t>
-      </w:r>
-    </w:p>
-    <w:bookmarkEnd w:id="29"/>
-    <w:bookmarkStart w:id="30" w:name="X6b0464808ee0b08c579960e184a1baf38454b68"/>
-    <w:p>
-      <w:pPr>
-        <w:pStyle w:val="Heading3"/>
-      </w:pPr>
-      <w:r>
-        <w:t xml:space="preserve">1.3 What are clinicians used to today, and what do they want to keep consistent?</w:t>
-      </w:r>
-    </w:p>
-    <w:p>
-      <w:pPr>
         <w:numPr>
           <w:ilvl w:val="0"/>
           <w:numId w:val="1003"/>
         </w:numPr>
+      </w:pPr>
+      <w:r>
+        <w:t xml:space="preserve">What EHR or charting tool are clinicians coming from?</w:t>
+      </w:r>
+    </w:p>
+    <w:p>
+      <w:pPr>
         <w:pStyle w:val="Compact"/>
-      </w:pPr>
-      <w:r>
-        <w:t xml:space="preserve">What EHR or charting tool are clinicians coming from?</w:t>
-      </w:r>
-    </w:p>
-    <w:p>
-      <w:pPr>
         <w:numPr>
           <w:ilvl w:val="0"/>
           <w:numId w:val="1003"/>
         </w:numPr>
+      </w:pPr>
+      <w:r>
+        <w:t xml:space="preserve">What note formats or workflows do they want to preserve?</w:t>
+      </w:r>
+    </w:p>
+    <w:p>
+      <w:pPr>
         <w:pStyle w:val="Compact"/>
-      </w:pPr>
-      <w:r>
-        <w:t xml:space="preserve">What note formats or workflows do they want to preserve?</w:t>
-      </w:r>
-    </w:p>
-    <w:p>
-      <w:pPr>
         <w:numPr>
           <w:ilvl w:val="0"/>
           <w:numId w:val="1003"/>
         </w:numPr>
-        <w:pStyle w:val="Compact"/>
       </w:pPr>
       <w:r>
         <w:t xml:space="preserve">What gaps drove the move?</w:t>
@@ -428,8 +436,8 @@
       </w:pPr>
       <w:r>
         <w:rPr>
+          <w:i/>
           <w:iCs/>
-          <w:i/>
         </w:rPr>
         <w:t xml:space="preserve">Why it matters: charting changes have high adoption risk. Knowing what clinicians expect to stay the same is as important as knowing what to improve.</w:t>
       </w:r>
@@ -441,9 +449,9 @@
         </w:pict>
       </w:r>
     </w:p>
-    <w:bookmarkEnd w:id="30"/>
-    <w:bookmarkEnd w:id="31"/>
-    <w:bookmarkStart w:id="39" w:name="section-2-key-decisions"/>
+    <w:bookmarkEnd w:id="19"/>
+    <w:bookmarkEnd w:id="20"/>
+    <w:bookmarkStart w:id="28" w:name="section-2-key-decisions"/>
     <w:p>
       <w:pPr>
         <w:pStyle w:val="Heading2"/>
@@ -452,7 +460,7 @@
         <w:t xml:space="preserve">Section 2: Key Decisions</w:t>
       </w:r>
     </w:p>
-    <w:bookmarkStart w:id="33" w:name="X5867a1e1c3a7e9a9e7812a99386f911286d4d65"/>
+    <w:bookmarkStart w:id="22" w:name="X5867a1e1c3a7e9a9e7812a99386f911286d4d65"/>
     <w:p>
       <w:pPr>
         <w:pStyle w:val="Heading3"/>
@@ -490,8 +498,8 @@
       </w:pPr>
       <w:r>
         <w:rPr>
+          <w:b/>
           <w:bCs/>
-          <w:b/>
         </w:rPr>
         <w:t xml:space="preserve">⚠ Visit types are the bridge to scheduling.</w:t>
       </w:r>
@@ -504,7 +512,7 @@
       <w:r>
         <w:t xml:space="preserve"> </w:t>
       </w:r>
-      <w:hyperlink r:id="rId32">
+      <w:hyperlink r:id="rId21">
         <w:r>
           <w:rPr>
             <w:rStyle w:val="Hyperlink"/>
@@ -522,91 +530,91 @@
       </w:pPr>
       <w:r>
         <w:rPr>
+          <w:b/>
           <w:bCs/>
-          <w:b/>
         </w:rPr>
         <w:t xml:space="preserve">Questions:</w:t>
       </w:r>
     </w:p>
     <w:p>
       <w:pPr>
+        <w:pStyle w:val="Compact"/>
         <w:numPr>
           <w:ilvl w:val="0"/>
           <w:numId w:val="1004"/>
         </w:numPr>
+      </w:pPr>
+      <w:r>
+        <w:t xml:space="preserve">What are the distinct visit types? (annual wellness, acute sick, behavioral health intake, post-op follow-up, specialty consult, etc.)</w:t>
+      </w:r>
+    </w:p>
+    <w:p>
+      <w:pPr>
         <w:pStyle w:val="Compact"/>
-      </w:pPr>
-      <w:r>
-        <w:t xml:space="preserve">What are the distinct visit types? (annual wellness, acute sick, behavioral health intake, post-op follow-up, specialty consult, etc.)</w:t>
-      </w:r>
-    </w:p>
-    <w:p>
-      <w:pPr>
         <w:numPr>
           <w:ilvl w:val="0"/>
           <w:numId w:val="1004"/>
         </w:numPr>
+      </w:pPr>
+      <w:r>
+        <w:t xml:space="preserve">For each visit type, what does the clinician do during the encounter?</w:t>
+      </w:r>
+    </w:p>
+    <w:p>
+      <w:pPr>
         <w:pStyle w:val="Compact"/>
-      </w:pPr>
-      <w:r>
-        <w:t xml:space="preserve">For each visit type, what does the clinician do during the encounter?</w:t>
-      </w:r>
-    </w:p>
-    <w:p>
-      <w:pPr>
         <w:numPr>
           <w:ilvl w:val="1"/>
           <w:numId w:val="1005"/>
         </w:numPr>
+      </w:pPr>
+      <w:r>
+        <w:t xml:space="preserve">Measurements (vitals — BP, HR, weight, BMI, temp, SpO2)</w:t>
+      </w:r>
+    </w:p>
+    <w:p>
+      <w:pPr>
         <w:pStyle w:val="Compact"/>
-      </w:pPr>
-      <w:r>
-        <w:t xml:space="preserve">Measurements (vitals — BP, HR, weight, BMI, temp, SpO2)</w:t>
-      </w:r>
-    </w:p>
-    <w:p>
-      <w:pPr>
         <w:numPr>
           <w:ilvl w:val="1"/>
           <w:numId w:val="1005"/>
         </w:numPr>
+      </w:pPr>
+      <w:r>
+        <w:t xml:space="preserve">Screening instruments (PHQ-9, GAD-7, AUDIT, fall risk, pediatric screens)</w:t>
+      </w:r>
+    </w:p>
+    <w:p>
+      <w:pPr>
         <w:pStyle w:val="Compact"/>
-      </w:pPr>
-      <w:r>
-        <w:t xml:space="preserve">Screening instruments (PHQ-9, GAD-7, AUDIT, fall risk, pediatric screens)</w:t>
-      </w:r>
-    </w:p>
-    <w:p>
-      <w:pPr>
         <w:numPr>
           <w:ilvl w:val="1"/>
           <w:numId w:val="1005"/>
         </w:numPr>
+      </w:pPr>
+      <w:r>
+        <w:t xml:space="preserve">Orders (labs, imaging, referrals, prescriptions)</w:t>
+      </w:r>
+    </w:p>
+    <w:p>
+      <w:pPr>
         <w:pStyle w:val="Compact"/>
-      </w:pPr>
-      <w:r>
-        <w:t xml:space="preserve">Orders (labs, imaging, referrals, prescriptions)</w:t>
-      </w:r>
-    </w:p>
-    <w:p>
-      <w:pPr>
         <w:numPr>
           <w:ilvl w:val="1"/>
           <w:numId w:val="1005"/>
         </w:numPr>
+      </w:pPr>
+      <w:r>
+        <w:t xml:space="preserve">Narrative documentation</w:t>
+      </w:r>
+    </w:p>
+    <w:p>
+      <w:pPr>
         <w:pStyle w:val="Compact"/>
-      </w:pPr>
-      <w:r>
-        <w:t xml:space="preserve">Narrative documentation</w:t>
-      </w:r>
-    </w:p>
-    <w:p>
-      <w:pPr>
         <w:numPr>
           <w:ilvl w:val="1"/>
           <w:numId w:val="1005"/>
         </w:numPr>
-        <w:pStyle w:val="Compact"/>
       </w:pPr>
       <w:r>
         <w:t xml:space="preserve">Review of patient history (problem list, allergies, meds)</w:t>
@@ -618,8 +626,8 @@
       </w:pPr>
       <w:r>
         <w:rPr>
+          <w:b/>
           <w:bCs/>
-          <w:b/>
         </w:rPr>
         <w:t xml:space="preserve">What the answers drive:</w:t>
       </w:r>
@@ -636,9 +644,8 @@
       <w:tblPr>
         <w:tblStyle w:val="Table"/>
         <w:tblW w:w="9360" w:type="dxa"/>
+        <w:tblLayout w:type="fixed"/>
         <w:tblLook w:firstRow="1" w:lastRow="0" w:firstColumn="0" w:lastColumn="0" w:noHBand="0" w:noVBand="0" w:val="0020"/>
-        <w:jc w:val="start"/>
-        <w:tblLayout w:type="fixed"/>
       </w:tblPr>
       <w:tblGrid>
         <w:gridCol w:w="4441"/>
@@ -647,7 +654,7 @@
       <w:tr>
         <w:trPr>
           <w:cantSplit/>
-          <w:tblHeader w:val="true"/>
+          <w:tblHeader w:val="on"/>
         </w:trPr>
         <w:tc>
           <w:tcPr/>
@@ -809,13 +816,7 @@
               <w:t xml:space="preserve"> </w:t>
             </w:r>
             <w:r>
-              <w:t xml:space="preserve">‘</w:t>
-            </w:r>
-            <w:r>
-              <w:t xml:space="preserve">Assessment</w:t>
-            </w:r>
-            <w:r>
-              <w:t xml:space="preserve">’</w:t>
+              <w:t xml:space="preserve">‘Assessment’</w:t>
             </w:r>
             <w:r>
               <w:t xml:space="preserve"> </w:t>
@@ -871,8 +872,8 @@
         </w:pict>
       </w:r>
     </w:p>
-    <w:bookmarkEnd w:id="33"/>
-    <w:bookmarkStart w:id="35" w:name="how-structured-should-the-chart-be"/>
+    <w:bookmarkEnd w:id="22"/>
+    <w:bookmarkStart w:id="24" w:name="how-structured-should-the-chart-be"/>
     <w:p>
       <w:pPr>
         <w:pStyle w:val="Heading3"/>
@@ -887,8 +888,8 @@
       </w:pPr>
       <w:r>
         <w:rPr>
+          <w:b/>
           <w:bCs/>
-          <w:b/>
         </w:rPr>
         <w:t xml:space="preserve">Medplum Recommendation:</w:t>
       </w:r>
@@ -901,7 +902,7 @@
       <w:r>
         <w:t xml:space="preserve"> </w:t>
       </w:r>
-      <w:hyperlink r:id="rId34">
+      <w:hyperlink r:id="rId23">
         <w:r>
           <w:rPr>
             <w:rStyle w:val="Hyperlink"/>
@@ -931,49 +932,49 @@
       </w:pPr>
       <w:r>
         <w:rPr>
+          <w:b/>
           <w:bCs/>
+        </w:rPr>
+        <w:t xml:space="preserve">⚠ Recommended pattern.</w:t>
+      </w:r>
+      <w:r>
+        <w:t xml:space="preserve"> </w:t>
+      </w:r>
+      <w:r>
+        <w:t xml:space="preserve">Surface a patient sidebar (problem list, allergies, active medications) alongside the active note, with inline edit.</w:t>
+      </w:r>
+    </w:p>
+    <w:p>
+      <w:pPr>
+        <w:pStyle w:val="BodyText"/>
+      </w:pPr>
+      <w:r>
+        <w:rPr>
           <w:b/>
-        </w:rPr>
-        <w:t xml:space="preserve">⚠ Recommended pattern.</w:t>
-      </w:r>
-      <w:r>
-        <w:t xml:space="preserve"> </w:t>
-      </w:r>
-      <w:r>
-        <w:t xml:space="preserve">Surface a patient sidebar (problem list, allergies, active medications) alongside the active note, with inline edit.</w:t>
-      </w:r>
-    </w:p>
-    <w:p>
-      <w:pPr>
-        <w:pStyle w:val="BodyText"/>
-      </w:pPr>
-      <w:r>
-        <w:rPr>
           <w:bCs/>
-          <w:b/>
         </w:rPr>
         <w:t xml:space="preserve">Questions:</w:t>
       </w:r>
     </w:p>
     <w:p>
       <w:pPr>
+        <w:pStyle w:val="Compact"/>
         <w:numPr>
           <w:ilvl w:val="0"/>
           <w:numId w:val="1006"/>
         </w:numPr>
+      </w:pPr>
+      <w:r>
+        <w:t xml:space="preserve">For each visit type from §2.1, what mix of structured forms vs. free-text does the workflow require?</w:t>
+      </w:r>
+    </w:p>
+    <w:p>
+      <w:pPr>
         <w:pStyle w:val="Compact"/>
-      </w:pPr>
-      <w:r>
-        <w:t xml:space="preserve">For each visit type from §2.1, what mix of structured forms vs. free-text does the workflow require?</w:t>
-      </w:r>
-    </w:p>
-    <w:p>
-      <w:pPr>
         <w:numPr>
           <w:ilvl w:val="0"/>
           <w:numId w:val="1006"/>
         </w:numPr>
-        <w:pStyle w:val="Compact"/>
       </w:pPr>
       <w:r>
         <w:t xml:space="preserve">Are orders placed inline within the chart, or in a separate orders area?</w:t>
@@ -985,8 +986,8 @@
       </w:pPr>
       <w:r>
         <w:rPr>
+          <w:b/>
           <w:bCs/>
-          <w:b/>
         </w:rPr>
         <w:t xml:space="preserve">What the answers drive:</w:t>
       </w:r>
@@ -995,9 +996,8 @@
       <w:tblPr>
         <w:tblStyle w:val="Table"/>
         <w:tblW w:w="9360" w:type="dxa"/>
+        <w:tblLayout w:type="fixed"/>
         <w:tblLook w:firstRow="1" w:lastRow="0" w:firstColumn="0" w:lastColumn="0" w:noHBand="0" w:noVBand="0" w:val="0020"/>
-        <w:jc w:val="start"/>
-        <w:tblLayout w:type="fixed"/>
       </w:tblPr>
       <w:tblGrid>
         <w:gridCol w:w="2412"/>
@@ -1007,7 +1007,7 @@
       <w:tr>
         <w:trPr>
           <w:cantSplit/>
-          <w:tblHeader w:val="true"/>
+          <w:tblHeader w:val="on"/>
         </w:trPr>
         <w:tc>
           <w:tcPr/>
@@ -1136,8 +1136,8 @@
         </w:pict>
       </w:r>
     </w:p>
-    <w:bookmarkEnd w:id="35"/>
-    <w:bookmarkStart w:id="36" w:name="X5adc9c6238bb5dfd2d9d53b6e8f4a256fd3b32d"/>
+    <w:bookmarkEnd w:id="24"/>
+    <w:bookmarkStart w:id="25" w:name="X5adc9c6238bb5dfd2d9d53b6e8f4a256fd3b32d"/>
     <w:p>
       <w:pPr>
         <w:pStyle w:val="Heading3"/>
@@ -1152,50 +1152,50 @@
       </w:pPr>
       <w:r>
         <w:rPr>
+          <w:b/>
           <w:bCs/>
+        </w:rPr>
+        <w:t xml:space="preserve">Medplum Recommendation:</w:t>
+      </w:r>
+      <w:r>
+        <w:t xml:space="preserve"> </w:t>
+      </w:r>
+      <w:r>
+        <w:t xml:space="preserve">always parse — without parsing, form data isn’t queryable for analytics, alerting, or dashboards. The decision is</w:t>
+      </w:r>
+      <w:r>
+        <w:t xml:space="preserve"> </w:t>
+      </w:r>
+      <w:r>
+        <w:rPr>
+          <w:i/>
+          <w:iCs/>
+        </w:rPr>
+        <w:t xml:space="preserve">how</w:t>
+      </w:r>
+      <w:r>
+        <w:t xml:space="preserve">, driven by parsing complexity.</w:t>
+      </w:r>
+    </w:p>
+    <w:p>
+      <w:pPr>
+        <w:pStyle w:val="BodyText"/>
+      </w:pPr>
+      <w:r>
+        <w:rPr>
           <w:b/>
-        </w:rPr>
-        <w:t xml:space="preserve">Medplum Recommendation:</w:t>
-      </w:r>
-      <w:r>
-        <w:t xml:space="preserve"> </w:t>
-      </w:r>
-      <w:r>
-        <w:t xml:space="preserve">always parse — without parsing, form data isn’t queryable for analytics, alerting, or dashboards. The decision is</w:t>
-      </w:r>
-      <w:r>
-        <w:t xml:space="preserve"> </w:t>
-      </w:r>
-      <w:r>
-        <w:rPr>
-          <w:iCs/>
-          <w:i/>
-        </w:rPr>
-        <w:t xml:space="preserve">how</w:t>
-      </w:r>
-      <w:r>
-        <w:t xml:space="preserve">, driven by parsing complexity.</w:t>
-      </w:r>
-    </w:p>
-    <w:p>
-      <w:pPr>
-        <w:pStyle w:val="BodyText"/>
-      </w:pPr>
-      <w:r>
-        <w:rPr>
           <w:bCs/>
-          <w:b/>
         </w:rPr>
         <w:t xml:space="preserve">Questions:</w:t>
       </w:r>
     </w:p>
     <w:p>
       <w:pPr>
+        <w:pStyle w:val="Compact"/>
         <w:numPr>
           <w:ilvl w:val="0"/>
           <w:numId w:val="1007"/>
         </w:numPr>
-        <w:pStyle w:val="Compact"/>
       </w:pPr>
       <w:r>
         <w:t xml:space="preserve">Does parsing need complex conditional behavior (score thresholds, external calls, multi-resource creation)?</w:t>
@@ -1207,8 +1207,8 @@
       </w:pPr>
       <w:r>
         <w:rPr>
+          <w:b/>
           <w:bCs/>
-          <w:b/>
         </w:rPr>
         <w:t xml:space="preserve">What the answers drive:</w:t>
       </w:r>
@@ -1217,9 +1217,8 @@
       <w:tblPr>
         <w:tblStyle w:val="Table"/>
         <w:tblW w:w="9360" w:type="dxa"/>
+        <w:tblLayout w:type="fixed"/>
         <w:tblLook w:firstRow="1" w:lastRow="0" w:firstColumn="0" w:lastColumn="0" w:noHBand="0" w:noVBand="0" w:val="0020"/>
-        <w:jc w:val="start"/>
-        <w:tblLayout w:type="fixed"/>
       </w:tblPr>
       <w:tblGrid>
         <w:gridCol w:w="3790"/>
@@ -1228,7 +1227,7 @@
       <w:tr>
         <w:trPr>
           <w:cantSplit/>
-          <w:tblHeader w:val="true"/>
+          <w:tblHeader w:val="on"/>
         </w:trPr>
         <w:tc>
           <w:tcPr/>
@@ -1280,30 +1279,30 @@
             </w:pPr>
             <w:r>
               <w:rPr>
+                <w:b/>
                 <w:bCs/>
-                <w:b/>
               </w:rPr>
               <w:t xml:space="preserve">SDC +</w:t>
             </w:r>
             <w:r>
               <w:rPr>
+                <w:b/>
                 <w:bCs/>
-                <w:b/>
               </w:rPr>
               <w:t xml:space="preserve"> </w:t>
             </w:r>
             <w:r>
               <w:rPr>
                 <w:rStyle w:val="VerbatimChar"/>
+                <w:b/>
                 <w:bCs/>
-                <w:b/>
               </w:rPr>
               <w:t xml:space="preserve">$extract</w:t>
             </w:r>
             <w:r>
               <w:rPr>
+                <w:b/>
                 <w:bCs/>
-                <w:b/>
               </w:rPr>
               <w:t xml:space="preserve">.</w:t>
             </w:r>
@@ -1356,8 +1355,8 @@
             </w:pPr>
             <w:r>
               <w:rPr>
+                <w:b/>
                 <w:bCs/>
-                <w:b/>
               </w:rPr>
               <w:t xml:space="preserve">Subscription + Bot.</w:t>
             </w:r>
@@ -1378,8 +1377,8 @@
         </w:pict>
       </w:r>
     </w:p>
-    <w:bookmarkEnd w:id="36"/>
-    <w:bookmarkStart w:id="37" w:name="what-are-the-signing-requirements"/>
+    <w:bookmarkEnd w:id="25"/>
+    <w:bookmarkStart w:id="26" w:name="what-are-the-signing-requirements"/>
     <w:p>
       <w:pPr>
         <w:pStyle w:val="Heading3"/>
@@ -1417,55 +1416,55 @@
       </w:pPr>
       <w:r>
         <w:rPr>
+          <w:b/>
           <w:bCs/>
-          <w:b/>
         </w:rPr>
         <w:t xml:space="preserve">Questions:</w:t>
       </w:r>
     </w:p>
     <w:p>
       <w:pPr>
+        <w:pStyle w:val="Compact"/>
         <w:numPr>
           <w:ilvl w:val="0"/>
           <w:numId w:val="1008"/>
         </w:numPr>
+      </w:pPr>
+      <w:r>
+        <w:t xml:space="preserve">Is co-signing required (attending co-signs resident, provider co-signs scribe)?</w:t>
+      </w:r>
+    </w:p>
+    <w:p>
+      <w:pPr>
         <w:pStyle w:val="Compact"/>
-      </w:pPr>
-      <w:r>
-        <w:t xml:space="preserve">Is co-signing required (attending co-signs resident, provider co-signs scribe)?</w:t>
-      </w:r>
-    </w:p>
-    <w:p>
-      <w:pPr>
         <w:numPr>
           <w:ilvl w:val="0"/>
           <w:numId w:val="1008"/>
         </w:numPr>
+      </w:pPr>
+      <w:r>
+        <w:t xml:space="preserve">Should signing lock immediately, or leave a post-sign editable window?</w:t>
+      </w:r>
+    </w:p>
+    <w:p>
+      <w:pPr>
         <w:pStyle w:val="Compact"/>
-      </w:pPr>
-      <w:r>
-        <w:t xml:space="preserve">Should signing lock immediately, or leave a post-sign editable window?</w:t>
-      </w:r>
-    </w:p>
-    <w:p>
-      <w:pPr>
         <w:numPr>
           <w:ilvl w:val="0"/>
           <w:numId w:val="1008"/>
         </w:numPr>
+      </w:pPr>
+      <w:r>
+        <w:t xml:space="preserve">Will amendments be possible / needed after a chart is locked?</w:t>
+      </w:r>
+    </w:p>
+    <w:p>
+      <w:pPr>
         <w:pStyle w:val="Compact"/>
-      </w:pPr>
-      <w:r>
-        <w:t xml:space="preserve">Will amendments be possible / needed after a chart is locked?</w:t>
-      </w:r>
-    </w:p>
-    <w:p>
-      <w:pPr>
         <w:numPr>
           <w:ilvl w:val="0"/>
           <w:numId w:val="1008"/>
         </w:numPr>
-        <w:pStyle w:val="Compact"/>
       </w:pPr>
       <w:r>
         <w:t xml:space="preserve">Is a queryable audit trail of every signing event required?</w:t>
@@ -1477,8 +1476,8 @@
       </w:pPr>
       <w:r>
         <w:rPr>
+          <w:b/>
           <w:bCs/>
-          <w:b/>
         </w:rPr>
         <w:t xml:space="preserve">What the answers drive:</w:t>
       </w:r>
@@ -1487,9 +1486,8 @@
       <w:tblPr>
         <w:tblStyle w:val="Table"/>
         <w:tblW w:w="9360" w:type="dxa"/>
+        <w:tblLayout w:type="fixed"/>
         <w:tblLook w:firstRow="1" w:lastRow="0" w:firstColumn="0" w:lastColumn="0" w:noHBand="0" w:noVBand="0" w:val="0020"/>
-        <w:jc w:val="start"/>
-        <w:tblLayout w:type="fixed"/>
       </w:tblPr>
       <w:tblGrid>
         <w:gridCol w:w="3289"/>
@@ -1498,7 +1496,7 @@
       <w:tr>
         <w:trPr>
           <w:cantSplit/>
-          <w:tblHeader w:val="true"/>
+          <w:tblHeader w:val="on"/>
         </w:trPr>
         <w:tc>
           <w:tcPr/>
@@ -1702,8 +1700,8 @@
         </w:pict>
       </w:r>
     </w:p>
-    <w:bookmarkEnd w:id="37"/>
-    <w:bookmarkStart w:id="38" w:name="who-owns-and-edits-visit-templates"/>
+    <w:bookmarkEnd w:id="26"/>
+    <w:bookmarkStart w:id="27" w:name="who-owns-and-edits-visit-templates"/>
     <w:p>
       <w:pPr>
         <w:pStyle w:val="Heading3"/>
@@ -1718,61 +1716,61 @@
       </w:pPr>
       <w:r>
         <w:rPr>
+          <w:b/>
           <w:bCs/>
+        </w:rPr>
+        <w:t xml:space="preserve">Default:</w:t>
+      </w:r>
+      <w:r>
+        <w:t xml:space="preserve"> </w:t>
+      </w:r>
+      <w:r>
+        <w:t xml:space="preserve">engineering implements template changes from a spec maintained by clinical operations — clinical ops owns</w:t>
+      </w:r>
+      <w:r>
+        <w:t xml:space="preserve"> </w:t>
+      </w:r>
+      <w:r>
+        <w:rPr>
+          <w:i/>
+          <w:iCs/>
+        </w:rPr>
+        <w:t xml:space="preserve">what</w:t>
+      </w:r>
+      <w:r>
+        <w:t xml:space="preserve"> </w:t>
+      </w:r>
+      <w:r>
+        <w:t xml:space="preserve">should change, engineering implements via API or migration scripts. Works well when changes are infrequent or warrant review.</w:t>
+      </w:r>
+    </w:p>
+    <w:p>
+      <w:pPr>
+        <w:pStyle w:val="BodyText"/>
+      </w:pPr>
+      <w:r>
+        <w:t xml:space="preserve">If clinical ops needs to edit directly, the Medplum App provides a builder interface out of the box. It’s relatively bare-bones (FHIR-shaped), so customers wanting a more visual or user-friendly experience for non-technical users can build a custom admin UI on top.</w:t>
+      </w:r>
+    </w:p>
+    <w:p>
+      <w:pPr>
+        <w:pStyle w:val="BodyText"/>
+      </w:pPr>
+      <w:r>
+        <w:rPr>
           <w:b/>
-        </w:rPr>
-        <w:t xml:space="preserve">Default:</w:t>
-      </w:r>
-      <w:r>
-        <w:t xml:space="preserve"> </w:t>
-      </w:r>
-      <w:r>
-        <w:t xml:space="preserve">engineering implements template changes from a spec maintained by clinical operations — clinical ops owns</w:t>
-      </w:r>
-      <w:r>
-        <w:t xml:space="preserve"> </w:t>
-      </w:r>
-      <w:r>
-        <w:rPr>
-          <w:iCs/>
-          <w:i/>
-        </w:rPr>
-        <w:t xml:space="preserve">what</w:t>
-      </w:r>
-      <w:r>
-        <w:t xml:space="preserve"> </w:t>
-      </w:r>
-      <w:r>
-        <w:t xml:space="preserve">should change, engineering implements via API or migration scripts. Works well when changes are infrequent or warrant review.</w:t>
-      </w:r>
-    </w:p>
-    <w:p>
-      <w:pPr>
-        <w:pStyle w:val="BodyText"/>
-      </w:pPr>
-      <w:r>
-        <w:t xml:space="preserve">If clinical ops needs to edit directly, the Medplum App provides a builder interface out of the box. It’s relatively bare-bones (FHIR-shaped), so customers wanting a more visual or user-friendly experience for non-technical users can build a custom admin UI on top.</w:t>
-      </w:r>
-    </w:p>
-    <w:p>
-      <w:pPr>
-        <w:pStyle w:val="BodyText"/>
-      </w:pPr>
-      <w:r>
-        <w:rPr>
           <w:bCs/>
-          <w:b/>
         </w:rPr>
         <w:t xml:space="preserve">Questions:</w:t>
       </w:r>
     </w:p>
     <w:p>
       <w:pPr>
+        <w:pStyle w:val="Compact"/>
         <w:numPr>
           <w:ilvl w:val="0"/>
           <w:numId w:val="1009"/>
         </w:numPr>
-        <w:pStyle w:val="Compact"/>
       </w:pPr>
       <w:r>
         <w:t xml:space="preserve">Will engineering implement template changes from a clinical-ops spec, or does clinical ops need to edit directly?</w:t>
@@ -1784,8 +1782,8 @@
       </w:pPr>
       <w:r>
         <w:rPr>
+          <w:b/>
           <w:bCs/>
-          <w:b/>
         </w:rPr>
         <w:t xml:space="preserve">What the answers drive:</w:t>
       </w:r>
@@ -1794,9 +1792,8 @@
       <w:tblPr>
         <w:tblStyle w:val="Table"/>
         <w:tblW w:w="9360" w:type="dxa"/>
+        <w:tblLayout w:type="fixed"/>
         <w:tblLook w:firstRow="1" w:lastRow="0" w:firstColumn="0" w:lastColumn="0" w:noHBand="0" w:noVBand="0" w:val="0020"/>
-        <w:jc w:val="start"/>
-        <w:tblLayout w:type="fixed"/>
       </w:tblPr>
       <w:tblGrid>
         <w:gridCol w:w="4640"/>
@@ -1805,7 +1802,7 @@
       <w:tr>
         <w:trPr>
           <w:cantSplit/>
-          <w:tblHeader w:val="true"/>
+          <w:tblHeader w:val="on"/>
         </w:trPr>
         <w:tc>
           <w:tcPr/>
@@ -1891,9 +1888,9 @@
         </w:tc>
       </w:tr>
     </w:tbl>
-    <w:bookmarkEnd w:id="38"/>
-    <w:bookmarkEnd w:id="39"/>
-    <w:bookmarkEnd w:id="40"/>
+    <w:bookmarkEnd w:id="27"/>
+    <w:bookmarkEnd w:id="28"/>
+    <w:bookmarkEnd w:id="29"/>
     <w:p/>
     <w:sectPr>
       <w:pgSz w:h="15840" w:w="12240"/>
@@ -1932,14 +1929,14 @@
 <file path=word/numbering.xml><?xml version="1.0" encoding="utf-8"?>
 <w:numbering xmlns:w="http://schemas.openxmlformats.org/wordprocessingml/2006/main">
   <w:abstractNum w:abstractNumId="990">
-    <w:nsid w:val="A990"/>
+    <w:nsid w:val="0000A990"/>
     <w:multiLevelType w:val="multilevel"/>
     <w:lvl w:ilvl="0">
       <w:numFmt w:val="bullet"/>
       <w:lvlText w:val=" "/>
       <w:lvlJc w:val="left"/>
       <w:pPr>
-        <w:ind w:left="720" w:hanging="480"/>
+        <w:ind w:left="720" w:hanging="360"/>
       </w:pPr>
     </w:lvl>
     <w:lvl w:ilvl="1">
@@ -1947,7 +1944,7 @@
       <w:lvlText w:val=" "/>
       <w:lvlJc w:val="left"/>
       <w:pPr>
-        <w:ind w:left="1440" w:hanging="480"/>
+        <w:ind w:left="1440" w:hanging="360"/>
       </w:pPr>
     </w:lvl>
     <w:lvl w:ilvl="2">
@@ -1955,7 +1952,7 @@
       <w:lvlText w:val=" "/>
       <w:lvlJc w:val="left"/>
       <w:pPr>
-        <w:ind w:left="2160" w:hanging="480"/>
+        <w:ind w:left="2160" w:hanging="360"/>
       </w:pPr>
     </w:lvl>
     <w:lvl w:ilvl="3">
@@ -1963,7 +1960,7 @@
       <w:lvlText w:val=" "/>
       <w:lvlJc w:val="left"/>
       <w:pPr>
-        <w:ind w:left="2880" w:hanging="480"/>
+        <w:ind w:left="2880" w:hanging="360"/>
       </w:pPr>
     </w:lvl>
     <w:lvl w:ilvl="4">
@@ -1971,7 +1968,7 @@
       <w:lvlText w:val=" "/>
       <w:lvlJc w:val="left"/>
       <w:pPr>
-        <w:ind w:left="3600" w:hanging="480"/>
+        <w:ind w:left="3600" w:hanging="360"/>
       </w:pPr>
     </w:lvl>
     <w:lvl w:ilvl="5">
@@ -1979,7 +1976,7 @@
       <w:lvlText w:val=" "/>
       <w:lvlJc w:val="left"/>
       <w:pPr>
-        <w:ind w:left="4320" w:hanging="480"/>
+        <w:ind w:left="4320" w:hanging="360"/>
       </w:pPr>
     </w:lvl>
     <w:lvl w:ilvl="6">
@@ -1987,7 +1984,7 @@
       <w:lvlText w:val=" "/>
       <w:lvlJc w:val="left"/>
       <w:pPr>
-        <w:ind w:left="5040" w:hanging="480"/>
+        <w:ind w:left="5040" w:hanging="360"/>
       </w:pPr>
     </w:lvl>
     <w:lvl w:ilvl="7">
@@ -1995,7 +1992,7 @@
       <w:lvlText w:val=" "/>
       <w:lvlJc w:val="left"/>
       <w:pPr>
-        <w:ind w:left="5760" w:hanging="480"/>
+        <w:ind w:left="5760" w:hanging="360"/>
       </w:pPr>
     </w:lvl>
     <w:lvl w:ilvl="8">
@@ -2003,84 +2000,111 @@
       <w:lvlText w:val=" "/>
       <w:lvlJc w:val="left"/>
       <w:pPr>
-        <w:ind w:left="6480" w:hanging="480"/>
+        <w:ind w:left="6480" w:hanging="360"/>
       </w:pPr>
     </w:lvl>
   </w:abstractNum>
   <w:abstractNum w:abstractNumId="991">
-    <w:nsid w:val="A991"/>
+    <w:nsid w:val="0000A991"/>
     <w:multiLevelType w:val="multilevel"/>
     <w:lvl w:ilvl="0">
       <w:numFmt w:val="bullet"/>
-      <w:lvlText w:val="•"/>
+      <w:lvlText w:val=""/>
       <w:lvlJc w:val="left"/>
       <w:pPr>
-        <w:ind w:left="720" w:hanging="480"/>
-      </w:pPr>
+        <w:ind w:left="720" w:hanging="360"/>
+      </w:pPr>
+      <w:rPr>
+        <w:rFonts w:ascii="Symbol" w:hAnsi="Symbol" w:cs="Symbol" w:hint="default"/>
+      </w:rPr>
     </w:lvl>
     <w:lvl w:ilvl="1">
       <w:numFmt w:val="bullet"/>
-      <w:lvlText w:val="–"/>
+      <w:lvlText w:val="o"/>
       <w:lvlJc w:val="left"/>
       <w:pPr>
-        <w:ind w:left="1440" w:hanging="480"/>
-      </w:pPr>
+        <w:ind w:left="1440" w:hanging="360"/>
+      </w:pPr>
+      <w:rPr>
+        <w:rFonts w:ascii="Courier New" w:hAnsi="Courier New" w:cs="Courier New" w:hint="default"/>
+      </w:rPr>
     </w:lvl>
     <w:lvl w:ilvl="2">
       <w:numFmt w:val="bullet"/>
-      <w:lvlText w:val="•"/>
+      <w:lvlText w:val=""/>
       <w:lvlJc w:val="left"/>
       <w:pPr>
-        <w:ind w:left="2160" w:hanging="480"/>
-      </w:pPr>
+        <w:ind w:left="2160" w:hanging="360"/>
+      </w:pPr>
+      <w:rPr>
+        <w:rFonts w:ascii="Wingdings" w:hAnsi="Wingdings" w:cs="Wingdings" w:hint="default"/>
+      </w:rPr>
     </w:lvl>
     <w:lvl w:ilvl="3">
       <w:numFmt w:val="bullet"/>
-      <w:lvlText w:val="–"/>
+      <w:lvlText w:val=""/>
       <w:lvlJc w:val="left"/>
       <w:pPr>
-        <w:ind w:left="2880" w:hanging="480"/>
-      </w:pPr>
+        <w:ind w:left="2880" w:hanging="360"/>
+      </w:pPr>
+      <w:rPr>
+        <w:rFonts w:ascii="Symbol" w:hAnsi="Symbol" w:cs="Symbol" w:hint="default"/>
+      </w:rPr>
     </w:lvl>
     <w:lvl w:ilvl="4">
       <w:numFmt w:val="bullet"/>
-      <w:lvlText w:val="•"/>
+      <w:lvlText w:val="o"/>
       <w:lvlJc w:val="left"/>
       <w:pPr>
-        <w:ind w:left="3600" w:hanging="480"/>
-      </w:pPr>
+        <w:ind w:left="3600" w:hanging="360"/>
+      </w:pPr>
+      <w:rPr>
+        <w:rFonts w:ascii="Courier New" w:hAnsi="Courier New" w:cs="Courier New" w:hint="default"/>
+      </w:rPr>
     </w:lvl>
     <w:lvl w:ilvl="5">
       <w:numFmt w:val="bullet"/>
-      <w:lvlText w:val="–"/>
+      <w:lvlText w:val=""/>
       <w:lvlJc w:val="left"/>
       <w:pPr>
-        <w:ind w:left="4320" w:hanging="480"/>
-      </w:pPr>
+        <w:ind w:left="4320" w:hanging="360"/>
+      </w:pPr>
+      <w:rPr>
+        <w:rFonts w:ascii="Wingdings" w:hAnsi="Wingdings" w:cs="Wingdings" w:hint="default"/>
+      </w:rPr>
     </w:lvl>
     <w:lvl w:ilvl="6">
       <w:numFmt w:val="bullet"/>
-      <w:lvlText w:val="•"/>
+      <w:lvlText w:val=""/>
       <w:lvlJc w:val="left"/>
       <w:pPr>
-        <w:ind w:left="5040" w:hanging="480"/>
-      </w:pPr>
+        <w:ind w:left="5040" w:hanging="360"/>
+      </w:pPr>
+      <w:rPr>
+        <w:rFonts w:ascii="Symbol" w:hAnsi="Symbol" w:cs="Symbol" w:hint="default"/>
+      </w:rPr>
     </w:lvl>
     <w:lvl w:ilvl="7">
       <w:numFmt w:val="bullet"/>
-      <w:lvlText w:val="–"/>
+      <w:lvlText w:val="o"/>
       <w:lvlJc w:val="left"/>
       <w:pPr>
-        <w:ind w:left="5760" w:hanging="480"/>
-      </w:pPr>
+        <w:ind w:left="5760" w:hanging="360"/>
+      </w:pPr>
+      <w:rPr>
+        <w:rFonts w:ascii="Courier New" w:hAnsi="Courier New" w:cs="Courier New" w:hint="default"/>
+      </w:rPr>
     </w:lvl>
     <w:lvl w:ilvl="8">
       <w:numFmt w:val="bullet"/>
-      <w:lvlText w:val="•"/>
+      <w:lvlText w:val=""/>
       <w:lvlJc w:val="left"/>
       <w:pPr>
-        <w:ind w:left="6480" w:hanging="480"/>
-      </w:pPr>
+        <w:ind w:left="6480" w:hanging="360"/>
+      </w:pPr>
+      <w:rPr>
+        <w:rFonts w:ascii="Wingdings" w:hAnsi="Wingdings" w:cs="Wingdings" w:hint="default"/>
+      </w:rPr>
     </w:lvl>
   </w:abstractNum>
   <w:num w:numId="1000">
@@ -2792,8 +2816,8 @@
     <w:name w:val="KeywordTok"/>
     <w:basedOn w:val="VerbatimChar"/>
     <w:rPr>
+      <w:b/>
       <w:color w:val="007020"/>
-      <w:b/>
     </w:rPr>
   </w:style>
   <w:style w:type="character" w:customStyle="1" w:styleId="DataTypeTok">
@@ -2870,42 +2894,42 @@
     <w:name w:val="ImportTok"/>
     <w:basedOn w:val="VerbatimChar"/>
     <w:rPr>
+      <w:b/>
       <w:color w:val="008000"/>
-      <w:b/>
     </w:rPr>
   </w:style>
   <w:style w:type="character" w:customStyle="1" w:styleId="CommentTok">
     <w:name w:val="CommentTok"/>
     <w:basedOn w:val="VerbatimChar"/>
     <w:rPr>
+      <w:i/>
       <w:color w:val="60a0b0"/>
-      <w:i/>
     </w:rPr>
   </w:style>
   <w:style w:type="character" w:customStyle="1" w:styleId="DocumentationTok">
     <w:name w:val="DocumentationTok"/>
     <w:basedOn w:val="VerbatimChar"/>
     <w:rPr>
+      <w:i/>
       <w:color w:val="ba2121"/>
-      <w:i/>
     </w:rPr>
   </w:style>
   <w:style w:type="character" w:customStyle="1" w:styleId="AnnotationTok">
     <w:name w:val="AnnotationTok"/>
     <w:basedOn w:val="VerbatimChar"/>
     <w:rPr>
-      <w:color w:val="60a0b0"/>
       <w:b/>
       <w:i/>
+      <w:color w:val="60a0b0"/>
     </w:rPr>
   </w:style>
   <w:style w:type="character" w:customStyle="1" w:styleId="CommentVarTok">
     <w:name w:val="CommentVarTok"/>
     <w:basedOn w:val="VerbatimChar"/>
     <w:rPr>
-      <w:color w:val="60a0b0"/>
       <w:b/>
       <w:i/>
+      <w:color w:val="60a0b0"/>
     </w:rPr>
   </w:style>
   <w:style w:type="character" w:customStyle="1" w:styleId="OtherTok">
@@ -2933,8 +2957,8 @@
     <w:name w:val="ControlFlowTok"/>
     <w:basedOn w:val="VerbatimChar"/>
     <w:rPr>
+      <w:b/>
       <w:color w:val="007020"/>
-      <w:b/>
     </w:rPr>
   </w:style>
   <w:style w:type="character" w:customStyle="1" w:styleId="OperatorTok">
@@ -2979,34 +3003,34 @@
     <w:name w:val="InformationTok"/>
     <w:basedOn w:val="VerbatimChar"/>
     <w:rPr>
-      <w:color w:val="60a0b0"/>
       <w:b/>
       <w:i/>
+      <w:color w:val="60a0b0"/>
     </w:rPr>
   </w:style>
   <w:style w:type="character" w:customStyle="1" w:styleId="WarningTok">
     <w:name w:val="WarningTok"/>
     <w:basedOn w:val="VerbatimChar"/>
     <w:rPr>
-      <w:color w:val="60a0b0"/>
       <w:b/>
       <w:i/>
+      <w:color w:val="60a0b0"/>
     </w:rPr>
   </w:style>
   <w:style w:type="character" w:customStyle="1" w:styleId="AlertTok">
     <w:name w:val="AlertTok"/>
     <w:basedOn w:val="VerbatimChar"/>
     <w:rPr>
+      <w:b/>
       <w:color w:val="ff0000"/>
-      <w:b/>
     </w:rPr>
   </w:style>
   <w:style w:type="character" w:customStyle="1" w:styleId="ErrorTok">
     <w:name w:val="ErrorTok"/>
     <w:basedOn w:val="VerbatimChar"/>
     <w:rPr>
+      <w:b/>
       <w:color w:val="ff0000"/>
-      <w:b/>
     </w:rPr>
   </w:style>
   <w:style w:type="character" w:customStyle="1" w:styleId="NormalTok">

--- a/packages/docs/static/decision-guides/charting.docx
+++ b/packages/docs/static/decision-guides/charting.docx
@@ -11,18 +11,18 @@
           <wp:inline>
             <wp:extent cx="5943600" cy="1289649"/>
             <wp:effectExtent b="0" l="0" r="0" t="0"/>
-            <wp:docPr descr="Medplum" title="" id="10" name="Picture"/>
+            <wp:docPr descr="Medplum" title="" id="21" name="Picture"/>
             <a:graphic>
               <a:graphicData uri="http://schemas.openxmlformats.org/drawingml/2006/picture">
                 <pic:pic>
                   <pic:nvPicPr>
-                    <pic:cNvPr descr="medplum-wordmark-grape.png" id="11" name="Picture"/>
+                    <pic:cNvPr descr="medplum-wordmark-grape.png" id="22" name="Picture"/>
                     <pic:cNvPicPr>
                       <a:picLocks noChangeArrowheads="1" noChangeAspect="1"/>
                     </pic:cNvPicPr>
                   </pic:nvPicPr>
                   <pic:blipFill>
-                    <a:blip r:embed="rId9"/>
+                    <a:blip r:embed="rId20"/>
                     <a:stretch>
                       <a:fillRect/>
                     </a:stretch>
@@ -49,7 +49,7 @@
         </w:drawing>
       </w:r>
     </w:p>
-    <w:bookmarkStart w:id="29" w:name="charting-decision-guide"/>
+    <w:bookmarkStart w:id="40" w:name="charting-decision-guide"/>
     <w:p>
       <w:pPr>
         <w:pStyle w:val="Heading1"/>
@@ -72,135 +72,135 @@
       </w:pPr>
       <w:r>
         <w:rPr>
+          <w:iCs/>
           <w:i/>
+        </w:rPr>
+        <w:t xml:space="preserve">Companion to the</w:t>
+      </w:r>
+      <w:r>
+        <w:rPr>
           <w:iCs/>
-        </w:rPr>
-        <w:t xml:space="preserve">Companion to the</w:t>
-      </w:r>
-      <w:r>
-        <w:rPr>
           <w:i/>
-          <w:iCs/>
         </w:rPr>
         <w:t xml:space="preserve"> </w:t>
       </w:r>
-      <w:hyperlink r:id="rId12">
+      <w:hyperlink r:id="rId23">
         <w:r>
           <w:rPr>
             <w:rStyle w:val="Hyperlink"/>
+            <w:iCs/>
             <w:i/>
-            <w:iCs/>
           </w:rPr>
           <w:t xml:space="preserve">Charting</w:t>
         </w:r>
       </w:hyperlink>
       <w:r>
         <w:rPr>
+          <w:iCs/>
           <w:i/>
+        </w:rPr>
+        <w:t xml:space="preserve"> </w:t>
+      </w:r>
+      <w:r>
+        <w:rPr>
           <w:iCs/>
+          <w:i/>
+        </w:rPr>
+        <w:t xml:space="preserve">docs (SOAP notes, diagnoses, vitals, allergies), plus</w:t>
+      </w:r>
+      <w:r>
+        <w:rPr>
+          <w:iCs/>
+          <w:i/>
         </w:rPr>
         <w:t xml:space="preserve"> </w:t>
       </w:r>
-      <w:r>
-        <w:rPr>
-          <w:i/>
-          <w:iCs/>
-        </w:rPr>
-        <w:t xml:space="preserve">docs (SOAP notes, diagnoses, vitals, allergies), plus</w:t>
-      </w:r>
-      <w:r>
-        <w:rPr>
-          <w:i/>
-          <w:iCs/>
-        </w:rPr>
-        <w:t xml:space="preserve"> </w:t>
-      </w:r>
-      <w:hyperlink r:id="rId13">
+      <w:hyperlink r:id="rId24">
         <w:r>
           <w:rPr>
             <w:rStyle w:val="Hyperlink"/>
+            <w:iCs/>
             <w:i/>
-            <w:iCs/>
           </w:rPr>
           <w:t xml:space="preserve">Provider Visits</w:t>
         </w:r>
       </w:hyperlink>
       <w:r>
         <w:rPr>
+          <w:iCs/>
           <w:i/>
+        </w:rPr>
+        <w:t xml:space="preserve">,</w:t>
+      </w:r>
+      <w:r>
+        <w:rPr>
           <w:iCs/>
-        </w:rPr>
-        <w:t xml:space="preserve">,</w:t>
-      </w:r>
-      <w:r>
-        <w:rPr>
           <w:i/>
-          <w:iCs/>
         </w:rPr>
         <w:t xml:space="preserve"> </w:t>
       </w:r>
-      <w:hyperlink r:id="rId14">
+      <w:hyperlink r:id="rId25">
         <w:r>
           <w:rPr>
             <w:rStyle w:val="Hyperlink"/>
+            <w:iCs/>
             <w:i/>
-            <w:iCs/>
           </w:rPr>
           <w:t xml:space="preserve">Structured Data Capture</w:t>
         </w:r>
       </w:hyperlink>
       <w:r>
         <w:rPr>
+          <w:iCs/>
           <w:i/>
+        </w:rPr>
+        <w:t xml:space="preserve">,</w:t>
+      </w:r>
+      <w:r>
+        <w:rPr>
           <w:iCs/>
-        </w:rPr>
-        <w:t xml:space="preserve">,</w:t>
-      </w:r>
-      <w:r>
-        <w:rPr>
           <w:i/>
-          <w:iCs/>
         </w:rPr>
         <w:t xml:space="preserve"> </w:t>
       </w:r>
-      <w:hyperlink r:id="rId15">
+      <w:hyperlink r:id="rId26">
         <w:r>
           <w:rPr>
             <w:rStyle w:val="VerbatimChar"/>
+            <w:iCs/>
             <w:i/>
-            <w:iCs/>
           </w:rPr>
           <w:t xml:space="preserve">PlanDefinition $apply</w:t>
         </w:r>
       </w:hyperlink>
       <w:r>
         <w:rPr>
+          <w:iCs/>
           <w:i/>
+        </w:rPr>
+        <w:t xml:space="preserve">, and</w:t>
+      </w:r>
+      <w:r>
+        <w:rPr>
           <w:iCs/>
-        </w:rPr>
-        <w:t xml:space="preserve">, and</w:t>
-      </w:r>
-      <w:r>
-        <w:rPr>
           <w:i/>
-          <w:iCs/>
         </w:rPr>
         <w:t xml:space="preserve"> </w:t>
       </w:r>
-      <w:hyperlink r:id="rId16">
+      <w:hyperlink r:id="rId27">
         <w:r>
           <w:rPr>
             <w:rStyle w:val="VerbatimChar"/>
+            <w:iCs/>
             <w:i/>
-            <w:iCs/>
           </w:rPr>
           <w:t xml:space="preserve">QuestionnaireResponse $extract</w:t>
         </w:r>
       </w:hyperlink>
       <w:r>
         <w:rPr>
+          <w:iCs/>
           <w:i/>
-          <w:iCs/>
         </w:rPr>
         <w:t xml:space="preserve">.</w:t>
       </w:r>
@@ -212,7 +212,7 @@
         </w:pict>
       </w:r>
     </w:p>
-    <w:bookmarkStart w:id="20" w:name="section-1-use-case-clinical-context"/>
+    <w:bookmarkStart w:id="31" w:name="section-1-use-case-clinical-context"/>
     <w:p>
       <w:pPr>
         <w:pStyle w:val="Heading2"/>
@@ -221,7 +221,7 @@
         <w:t xml:space="preserve">Section 1: Use Case &amp; Clinical Context</w:t>
       </w:r>
     </w:p>
-    <w:bookmarkStart w:id="17" w:name="what-care-setting-and-specialty"/>
+    <w:bookmarkStart w:id="28" w:name="what-care-setting-and-specialty"/>
     <w:p>
       <w:pPr>
         <w:pStyle w:val="Heading3"/>
@@ -232,11 +232,11 @@
     </w:p>
     <w:p>
       <w:pPr>
-        <w:pStyle w:val="Compact"/>
         <w:numPr>
           <w:ilvl w:val="0"/>
           <w:numId w:val="1001"/>
         </w:numPr>
+        <w:pStyle w:val="Compact"/>
       </w:pPr>
       <w:r>
         <w:t xml:space="preserve">Primary care</w:t>
@@ -244,11 +244,11 @@
     </w:p>
     <w:p>
       <w:pPr>
-        <w:pStyle w:val="Compact"/>
         <w:numPr>
           <w:ilvl w:val="0"/>
           <w:numId w:val="1001"/>
         </w:numPr>
+        <w:pStyle w:val="Compact"/>
       </w:pPr>
       <w:r>
         <w:t xml:space="preserve">Urgent care</w:t>
@@ -256,11 +256,11 @@
     </w:p>
     <w:p>
       <w:pPr>
-        <w:pStyle w:val="Compact"/>
         <w:numPr>
           <w:ilvl w:val="0"/>
           <w:numId w:val="1001"/>
         </w:numPr>
+        <w:pStyle w:val="Compact"/>
       </w:pPr>
       <w:r>
         <w:t xml:space="preserve">Specialty (cardiology, dermatology, orthopedics, etc.)</w:t>
@@ -268,11 +268,11 @@
     </w:p>
     <w:p>
       <w:pPr>
-        <w:pStyle w:val="Compact"/>
         <w:numPr>
           <w:ilvl w:val="0"/>
           <w:numId w:val="1001"/>
         </w:numPr>
+        <w:pStyle w:val="Compact"/>
       </w:pPr>
       <w:r>
         <w:t xml:space="preserve">Behavioral health</w:t>
@@ -280,11 +280,11 @@
     </w:p>
     <w:p>
       <w:pPr>
-        <w:pStyle w:val="Compact"/>
         <w:numPr>
           <w:ilvl w:val="0"/>
           <w:numId w:val="1001"/>
         </w:numPr>
+        <w:pStyle w:val="Compact"/>
       </w:pPr>
       <w:r>
         <w:t xml:space="preserve">Multi-specialty / mixed</w:t>
@@ -296,14 +296,14 @@
       </w:pPr>
       <w:r>
         <w:rPr>
+          <w:iCs/>
           <w:i/>
-          <w:iCs/>
         </w:rPr>
         <w:t xml:space="preserve">Why it matters: care settings have different visit templates and charting needs. Behavioral health leans on standardized screening instruments; primary care emphasizes vitals and preventive care; specialty care often runs on protocol-driven order sets. Shapes every Visit Template in §2.1.</w:t>
       </w:r>
     </w:p>
-    <w:bookmarkEnd w:id="17"/>
-    <w:bookmarkStart w:id="18" w:name="what-types-of-encounters-will-be-charted"/>
+    <w:bookmarkEnd w:id="28"/>
+    <w:bookmarkStart w:id="29" w:name="what-types-of-encounters-will-be-charted"/>
     <w:p>
       <w:pPr>
         <w:pStyle w:val="Heading3"/>
@@ -314,11 +314,11 @@
     </w:p>
     <w:p>
       <w:pPr>
-        <w:pStyle w:val="Compact"/>
         <w:numPr>
           <w:ilvl w:val="0"/>
           <w:numId w:val="1002"/>
         </w:numPr>
+        <w:pStyle w:val="Compact"/>
       </w:pPr>
       <w:r>
         <w:t xml:space="preserve">In-person visits</w:t>
@@ -326,11 +326,11 @@
     </w:p>
     <w:p>
       <w:pPr>
-        <w:pStyle w:val="Compact"/>
         <w:numPr>
           <w:ilvl w:val="0"/>
           <w:numId w:val="1002"/>
         </w:numPr>
+        <w:pStyle w:val="Compact"/>
       </w:pPr>
       <w:r>
         <w:t xml:space="preserve">Telehealth visits</w:t>
@@ -338,11 +338,11 @@
     </w:p>
     <w:p>
       <w:pPr>
-        <w:pStyle w:val="Compact"/>
         <w:numPr>
           <w:ilvl w:val="0"/>
           <w:numId w:val="1002"/>
         </w:numPr>
+        <w:pStyle w:val="Compact"/>
       </w:pPr>
       <w:r>
         <w:t xml:space="preserve">Async / messaging-based encounters</w:t>
@@ -350,11 +350,11 @@
     </w:p>
     <w:p>
       <w:pPr>
-        <w:pStyle w:val="Compact"/>
         <w:numPr>
           <w:ilvl w:val="0"/>
           <w:numId w:val="1002"/>
         </w:numPr>
+        <w:pStyle w:val="Compact"/>
       </w:pPr>
       <w:r>
         <w:t xml:space="preserve">Group visits</w:t>
@@ -362,11 +362,11 @@
     </w:p>
     <w:p>
       <w:pPr>
-        <w:pStyle w:val="Compact"/>
         <w:numPr>
           <w:ilvl w:val="0"/>
           <w:numId w:val="1002"/>
         </w:numPr>
+        <w:pStyle w:val="Compact"/>
       </w:pPr>
       <w:r>
         <w:t xml:space="preserve">Some combination</w:t>
@@ -378,14 +378,14 @@
       </w:pPr>
       <w:r>
         <w:rPr>
+          <w:iCs/>
           <w:i/>
-          <w:iCs/>
         </w:rPr>
         <w:t xml:space="preserve">Why it matters: encounter types may need distinct Visit Templates. Async encounters chart differently — the Subjective section may come from a messaging thread. Group visits raise the question of one note per patient vs. a shared note.</w:t>
       </w:r>
     </w:p>
-    <w:bookmarkEnd w:id="18"/>
-    <w:bookmarkStart w:id="19" w:name="X6b0464808ee0b08c579960e184a1baf38454b68"/>
+    <w:bookmarkEnd w:id="29"/>
+    <w:bookmarkStart w:id="30" w:name="X6b0464808ee0b08c579960e184a1baf38454b68"/>
     <w:p>
       <w:pPr>
         <w:pStyle w:val="Heading3"/>
@@ -396,11 +396,11 @@
     </w:p>
     <w:p>
       <w:pPr>
-        <w:pStyle w:val="Compact"/>
         <w:numPr>
           <w:ilvl w:val="0"/>
           <w:numId w:val="1003"/>
         </w:numPr>
+        <w:pStyle w:val="Compact"/>
       </w:pPr>
       <w:r>
         <w:t xml:space="preserve">What EHR or charting tool are clinicians coming from?</w:t>
@@ -408,11 +408,11 @@
     </w:p>
     <w:p>
       <w:pPr>
-        <w:pStyle w:val="Compact"/>
         <w:numPr>
           <w:ilvl w:val="0"/>
           <w:numId w:val="1003"/>
         </w:numPr>
+        <w:pStyle w:val="Compact"/>
       </w:pPr>
       <w:r>
         <w:t xml:space="preserve">What note formats or workflows do they want to preserve?</w:t>
@@ -420,11 +420,11 @@
     </w:p>
     <w:p>
       <w:pPr>
-        <w:pStyle w:val="Compact"/>
         <w:numPr>
           <w:ilvl w:val="0"/>
           <w:numId w:val="1003"/>
         </w:numPr>
+        <w:pStyle w:val="Compact"/>
       </w:pPr>
       <w:r>
         <w:t xml:space="preserve">What gaps drove the move?</w:t>
@@ -436,8 +436,8 @@
       </w:pPr>
       <w:r>
         <w:rPr>
+          <w:iCs/>
           <w:i/>
-          <w:iCs/>
         </w:rPr>
         <w:t xml:space="preserve">Why it matters: charting changes have high adoption risk. Knowing what clinicians expect to stay the same is as important as knowing what to improve.</w:t>
       </w:r>
@@ -449,9 +449,9 @@
         </w:pict>
       </w:r>
     </w:p>
-    <w:bookmarkEnd w:id="19"/>
-    <w:bookmarkEnd w:id="20"/>
-    <w:bookmarkStart w:id="28" w:name="section-2-key-decisions"/>
+    <w:bookmarkEnd w:id="30"/>
+    <w:bookmarkEnd w:id="31"/>
+    <w:bookmarkStart w:id="39" w:name="section-2-key-decisions"/>
     <w:p>
       <w:pPr>
         <w:pStyle w:val="Heading2"/>
@@ -460,7 +460,7 @@
         <w:t xml:space="preserve">Section 2: Key Decisions</w:t>
       </w:r>
     </w:p>
-    <w:bookmarkStart w:id="22" w:name="X5867a1e1c3a7e9a9e7812a99386f911286d4d65"/>
+    <w:bookmarkStart w:id="33" w:name="X5867a1e1c3a7e9a9e7812a99386f911286d4d65"/>
     <w:p>
       <w:pPr>
         <w:pStyle w:val="Heading3"/>
@@ -498,8 +498,8 @@
       </w:pPr>
       <w:r>
         <w:rPr>
+          <w:bCs/>
           <w:b/>
-          <w:bCs/>
         </w:rPr>
         <w:t xml:space="preserve">⚠ Visit types are the bridge to scheduling.</w:t>
       </w:r>
@@ -512,7 +512,7 @@
       <w:r>
         <w:t xml:space="preserve"> </w:t>
       </w:r>
-      <w:hyperlink r:id="rId21">
+      <w:hyperlink r:id="rId32">
         <w:r>
           <w:rPr>
             <w:rStyle w:val="Hyperlink"/>
@@ -530,19 +530,19 @@
       </w:pPr>
       <w:r>
         <w:rPr>
+          <w:bCs/>
           <w:b/>
-          <w:bCs/>
         </w:rPr>
         <w:t xml:space="preserve">Questions:</w:t>
       </w:r>
     </w:p>
     <w:p>
       <w:pPr>
-        <w:pStyle w:val="Compact"/>
         <w:numPr>
           <w:ilvl w:val="0"/>
           <w:numId w:val="1004"/>
         </w:numPr>
+        <w:pStyle w:val="Compact"/>
       </w:pPr>
       <w:r>
         <w:t xml:space="preserve">What are the distinct visit types? (annual wellness, acute sick, behavioral health intake, post-op follow-up, specialty consult, etc.)</w:t>
@@ -550,11 +550,11 @@
     </w:p>
     <w:p>
       <w:pPr>
-        <w:pStyle w:val="Compact"/>
         <w:numPr>
           <w:ilvl w:val="0"/>
           <w:numId w:val="1004"/>
         </w:numPr>
+        <w:pStyle w:val="Compact"/>
       </w:pPr>
       <w:r>
         <w:t xml:space="preserve">For each visit type, what does the clinician do during the encounter?</w:t>
@@ -562,11 +562,11 @@
     </w:p>
     <w:p>
       <w:pPr>
-        <w:pStyle w:val="Compact"/>
         <w:numPr>
           <w:ilvl w:val="1"/>
           <w:numId w:val="1005"/>
         </w:numPr>
+        <w:pStyle w:val="Compact"/>
       </w:pPr>
       <w:r>
         <w:t xml:space="preserve">Measurements (vitals — BP, HR, weight, BMI, temp, SpO2)</w:t>
@@ -574,11 +574,11 @@
     </w:p>
     <w:p>
       <w:pPr>
-        <w:pStyle w:val="Compact"/>
         <w:numPr>
           <w:ilvl w:val="1"/>
           <w:numId w:val="1005"/>
         </w:numPr>
+        <w:pStyle w:val="Compact"/>
       </w:pPr>
       <w:r>
         <w:t xml:space="preserve">Screening instruments (PHQ-9, GAD-7, AUDIT, fall risk, pediatric screens)</w:t>
@@ -586,11 +586,11 @@
     </w:p>
     <w:p>
       <w:pPr>
-        <w:pStyle w:val="Compact"/>
         <w:numPr>
           <w:ilvl w:val="1"/>
           <w:numId w:val="1005"/>
         </w:numPr>
+        <w:pStyle w:val="Compact"/>
       </w:pPr>
       <w:r>
         <w:t xml:space="preserve">Orders (labs, imaging, referrals, prescriptions)</w:t>
@@ -598,11 +598,11 @@
     </w:p>
     <w:p>
       <w:pPr>
-        <w:pStyle w:val="Compact"/>
         <w:numPr>
           <w:ilvl w:val="1"/>
           <w:numId w:val="1005"/>
         </w:numPr>
+        <w:pStyle w:val="Compact"/>
       </w:pPr>
       <w:r>
         <w:t xml:space="preserve">Narrative documentation</w:t>
@@ -610,11 +610,11 @@
     </w:p>
     <w:p>
       <w:pPr>
-        <w:pStyle w:val="Compact"/>
         <w:numPr>
           <w:ilvl w:val="1"/>
           <w:numId w:val="1005"/>
         </w:numPr>
+        <w:pStyle w:val="Compact"/>
       </w:pPr>
       <w:r>
         <w:t xml:space="preserve">Review of patient history (problem list, allergies, meds)</w:t>
@@ -626,8 +626,8 @@
       </w:pPr>
       <w:r>
         <w:rPr>
+          <w:bCs/>
           <w:b/>
-          <w:bCs/>
         </w:rPr>
         <w:t xml:space="preserve">What the answers drive:</w:t>
       </w:r>
@@ -644,8 +644,9 @@
       <w:tblPr>
         <w:tblStyle w:val="Table"/>
         <w:tblW w:w="9360" w:type="dxa"/>
+        <w:tblLook w:firstRow="1" w:lastRow="0" w:firstColumn="0" w:lastColumn="0" w:noHBand="0" w:noVBand="0" w:val="0020"/>
+        <w:jc w:val="start"/>
         <w:tblLayout w:type="fixed"/>
-        <w:tblLook w:firstRow="1" w:lastRow="0" w:firstColumn="0" w:lastColumn="0" w:noHBand="0" w:noVBand="0" w:val="0020"/>
       </w:tblPr>
       <w:tblGrid>
         <w:gridCol w:w="4441"/>
@@ -654,7 +655,7 @@
       <w:tr>
         <w:trPr>
           <w:cantSplit/>
-          <w:tblHeader w:val="on"/>
+          <w:tblHeader w:val="true"/>
         </w:trPr>
         <w:tc>
           <w:tcPr/>
@@ -816,7 +817,13 @@
               <w:t xml:space="preserve"> </w:t>
             </w:r>
             <w:r>
-              <w:t xml:space="preserve">‘Assessment’</w:t>
+              <w:t xml:space="preserve">‘</w:t>
+            </w:r>
+            <w:r>
+              <w:t xml:space="preserve">Assessment</w:t>
+            </w:r>
+            <w:r>
+              <w:t xml:space="preserve">’</w:t>
             </w:r>
             <w:r>
               <w:t xml:space="preserve"> </w:t>
@@ -872,8 +879,8 @@
         </w:pict>
       </w:r>
     </w:p>
-    <w:bookmarkEnd w:id="22"/>
-    <w:bookmarkStart w:id="24" w:name="how-structured-should-the-chart-be"/>
+    <w:bookmarkEnd w:id="33"/>
+    <w:bookmarkStart w:id="35" w:name="how-structured-should-the-chart-be"/>
     <w:p>
       <w:pPr>
         <w:pStyle w:val="Heading3"/>
@@ -888,8 +895,8 @@
       </w:pPr>
       <w:r>
         <w:rPr>
+          <w:bCs/>
           <w:b/>
-          <w:bCs/>
         </w:rPr>
         <w:t xml:space="preserve">Medplum Recommendation:</w:t>
       </w:r>
@@ -902,7 +909,7 @@
       <w:r>
         <w:t xml:space="preserve"> </w:t>
       </w:r>
-      <w:hyperlink r:id="rId23">
+      <w:hyperlink r:id="rId34">
         <w:r>
           <w:rPr>
             <w:rStyle w:val="Hyperlink"/>
@@ -932,37 +939,37 @@
       </w:pPr>
       <w:r>
         <w:rPr>
+          <w:bCs/>
           <w:b/>
+        </w:rPr>
+        <w:t xml:space="preserve">⚠ Recommended pattern.</w:t>
+      </w:r>
+      <w:r>
+        <w:t xml:space="preserve"> </w:t>
+      </w:r>
+      <w:r>
+        <w:t xml:space="preserve">Surface a patient sidebar (problem list, allergies, active medications) alongside the active note, with inline edit.</w:t>
+      </w:r>
+    </w:p>
+    <w:p>
+      <w:pPr>
+        <w:pStyle w:val="BodyText"/>
+      </w:pPr>
+      <w:r>
+        <w:rPr>
           <w:bCs/>
-        </w:rPr>
-        <w:t xml:space="preserve">⚠ Recommended pattern.</w:t>
-      </w:r>
-      <w:r>
-        <w:t xml:space="preserve"> </w:t>
-      </w:r>
-      <w:r>
-        <w:t xml:space="preserve">Surface a patient sidebar (problem list, allergies, active medications) alongside the active note, with inline edit.</w:t>
-      </w:r>
-    </w:p>
-    <w:p>
-      <w:pPr>
-        <w:pStyle w:val="BodyText"/>
-      </w:pPr>
-      <w:r>
-        <w:rPr>
           <w:b/>
-          <w:bCs/>
         </w:rPr>
         <w:t xml:space="preserve">Questions:</w:t>
       </w:r>
     </w:p>
     <w:p>
       <w:pPr>
-        <w:pStyle w:val="Compact"/>
         <w:numPr>
           <w:ilvl w:val="0"/>
           <w:numId w:val="1006"/>
         </w:numPr>
+        <w:pStyle w:val="Compact"/>
       </w:pPr>
       <w:r>
         <w:t xml:space="preserve">For each visit type from §2.1, what mix of structured forms vs. free-text does the workflow require?</w:t>
@@ -970,11 +977,11 @@
     </w:p>
     <w:p>
       <w:pPr>
-        <w:pStyle w:val="Compact"/>
         <w:numPr>
           <w:ilvl w:val="0"/>
           <w:numId w:val="1006"/>
         </w:numPr>
+        <w:pStyle w:val="Compact"/>
       </w:pPr>
       <w:r>
         <w:t xml:space="preserve">Are orders placed inline within the chart, or in a separate orders area?</w:t>
@@ -986,8 +993,8 @@
       </w:pPr>
       <w:r>
         <w:rPr>
+          <w:bCs/>
           <w:b/>
-          <w:bCs/>
         </w:rPr>
         <w:t xml:space="preserve">What the answers drive:</w:t>
       </w:r>
@@ -996,8 +1003,9 @@
       <w:tblPr>
         <w:tblStyle w:val="Table"/>
         <w:tblW w:w="9360" w:type="dxa"/>
+        <w:tblLook w:firstRow="1" w:lastRow="0" w:firstColumn="0" w:lastColumn="0" w:noHBand="0" w:noVBand="0" w:val="0020"/>
+        <w:jc w:val="start"/>
         <w:tblLayout w:type="fixed"/>
-        <w:tblLook w:firstRow="1" w:lastRow="0" w:firstColumn="0" w:lastColumn="0" w:noHBand="0" w:noVBand="0" w:val="0020"/>
       </w:tblPr>
       <w:tblGrid>
         <w:gridCol w:w="2412"/>
@@ -1007,7 +1015,7 @@
       <w:tr>
         <w:trPr>
           <w:cantSplit/>
-          <w:tblHeader w:val="on"/>
+          <w:tblHeader w:val="true"/>
         </w:trPr>
         <w:tc>
           <w:tcPr/>
@@ -1136,8 +1144,8 @@
         </w:pict>
       </w:r>
     </w:p>
-    <w:bookmarkEnd w:id="24"/>
-    <w:bookmarkStart w:id="25" w:name="X5adc9c6238bb5dfd2d9d53b6e8f4a256fd3b32d"/>
+    <w:bookmarkEnd w:id="35"/>
+    <w:bookmarkStart w:id="36" w:name="X5adc9c6238bb5dfd2d9d53b6e8f4a256fd3b32d"/>
     <w:p>
       <w:pPr>
         <w:pStyle w:val="Heading3"/>
@@ -1152,50 +1160,50 @@
       </w:pPr>
       <w:r>
         <w:rPr>
+          <w:bCs/>
           <w:b/>
+        </w:rPr>
+        <w:t xml:space="preserve">Medplum Recommendation:</w:t>
+      </w:r>
+      <w:r>
+        <w:t xml:space="preserve"> </w:t>
+      </w:r>
+      <w:r>
+        <w:t xml:space="preserve">always parse — without parsing, form data isn’t queryable for analytics, alerting, or dashboards. The decision is</w:t>
+      </w:r>
+      <w:r>
+        <w:t xml:space="preserve"> </w:t>
+      </w:r>
+      <w:r>
+        <w:rPr>
+          <w:iCs/>
+          <w:i/>
+        </w:rPr>
+        <w:t xml:space="preserve">how</w:t>
+      </w:r>
+      <w:r>
+        <w:t xml:space="preserve">, driven by parsing complexity.</w:t>
+      </w:r>
+    </w:p>
+    <w:p>
+      <w:pPr>
+        <w:pStyle w:val="BodyText"/>
+      </w:pPr>
+      <w:r>
+        <w:rPr>
           <w:bCs/>
-        </w:rPr>
-        <w:t xml:space="preserve">Medplum Recommendation:</w:t>
-      </w:r>
-      <w:r>
-        <w:t xml:space="preserve"> </w:t>
-      </w:r>
-      <w:r>
-        <w:t xml:space="preserve">always parse — without parsing, form data isn’t queryable for analytics, alerting, or dashboards. The decision is</w:t>
-      </w:r>
-      <w:r>
-        <w:t xml:space="preserve"> </w:t>
-      </w:r>
-      <w:r>
-        <w:rPr>
-          <w:i/>
-          <w:iCs/>
-        </w:rPr>
-        <w:t xml:space="preserve">how</w:t>
-      </w:r>
-      <w:r>
-        <w:t xml:space="preserve">, driven by parsing complexity.</w:t>
-      </w:r>
-    </w:p>
-    <w:p>
-      <w:pPr>
-        <w:pStyle w:val="BodyText"/>
-      </w:pPr>
-      <w:r>
-        <w:rPr>
           <w:b/>
-          <w:bCs/>
         </w:rPr>
         <w:t xml:space="preserve">Questions:</w:t>
       </w:r>
     </w:p>
     <w:p>
       <w:pPr>
-        <w:pStyle w:val="Compact"/>
         <w:numPr>
           <w:ilvl w:val="0"/>
           <w:numId w:val="1007"/>
         </w:numPr>
+        <w:pStyle w:val="Compact"/>
       </w:pPr>
       <w:r>
         <w:t xml:space="preserve">Does parsing need complex conditional behavior (score thresholds, external calls, multi-resource creation)?</w:t>
@@ -1207,8 +1215,8 @@
       </w:pPr>
       <w:r>
         <w:rPr>
+          <w:bCs/>
           <w:b/>
-          <w:bCs/>
         </w:rPr>
         <w:t xml:space="preserve">What the answers drive:</w:t>
       </w:r>
@@ -1217,8 +1225,9 @@
       <w:tblPr>
         <w:tblStyle w:val="Table"/>
         <w:tblW w:w="9360" w:type="dxa"/>
+        <w:tblLook w:firstRow="1" w:lastRow="0" w:firstColumn="0" w:lastColumn="0" w:noHBand="0" w:noVBand="0" w:val="0020"/>
+        <w:jc w:val="start"/>
         <w:tblLayout w:type="fixed"/>
-        <w:tblLook w:firstRow="1" w:lastRow="0" w:firstColumn="0" w:lastColumn="0" w:noHBand="0" w:noVBand="0" w:val="0020"/>
       </w:tblPr>
       <w:tblGrid>
         <w:gridCol w:w="3790"/>
@@ -1227,7 +1236,7 @@
       <w:tr>
         <w:trPr>
           <w:cantSplit/>
-          <w:tblHeader w:val="on"/>
+          <w:tblHeader w:val="true"/>
         </w:trPr>
         <w:tc>
           <w:tcPr/>
@@ -1279,30 +1288,30 @@
             </w:pPr>
             <w:r>
               <w:rPr>
+                <w:bCs/>
                 <w:b/>
-                <w:bCs/>
               </w:rPr>
               <w:t xml:space="preserve">SDC +</w:t>
             </w:r>
             <w:r>
               <w:rPr>
+                <w:bCs/>
                 <w:b/>
-                <w:bCs/>
               </w:rPr>
               <w:t xml:space="preserve"> </w:t>
             </w:r>
             <w:r>
               <w:rPr>
                 <w:rStyle w:val="VerbatimChar"/>
+                <w:bCs/>
                 <w:b/>
-                <w:bCs/>
               </w:rPr>
               <w:t xml:space="preserve">$extract</w:t>
             </w:r>
             <w:r>
               <w:rPr>
+                <w:bCs/>
                 <w:b/>
-                <w:bCs/>
               </w:rPr>
               <w:t xml:space="preserve">.</w:t>
             </w:r>
@@ -1355,8 +1364,8 @@
             </w:pPr>
             <w:r>
               <w:rPr>
+                <w:bCs/>
                 <w:b/>
-                <w:bCs/>
               </w:rPr>
               <w:t xml:space="preserve">Subscription + Bot.</w:t>
             </w:r>
@@ -1377,8 +1386,8 @@
         </w:pict>
       </w:r>
     </w:p>
-    <w:bookmarkEnd w:id="25"/>
-    <w:bookmarkStart w:id="26" w:name="what-are-the-signing-requirements"/>
+    <w:bookmarkEnd w:id="36"/>
+    <w:bookmarkStart w:id="37" w:name="what-are-the-signing-requirements"/>
     <w:p>
       <w:pPr>
         <w:pStyle w:val="Heading3"/>
@@ -1416,19 +1425,19 @@
       </w:pPr>
       <w:r>
         <w:rPr>
+          <w:bCs/>
           <w:b/>
-          <w:bCs/>
         </w:rPr>
         <w:t xml:space="preserve">Questions:</w:t>
       </w:r>
     </w:p>
     <w:p>
       <w:pPr>
-        <w:pStyle w:val="Compact"/>
         <w:numPr>
           <w:ilvl w:val="0"/>
           <w:numId w:val="1008"/>
         </w:numPr>
+        <w:pStyle w:val="Compact"/>
       </w:pPr>
       <w:r>
         <w:t xml:space="preserve">Is co-signing required (attending co-signs resident, provider co-signs scribe)?</w:t>
@@ -1436,11 +1445,11 @@
     </w:p>
     <w:p>
       <w:pPr>
-        <w:pStyle w:val="Compact"/>
         <w:numPr>
           <w:ilvl w:val="0"/>
           <w:numId w:val="1008"/>
         </w:numPr>
+        <w:pStyle w:val="Compact"/>
       </w:pPr>
       <w:r>
         <w:t xml:space="preserve">Should signing lock immediately, or leave a post-sign editable window?</w:t>
@@ -1448,11 +1457,11 @@
     </w:p>
     <w:p>
       <w:pPr>
-        <w:pStyle w:val="Compact"/>
         <w:numPr>
           <w:ilvl w:val="0"/>
           <w:numId w:val="1008"/>
         </w:numPr>
+        <w:pStyle w:val="Compact"/>
       </w:pPr>
       <w:r>
         <w:t xml:space="preserve">Will amendments be possible / needed after a chart is locked?</w:t>
@@ -1460,11 +1469,11 @@
     </w:p>
     <w:p>
       <w:pPr>
-        <w:pStyle w:val="Compact"/>
         <w:numPr>
           <w:ilvl w:val="0"/>
           <w:numId w:val="1008"/>
         </w:numPr>
+        <w:pStyle w:val="Compact"/>
       </w:pPr>
       <w:r>
         <w:t xml:space="preserve">Is a queryable audit trail of every signing event required?</w:t>
@@ -1476,8 +1485,8 @@
       </w:pPr>
       <w:r>
         <w:rPr>
+          <w:bCs/>
           <w:b/>
-          <w:bCs/>
         </w:rPr>
         <w:t xml:space="preserve">What the answers drive:</w:t>
       </w:r>
@@ -1486,8 +1495,9 @@
       <w:tblPr>
         <w:tblStyle w:val="Table"/>
         <w:tblW w:w="9360" w:type="dxa"/>
+        <w:tblLook w:firstRow="1" w:lastRow="0" w:firstColumn="0" w:lastColumn="0" w:noHBand="0" w:noVBand="0" w:val="0020"/>
+        <w:jc w:val="start"/>
         <w:tblLayout w:type="fixed"/>
-        <w:tblLook w:firstRow="1" w:lastRow="0" w:firstColumn="0" w:lastColumn="0" w:noHBand="0" w:noVBand="0" w:val="0020"/>
       </w:tblPr>
       <w:tblGrid>
         <w:gridCol w:w="3289"/>
@@ -1496,7 +1506,7 @@
       <w:tr>
         <w:trPr>
           <w:cantSplit/>
-          <w:tblHeader w:val="on"/>
+          <w:tblHeader w:val="true"/>
         </w:trPr>
         <w:tc>
           <w:tcPr/>
@@ -1700,8 +1710,8 @@
         </w:pict>
       </w:r>
     </w:p>
-    <w:bookmarkEnd w:id="26"/>
-    <w:bookmarkStart w:id="27" w:name="who-owns-and-edits-visit-templates"/>
+    <w:bookmarkEnd w:id="37"/>
+    <w:bookmarkStart w:id="38" w:name="who-owns-and-edits-visit-templates"/>
     <w:p>
       <w:pPr>
         <w:pStyle w:val="Heading3"/>
@@ -1716,61 +1726,61 @@
       </w:pPr>
       <w:r>
         <w:rPr>
+          <w:bCs/>
           <w:b/>
+        </w:rPr>
+        <w:t xml:space="preserve">Default:</w:t>
+      </w:r>
+      <w:r>
+        <w:t xml:space="preserve"> </w:t>
+      </w:r>
+      <w:r>
+        <w:t xml:space="preserve">engineering implements template changes from a spec maintained by clinical operations — clinical ops owns</w:t>
+      </w:r>
+      <w:r>
+        <w:t xml:space="preserve"> </w:t>
+      </w:r>
+      <w:r>
+        <w:rPr>
+          <w:iCs/>
+          <w:i/>
+        </w:rPr>
+        <w:t xml:space="preserve">what</w:t>
+      </w:r>
+      <w:r>
+        <w:t xml:space="preserve"> </w:t>
+      </w:r>
+      <w:r>
+        <w:t xml:space="preserve">should change, engineering implements via API or migration scripts. Works well when changes are infrequent or warrant review.</w:t>
+      </w:r>
+    </w:p>
+    <w:p>
+      <w:pPr>
+        <w:pStyle w:val="BodyText"/>
+      </w:pPr>
+      <w:r>
+        <w:t xml:space="preserve">If clinical ops needs to edit directly, the Medplum App provides a builder interface out of the box. It’s relatively bare-bones (FHIR-shaped), so customers wanting a more visual or user-friendly experience for non-technical users can build a custom admin UI on top.</w:t>
+      </w:r>
+    </w:p>
+    <w:p>
+      <w:pPr>
+        <w:pStyle w:val="BodyText"/>
+      </w:pPr>
+      <w:r>
+        <w:rPr>
           <w:bCs/>
-        </w:rPr>
-        <w:t xml:space="preserve">Default:</w:t>
-      </w:r>
-      <w:r>
-        <w:t xml:space="preserve"> </w:t>
-      </w:r>
-      <w:r>
-        <w:t xml:space="preserve">engineering implements template changes from a spec maintained by clinical operations — clinical ops owns</w:t>
-      </w:r>
-      <w:r>
-        <w:t xml:space="preserve"> </w:t>
-      </w:r>
-      <w:r>
-        <w:rPr>
-          <w:i/>
-          <w:iCs/>
-        </w:rPr>
-        <w:t xml:space="preserve">what</w:t>
-      </w:r>
-      <w:r>
-        <w:t xml:space="preserve"> </w:t>
-      </w:r>
-      <w:r>
-        <w:t xml:space="preserve">should change, engineering implements via API or migration scripts. Works well when changes are infrequent or warrant review.</w:t>
-      </w:r>
-    </w:p>
-    <w:p>
-      <w:pPr>
-        <w:pStyle w:val="BodyText"/>
-      </w:pPr>
-      <w:r>
-        <w:t xml:space="preserve">If clinical ops needs to edit directly, the Medplum App provides a builder interface out of the box. It’s relatively bare-bones (FHIR-shaped), so customers wanting a more visual or user-friendly experience for non-technical users can build a custom admin UI on top.</w:t>
-      </w:r>
-    </w:p>
-    <w:p>
-      <w:pPr>
-        <w:pStyle w:val="BodyText"/>
-      </w:pPr>
-      <w:r>
-        <w:rPr>
           <w:b/>
-          <w:bCs/>
         </w:rPr>
         <w:t xml:space="preserve">Questions:</w:t>
       </w:r>
     </w:p>
     <w:p>
       <w:pPr>
-        <w:pStyle w:val="Compact"/>
         <w:numPr>
           <w:ilvl w:val="0"/>
           <w:numId w:val="1009"/>
         </w:numPr>
+        <w:pStyle w:val="Compact"/>
       </w:pPr>
       <w:r>
         <w:t xml:space="preserve">Will engineering implement template changes from a clinical-ops spec, or does clinical ops need to edit directly?</w:t>
@@ -1782,8 +1792,8 @@
       </w:pPr>
       <w:r>
         <w:rPr>
+          <w:bCs/>
           <w:b/>
-          <w:bCs/>
         </w:rPr>
         <w:t xml:space="preserve">What the answers drive:</w:t>
       </w:r>
@@ -1792,8 +1802,9 @@
       <w:tblPr>
         <w:tblStyle w:val="Table"/>
         <w:tblW w:w="9360" w:type="dxa"/>
+        <w:tblLook w:firstRow="1" w:lastRow="0" w:firstColumn="0" w:lastColumn="0" w:noHBand="0" w:noVBand="0" w:val="0020"/>
+        <w:jc w:val="start"/>
         <w:tblLayout w:type="fixed"/>
-        <w:tblLook w:firstRow="1" w:lastRow="0" w:firstColumn="0" w:lastColumn="0" w:noHBand="0" w:noVBand="0" w:val="0020"/>
       </w:tblPr>
       <w:tblGrid>
         <w:gridCol w:w="4640"/>
@@ -1802,7 +1813,7 @@
       <w:tr>
         <w:trPr>
           <w:cantSplit/>
-          <w:tblHeader w:val="on"/>
+          <w:tblHeader w:val="true"/>
         </w:trPr>
         <w:tc>
           <w:tcPr/>
@@ -1888,9 +1899,9 @@
         </w:tc>
       </w:tr>
     </w:tbl>
-    <w:bookmarkEnd w:id="27"/>
-    <w:bookmarkEnd w:id="28"/>
-    <w:bookmarkEnd w:id="29"/>
+    <w:bookmarkEnd w:id="38"/>
+    <w:bookmarkEnd w:id="39"/>
+    <w:bookmarkEnd w:id="40"/>
     <w:p/>
     <w:sectPr>
       <w:pgSz w:h="15840" w:w="12240"/>
@@ -1929,14 +1940,14 @@
 <file path=word/numbering.xml><?xml version="1.0" encoding="utf-8"?>
 <w:numbering xmlns:w="http://schemas.openxmlformats.org/wordprocessingml/2006/main">
   <w:abstractNum w:abstractNumId="990">
-    <w:nsid w:val="0000A990"/>
+    <w:nsid w:val="A990"/>
     <w:multiLevelType w:val="multilevel"/>
     <w:lvl w:ilvl="0">
       <w:numFmt w:val="bullet"/>
       <w:lvlText w:val=" "/>
       <w:lvlJc w:val="left"/>
       <w:pPr>
-        <w:ind w:left="720" w:hanging="360"/>
+        <w:ind w:left="720" w:hanging="480"/>
       </w:pPr>
     </w:lvl>
     <w:lvl w:ilvl="1">
@@ -1944,7 +1955,7 @@
       <w:lvlText w:val=" "/>
       <w:lvlJc w:val="left"/>
       <w:pPr>
-        <w:ind w:left="1440" w:hanging="360"/>
+        <w:ind w:left="1440" w:hanging="480"/>
       </w:pPr>
     </w:lvl>
     <w:lvl w:ilvl="2">
@@ -1952,7 +1963,7 @@
       <w:lvlText w:val=" "/>
       <w:lvlJc w:val="left"/>
       <w:pPr>
-        <w:ind w:left="2160" w:hanging="360"/>
+        <w:ind w:left="2160" w:hanging="480"/>
       </w:pPr>
     </w:lvl>
     <w:lvl w:ilvl="3">
@@ -1960,7 +1971,7 @@
       <w:lvlText w:val=" "/>
       <w:lvlJc w:val="left"/>
       <w:pPr>
-        <w:ind w:left="2880" w:hanging="360"/>
+        <w:ind w:left="2880" w:hanging="480"/>
       </w:pPr>
     </w:lvl>
     <w:lvl w:ilvl="4">
@@ -1968,7 +1979,7 @@
       <w:lvlText w:val=" "/>
       <w:lvlJc w:val="left"/>
       <w:pPr>
-        <w:ind w:left="3600" w:hanging="360"/>
+        <w:ind w:left="3600" w:hanging="480"/>
       </w:pPr>
     </w:lvl>
     <w:lvl w:ilvl="5">
@@ -1976,7 +1987,7 @@
       <w:lvlText w:val=" "/>
       <w:lvlJc w:val="left"/>
       <w:pPr>
-        <w:ind w:left="4320" w:hanging="360"/>
+        <w:ind w:left="4320" w:hanging="480"/>
       </w:pPr>
     </w:lvl>
     <w:lvl w:ilvl="6">
@@ -1984,7 +1995,7 @@
       <w:lvlText w:val=" "/>
       <w:lvlJc w:val="left"/>
       <w:pPr>
-        <w:ind w:left="5040" w:hanging="360"/>
+        <w:ind w:left="5040" w:hanging="480"/>
       </w:pPr>
     </w:lvl>
     <w:lvl w:ilvl="7">
@@ -1992,7 +2003,7 @@
       <w:lvlText w:val=" "/>
       <w:lvlJc w:val="left"/>
       <w:pPr>
-        <w:ind w:left="5760" w:hanging="360"/>
+        <w:ind w:left="5760" w:hanging="480"/>
       </w:pPr>
     </w:lvl>
     <w:lvl w:ilvl="8">
@@ -2000,111 +2011,84 @@
       <w:lvlText w:val=" "/>
       <w:lvlJc w:val="left"/>
       <w:pPr>
-        <w:ind w:left="6480" w:hanging="360"/>
+        <w:ind w:left="6480" w:hanging="480"/>
       </w:pPr>
     </w:lvl>
   </w:abstractNum>
   <w:abstractNum w:abstractNumId="991">
-    <w:nsid w:val="0000A991"/>
+    <w:nsid w:val="A991"/>
     <w:multiLevelType w:val="multilevel"/>
     <w:lvl w:ilvl="0">
       <w:numFmt w:val="bullet"/>
-      <w:lvlText w:val=""/>
+      <w:lvlText w:val="•"/>
       <w:lvlJc w:val="left"/>
       <w:pPr>
-        <w:ind w:left="720" w:hanging="360"/>
-      </w:pPr>
-      <w:rPr>
-        <w:rFonts w:ascii="Symbol" w:hAnsi="Symbol" w:cs="Symbol" w:hint="default"/>
-      </w:rPr>
+        <w:ind w:left="720" w:hanging="480"/>
+      </w:pPr>
     </w:lvl>
     <w:lvl w:ilvl="1">
       <w:numFmt w:val="bullet"/>
-      <w:lvlText w:val="o"/>
+      <w:lvlText w:val="–"/>
       <w:lvlJc w:val="left"/>
       <w:pPr>
-        <w:ind w:left="1440" w:hanging="360"/>
-      </w:pPr>
-      <w:rPr>
-        <w:rFonts w:ascii="Courier New" w:hAnsi="Courier New" w:cs="Courier New" w:hint="default"/>
-      </w:rPr>
+        <w:ind w:left="1440" w:hanging="480"/>
+      </w:pPr>
     </w:lvl>
     <w:lvl w:ilvl="2">
       <w:numFmt w:val="bullet"/>
-      <w:lvlText w:val=""/>
+      <w:lvlText w:val="•"/>
       <w:lvlJc w:val="left"/>
       <w:pPr>
-        <w:ind w:left="2160" w:hanging="360"/>
-      </w:pPr>
-      <w:rPr>
-        <w:rFonts w:ascii="Wingdings" w:hAnsi="Wingdings" w:cs="Wingdings" w:hint="default"/>
-      </w:rPr>
+        <w:ind w:left="2160" w:hanging="480"/>
+      </w:pPr>
     </w:lvl>
     <w:lvl w:ilvl="3">
       <w:numFmt w:val="bullet"/>
-      <w:lvlText w:val=""/>
+      <w:lvlText w:val="–"/>
       <w:lvlJc w:val="left"/>
       <w:pPr>
-        <w:ind w:left="2880" w:hanging="360"/>
-      </w:pPr>
-      <w:rPr>
-        <w:rFonts w:ascii="Symbol" w:hAnsi="Symbol" w:cs="Symbol" w:hint="default"/>
-      </w:rPr>
+        <w:ind w:left="2880" w:hanging="480"/>
+      </w:pPr>
     </w:lvl>
     <w:lvl w:ilvl="4">
       <w:numFmt w:val="bullet"/>
-      <w:lvlText w:val="o"/>
+      <w:lvlText w:val="•"/>
       <w:lvlJc w:val="left"/>
       <w:pPr>
-        <w:ind w:left="3600" w:hanging="360"/>
-      </w:pPr>
-      <w:rPr>
-        <w:rFonts w:ascii="Courier New" w:hAnsi="Courier New" w:cs="Courier New" w:hint="default"/>
-      </w:rPr>
+        <w:ind w:left="3600" w:hanging="480"/>
+      </w:pPr>
     </w:lvl>
     <w:lvl w:ilvl="5">
       <w:numFmt w:val="bullet"/>
-      <w:lvlText w:val=""/>
+      <w:lvlText w:val="–"/>
       <w:lvlJc w:val="left"/>
       <w:pPr>
-        <w:ind w:left="4320" w:hanging="360"/>
-      </w:pPr>
-      <w:rPr>
-        <w:rFonts w:ascii="Wingdings" w:hAnsi="Wingdings" w:cs="Wingdings" w:hint="default"/>
-      </w:rPr>
+        <w:ind w:left="4320" w:hanging="480"/>
+      </w:pPr>
     </w:lvl>
     <w:lvl w:ilvl="6">
       <w:numFmt w:val="bullet"/>
-      <w:lvlText w:val=""/>
+      <w:lvlText w:val="•"/>
       <w:lvlJc w:val="left"/>
       <w:pPr>
-        <w:ind w:left="5040" w:hanging="360"/>
-      </w:pPr>
-      <w:rPr>
-        <w:rFonts w:ascii="Symbol" w:hAnsi="Symbol" w:cs="Symbol" w:hint="default"/>
-      </w:rPr>
+        <w:ind w:left="5040" w:hanging="480"/>
+      </w:pPr>
     </w:lvl>
     <w:lvl w:ilvl="7">
       <w:numFmt w:val="bullet"/>
-      <w:lvlText w:val="o"/>
+      <w:lvlText w:val="–"/>
       <w:lvlJc w:val="left"/>
       <w:pPr>
-        <w:ind w:left="5760" w:hanging="360"/>
-      </w:pPr>
-      <w:rPr>
-        <w:rFonts w:ascii="Courier New" w:hAnsi="Courier New" w:cs="Courier New" w:hint="default"/>
-      </w:rPr>
+        <w:ind w:left="5760" w:hanging="480"/>
+      </w:pPr>
     </w:lvl>
     <w:lvl w:ilvl="8">
       <w:numFmt w:val="bullet"/>
-      <w:lvlText w:val=""/>
+      <w:lvlText w:val="•"/>
       <w:lvlJc w:val="left"/>
       <w:pPr>
-        <w:ind w:left="6480" w:hanging="360"/>
-      </w:pPr>
-      <w:rPr>
-        <w:rFonts w:ascii="Wingdings" w:hAnsi="Wingdings" w:cs="Wingdings" w:hint="default"/>
-      </w:rPr>
+        <w:ind w:left="6480" w:hanging="480"/>
+      </w:pPr>
     </w:lvl>
   </w:abstractNum>
   <w:num w:numId="1000">
@@ -2816,8 +2800,8 @@
     <w:name w:val="KeywordTok"/>
     <w:basedOn w:val="VerbatimChar"/>
     <w:rPr>
+      <w:color w:val="007020"/>
       <w:b/>
-      <w:color w:val="007020"/>
     </w:rPr>
   </w:style>
   <w:style w:type="character" w:customStyle="1" w:styleId="DataTypeTok">
@@ -2894,42 +2878,42 @@
     <w:name w:val="ImportTok"/>
     <w:basedOn w:val="VerbatimChar"/>
     <w:rPr>
+      <w:color w:val="008000"/>
       <w:b/>
-      <w:color w:val="008000"/>
     </w:rPr>
   </w:style>
   <w:style w:type="character" w:customStyle="1" w:styleId="CommentTok">
     <w:name w:val="CommentTok"/>
     <w:basedOn w:val="VerbatimChar"/>
     <w:rPr>
+      <w:color w:val="60a0b0"/>
       <w:i/>
-      <w:color w:val="60a0b0"/>
     </w:rPr>
   </w:style>
   <w:style w:type="character" w:customStyle="1" w:styleId="DocumentationTok">
     <w:name w:val="DocumentationTok"/>
     <w:basedOn w:val="VerbatimChar"/>
     <w:rPr>
+      <w:color w:val="ba2121"/>
       <w:i/>
-      <w:color w:val="ba2121"/>
     </w:rPr>
   </w:style>
   <w:style w:type="character" w:customStyle="1" w:styleId="AnnotationTok">
     <w:name w:val="AnnotationTok"/>
     <w:basedOn w:val="VerbatimChar"/>
     <w:rPr>
+      <w:color w:val="60a0b0"/>
       <w:b/>
       <w:i/>
-      <w:color w:val="60a0b0"/>
     </w:rPr>
   </w:style>
   <w:style w:type="character" w:customStyle="1" w:styleId="CommentVarTok">
     <w:name w:val="CommentVarTok"/>
     <w:basedOn w:val="VerbatimChar"/>
     <w:rPr>
+      <w:color w:val="60a0b0"/>
       <w:b/>
       <w:i/>
-      <w:color w:val="60a0b0"/>
     </w:rPr>
   </w:style>
   <w:style w:type="character" w:customStyle="1" w:styleId="OtherTok">
@@ -2957,8 +2941,8 @@
     <w:name w:val="ControlFlowTok"/>
     <w:basedOn w:val="VerbatimChar"/>
     <w:rPr>
+      <w:color w:val="007020"/>
       <w:b/>
-      <w:color w:val="007020"/>
     </w:rPr>
   </w:style>
   <w:style w:type="character" w:customStyle="1" w:styleId="OperatorTok">
@@ -3003,34 +2987,34 @@
     <w:name w:val="InformationTok"/>
     <w:basedOn w:val="VerbatimChar"/>
     <w:rPr>
+      <w:color w:val="60a0b0"/>
       <w:b/>
       <w:i/>
-      <w:color w:val="60a0b0"/>
     </w:rPr>
   </w:style>
   <w:style w:type="character" w:customStyle="1" w:styleId="WarningTok">
     <w:name w:val="WarningTok"/>
     <w:basedOn w:val="VerbatimChar"/>
     <w:rPr>
+      <w:color w:val="60a0b0"/>
       <w:b/>
       <w:i/>
-      <w:color w:val="60a0b0"/>
     </w:rPr>
   </w:style>
   <w:style w:type="character" w:customStyle="1" w:styleId="AlertTok">
     <w:name w:val="AlertTok"/>
     <w:basedOn w:val="VerbatimChar"/>
     <w:rPr>
+      <w:color w:val="ff0000"/>
       <w:b/>
-      <w:color w:val="ff0000"/>
     </w:rPr>
   </w:style>
   <w:style w:type="character" w:customStyle="1" w:styleId="ErrorTok">
     <w:name w:val="ErrorTok"/>
     <w:basedOn w:val="VerbatimChar"/>
     <w:rPr>
+      <w:color w:val="ff0000"/>
       <w:b/>
-      <w:color w:val="ff0000"/>
     </w:rPr>
   </w:style>
   <w:style w:type="character" w:customStyle="1" w:styleId="NormalTok">

--- a/packages/docs/static/decision-guides/charting.docx
+++ b/packages/docs/static/decision-guides/charting.docx
@@ -61,6 +61,14 @@
     <w:p>
       <w:pPr>
         <w:pStyle w:val="FirstParagraph"/>
+      </w:pPr>
+      <w:r>
+        <w:t xml:space="preserve">Use this guide to design how clinicians document care in your application. Work through encounter types, Visit Templates, structured data, signing, and template ownership to decide what the chart captures and how that information becomes usable FHIR resources.</w:t>
+      </w:r>
+    </w:p>
+    <w:p>
+      <w:pPr>
+        <w:pStyle w:val="BodyText"/>
       </w:pPr>
       <w:r>
         <w:rPr>

--- a/packages/docs/static/decision-guides/charting.docx
+++ b/packages/docs/static/decision-guides/charting.docx
@@ -11,18 +11,18 @@
           <wp:inline>
             <wp:extent cx="5943600" cy="1289649"/>
             <wp:effectExtent b="0" l="0" r="0" t="0"/>
-            <wp:docPr descr="Medplum" title="" id="21" name="Picture"/>
+            <wp:docPr descr="Medplum" title="" id="10" name="Picture"/>
             <a:graphic>
               <a:graphicData uri="http://schemas.openxmlformats.org/drawingml/2006/picture">
                 <pic:pic>
                   <pic:nvPicPr>
-                    <pic:cNvPr descr="medplum-wordmark-grape.png" id="22" name="Picture"/>
+                    <pic:cNvPr descr="medplum-wordmark-grape.png" id="11" name="Picture"/>
                     <pic:cNvPicPr>
                       <a:picLocks noChangeArrowheads="1" noChangeAspect="1"/>
                     </pic:cNvPicPr>
                   </pic:nvPicPr>
                   <pic:blipFill>
-                    <a:blip r:embed="rId20"/>
+                    <a:blip r:embed="rId9"/>
                     <a:stretch>
                       <a:fillRect/>
                     </a:stretch>
@@ -49,7 +49,7 @@
         </w:drawing>
       </w:r>
     </w:p>
-    <w:bookmarkStart w:id="40" w:name="charting-decision-guide"/>
+    <w:bookmarkStart w:id="52" w:name="charting-decision-guide"/>
     <w:p>
       <w:pPr>
         <w:pStyle w:val="Heading1"/>
@@ -72,359 +72,583 @@
       </w:pPr>
       <w:r>
         <w:rPr>
+          <w:i/>
           <w:iCs/>
+        </w:rPr>
+        <w:t xml:space="preserve">Companion to the</w:t>
+      </w:r>
+      <w:r>
+        <w:rPr>
           <w:i/>
-        </w:rPr>
-        <w:t xml:space="preserve">Companion to the</w:t>
-      </w:r>
-      <w:r>
-        <w:rPr>
           <w:iCs/>
-          <w:i/>
         </w:rPr>
         <w:t xml:space="preserve"> </w:t>
       </w:r>
-      <w:hyperlink r:id="rId23">
+      <w:hyperlink r:id="rId12">
         <w:r>
           <w:rPr>
             <w:rStyle w:val="Hyperlink"/>
+            <w:i/>
             <w:iCs/>
-            <w:i/>
           </w:rPr>
           <w:t xml:space="preserve">Charting</w:t>
         </w:r>
       </w:hyperlink>
       <w:r>
         <w:rPr>
+          <w:i/>
           <w:iCs/>
+        </w:rPr>
+        <w:t xml:space="preserve"> </w:t>
+      </w:r>
+      <w:r>
+        <w:rPr>
           <w:i/>
+          <w:iCs/>
+        </w:rPr>
+        <w:t xml:space="preserve">docs (SOAP notes, diagnoses, vitals, allergies), plus</w:t>
+      </w:r>
+      <w:r>
+        <w:rPr>
+          <w:i/>
+          <w:iCs/>
         </w:rPr>
         <w:t xml:space="preserve"> </w:t>
       </w:r>
-      <w:r>
-        <w:rPr>
-          <w:iCs/>
-          <w:i/>
-        </w:rPr>
-        <w:t xml:space="preserve">docs (SOAP notes, diagnoses, vitals, allergies), plus</w:t>
-      </w:r>
-      <w:r>
-        <w:rPr>
-          <w:iCs/>
-          <w:i/>
-        </w:rPr>
-        <w:t xml:space="preserve"> </w:t>
-      </w:r>
-      <w:hyperlink r:id="rId24">
+      <w:hyperlink r:id="rId13">
         <w:r>
           <w:rPr>
             <w:rStyle w:val="Hyperlink"/>
+            <w:i/>
             <w:iCs/>
-            <w:i/>
           </w:rPr>
           <w:t xml:space="preserve">Provider Visits</w:t>
         </w:r>
       </w:hyperlink>
       <w:r>
         <w:rPr>
+          <w:i/>
           <w:iCs/>
+        </w:rPr>
+        <w:t xml:space="preserve">,</w:t>
+      </w:r>
+      <w:r>
+        <w:rPr>
           <w:i/>
-        </w:rPr>
-        <w:t xml:space="preserve">,</w:t>
-      </w:r>
-      <w:r>
-        <w:rPr>
           <w:iCs/>
-          <w:i/>
         </w:rPr>
         <w:t xml:space="preserve"> </w:t>
       </w:r>
-      <w:hyperlink r:id="rId25">
+      <w:hyperlink r:id="rId14">
         <w:r>
           <w:rPr>
             <w:rStyle w:val="Hyperlink"/>
+            <w:i/>
             <w:iCs/>
-            <w:i/>
           </w:rPr>
           <w:t xml:space="preserve">Structured Data Capture</w:t>
         </w:r>
       </w:hyperlink>
       <w:r>
         <w:rPr>
+          <w:i/>
           <w:iCs/>
+        </w:rPr>
+        <w:t xml:space="preserve">,</w:t>
+      </w:r>
+      <w:r>
+        <w:rPr>
           <w:i/>
-        </w:rPr>
-        <w:t xml:space="preserve">,</w:t>
-      </w:r>
-      <w:r>
-        <w:rPr>
           <w:iCs/>
-          <w:i/>
         </w:rPr>
         <w:t xml:space="preserve"> </w:t>
       </w:r>
-      <w:hyperlink r:id="rId26">
+      <w:hyperlink r:id="rId15">
         <w:r>
           <w:rPr>
             <w:rStyle w:val="VerbatimChar"/>
+            <w:i/>
             <w:iCs/>
-            <w:i/>
           </w:rPr>
           <w:t xml:space="preserve">PlanDefinition $apply</w:t>
         </w:r>
       </w:hyperlink>
       <w:r>
         <w:rPr>
+          <w:i/>
           <w:iCs/>
+        </w:rPr>
+        <w:t xml:space="preserve">, and</w:t>
+      </w:r>
+      <w:r>
+        <w:rPr>
           <w:i/>
-        </w:rPr>
-        <w:t xml:space="preserve">, and</w:t>
-      </w:r>
-      <w:r>
-        <w:rPr>
           <w:iCs/>
-          <w:i/>
         </w:rPr>
         <w:t xml:space="preserve"> </w:t>
       </w:r>
-      <w:hyperlink r:id="rId27">
+      <w:hyperlink r:id="rId16">
         <w:r>
           <w:rPr>
             <w:rStyle w:val="VerbatimChar"/>
+            <w:i/>
             <w:iCs/>
-            <w:i/>
           </w:rPr>
           <w:t xml:space="preserve">QuestionnaireResponse $extract</w:t>
         </w:r>
       </w:hyperlink>
       <w:r>
         <w:rPr>
+          <w:i/>
           <w:iCs/>
-          <w:i/>
         </w:rPr>
         <w:t xml:space="preserve">.</w:t>
       </w:r>
     </w:p>
     <w:p>
-      <w:r>
-        <w:pict>
-          <v:rect style="width:0;height:1.5pt" o:hralign="center" o:hrstd="t" o:hr="t"/>
-        </w:pict>
-      </w:r>
-    </w:p>
-    <w:bookmarkStart w:id="31" w:name="section-1-use-case-clinical-context"/>
-    <w:p>
-      <w:pPr>
-        <w:pStyle w:val="Heading2"/>
-      </w:pPr>
-      <w:r>
-        <w:t xml:space="preserve">Section 1: Use Case &amp; Clinical Context</w:t>
-      </w:r>
-    </w:p>
-    <w:bookmarkStart w:id="28" w:name="what-care-setting-and-specialty"/>
-    <w:p>
-      <w:pPr>
-        <w:pStyle w:val="Heading3"/>
-      </w:pPr>
-      <w:r>
-        <w:t xml:space="preserve">1.1 What care setting and specialty?</w:t>
-      </w:r>
-    </w:p>
-    <w:p>
-      <w:pPr>
+      <w:pPr>
+        <w:pStyle w:val="BodyText"/>
+      </w:pPr>
+      <w:r>
+        <w:t xml:space="preserve">For each clinical workflow, make five decisions:</w:t>
+      </w:r>
+    </w:p>
+    <w:p>
+      <w:pPr>
+        <w:pStyle w:val="Compact"/>
         <w:numPr>
           <w:ilvl w:val="0"/>
           <w:numId w:val="1001"/>
         </w:numPr>
+      </w:pPr>
+      <w:hyperlink w:anchor="X5867a1e1c3a7e9a9e7812a99386f911286d4d65">
+        <w:r>
+          <w:rPr>
+            <w:rStyle w:val="Hyperlink"/>
+            <w:b/>
+            <w:bCs/>
+          </w:rPr>
+          <w:t xml:space="preserve">Define visit types and their contents</w:t>
+        </w:r>
+      </w:hyperlink>
+      <w:r>
+        <w:rPr>
+          <w:b/>
+          <w:bCs/>
+        </w:rPr>
+        <w:t xml:space="preserve">.</w:t>
+      </w:r>
+      <w:r>
+        <w:t xml:space="preserve"> </w:t>
+      </w:r>
+      <w:r>
+        <w:t xml:space="preserve">Decide what each encounter requires and how Visit Templates organize it.</w:t>
+      </w:r>
+    </w:p>
+    <w:p>
+      <w:pPr>
         <w:pStyle w:val="Compact"/>
-      </w:pPr>
-      <w:r>
-        <w:t xml:space="preserve">Primary care</w:t>
-      </w:r>
-    </w:p>
-    <w:p>
-      <w:pPr>
         <w:numPr>
           <w:ilvl w:val="0"/>
           <w:numId w:val="1001"/>
         </w:numPr>
+      </w:pPr>
+      <w:hyperlink w:anchor="how-structured-should-the-chart-be">
+        <w:r>
+          <w:rPr>
+            <w:rStyle w:val="Hyperlink"/>
+            <w:b/>
+            <w:bCs/>
+          </w:rPr>
+          <w:t xml:space="preserve">Choose how structured the chart should be</w:t>
+        </w:r>
+      </w:hyperlink>
+      <w:r>
+        <w:rPr>
+          <w:b/>
+          <w:bCs/>
+        </w:rPr>
+        <w:t xml:space="preserve">.</w:t>
+      </w:r>
+      <w:r>
+        <w:t xml:space="preserve"> </w:t>
+      </w:r>
+      <w:r>
+        <w:t xml:space="preserve">Balance narrative documentation with fields needed for clinical workflows, reporting, and reuse.</w:t>
+      </w:r>
+    </w:p>
+    <w:p>
+      <w:pPr>
         <w:pStyle w:val="Compact"/>
-      </w:pPr>
-      <w:r>
-        <w:t xml:space="preserve">Urgent care</w:t>
-      </w:r>
-    </w:p>
-    <w:p>
-      <w:pPr>
         <w:numPr>
           <w:ilvl w:val="0"/>
           <w:numId w:val="1001"/>
         </w:numPr>
+      </w:pPr>
+      <w:hyperlink w:anchor="X5adc9c6238bb5dfd2d9d53b6e8f4a256fd3b32d">
+        <w:r>
+          <w:rPr>
+            <w:rStyle w:val="Hyperlink"/>
+            <w:b/>
+            <w:bCs/>
+          </w:rPr>
+          <w:t xml:space="preserve">Choose how form responses become queryable data</w:t>
+        </w:r>
+      </w:hyperlink>
+      <w:r>
+        <w:rPr>
+          <w:b/>
+          <w:bCs/>
+        </w:rPr>
+        <w:t xml:space="preserve">.</w:t>
+      </w:r>
+      <w:r>
+        <w:t xml:space="preserve"> </w:t>
+      </w:r>
+      <w:r>
+        <w:t xml:space="preserve">Define extraction and the resources it creates or updates.</w:t>
+      </w:r>
+    </w:p>
+    <w:p>
+      <w:pPr>
         <w:pStyle w:val="Compact"/>
-      </w:pPr>
-      <w:r>
-        <w:t xml:space="preserve">Specialty (cardiology, dermatology, orthopedics, etc.)</w:t>
-      </w:r>
-    </w:p>
-    <w:p>
-      <w:pPr>
         <w:numPr>
           <w:ilvl w:val="0"/>
           <w:numId w:val="1001"/>
         </w:numPr>
+      </w:pPr>
+      <w:hyperlink w:anchor="what-are-the-signing-requirements">
+        <w:r>
+          <w:rPr>
+            <w:rStyle w:val="Hyperlink"/>
+            <w:b/>
+            <w:bCs/>
+          </w:rPr>
+          <w:t xml:space="preserve">Define signing requirements</w:t>
+        </w:r>
+      </w:hyperlink>
+      <w:r>
+        <w:rPr>
+          <w:b/>
+          <w:bCs/>
+        </w:rPr>
+        <w:t xml:space="preserve">.</w:t>
+      </w:r>
+      <w:r>
+        <w:t xml:space="preserve"> </w:t>
+      </w:r>
+      <w:r>
+        <w:t xml:space="preserve">Decide what is signed, who can sign or co-sign, and how later changes are handled.</w:t>
+      </w:r>
+    </w:p>
+    <w:p>
+      <w:pPr>
         <w:pStyle w:val="Compact"/>
-      </w:pPr>
-      <w:r>
-        <w:t xml:space="preserve">Behavioral health</w:t>
-      </w:r>
-    </w:p>
-    <w:p>
-      <w:pPr>
         <w:numPr>
           <w:ilvl w:val="0"/>
           <w:numId w:val="1001"/>
         </w:numPr>
+      </w:pPr>
+      <w:hyperlink w:anchor="who-owns-and-edits-visit-templates">
+        <w:r>
+          <w:rPr>
+            <w:rStyle w:val="Hyperlink"/>
+            <w:b/>
+            <w:bCs/>
+          </w:rPr>
+          <w:t xml:space="preserve">Assign Visit Template ownership</w:t>
+        </w:r>
+      </w:hyperlink>
+      <w:r>
+        <w:rPr>
+          <w:b/>
+          <w:bCs/>
+        </w:rPr>
+        <w:t xml:space="preserve">.</w:t>
+      </w:r>
+      <w:r>
+        <w:t xml:space="preserve"> </w:t>
+      </w:r>
+      <w:r>
+        <w:t xml:space="preserve">Decide who can edit templates and how changes are governed.</w:t>
+      </w:r>
+    </w:p>
+    <w:p>
+      <w:pPr>
+        <w:pStyle w:val="FirstParagraph"/>
+      </w:pPr>
+      <w:r>
+        <w:t xml:space="preserve">Use the</w:t>
+      </w:r>
+      <w:r>
+        <w:t xml:space="preserve"> </w:t>
+      </w:r>
+      <w:hyperlink w:anchor="before-you-start">
+        <w:r>
+          <w:rPr>
+            <w:rStyle w:val="Hyperlink"/>
+          </w:rPr>
+          <w:t xml:space="preserve">clinical context below</w:t>
+        </w:r>
+      </w:hyperlink>
+      <w:r>
+        <w:t xml:space="preserve"> </w:t>
+      </w:r>
+      <w:r>
+        <w:t xml:space="preserve">to guide these choices. Treat the options as starting points, assign an owner to unresolved questions, and follow the linked technical docs for implementation.</w:t>
+      </w:r>
+    </w:p>
+    <w:bookmarkStart w:id="17" w:name="section-1-use-case--clinical-context"/>
+    <w:bookmarkEnd w:id="17"/>
+    <w:bookmarkStart w:id="32" w:name="before-you-start"/>
+    <w:p>
+      <w:pPr>
+        <w:pStyle w:val="Heading2"/>
+      </w:pPr>
+      <w:r>
+        <w:t xml:space="preserve">Before you start</w:t>
+      </w:r>
+    </w:p>
+    <w:bookmarkStart w:id="18" w:name="Xb0590751cfe4879ffe955f93fcc82ad06ca0a4c"/>
+    <w:bookmarkEnd w:id="18"/>
+    <w:bookmarkStart w:id="19" w:name="q1-what-care-setting-and-specialty"/>
+    <w:bookmarkEnd w:id="19"/>
+    <w:bookmarkStart w:id="22" w:name="what-care-setting-and-specialty"/>
+    <w:p>
+      <w:pPr>
+        <w:pStyle w:val="Heading3"/>
+      </w:pPr>
+      <w:r>
+        <w:t xml:space="preserve">What care setting and specialty?</w:t>
+      </w:r>
+    </w:p>
+    <w:p>
+      <w:pPr>
         <w:pStyle w:val="Compact"/>
-      </w:pPr>
-      <w:r>
-        <w:t xml:space="preserve">Multi-specialty / mixed</w:t>
-      </w:r>
-    </w:p>
-    <w:p>
-      <w:pPr>
-        <w:pStyle w:val="FirstParagraph"/>
-      </w:pPr>
-      <w:r>
-        <w:rPr>
-          <w:iCs/>
-          <w:i/>
-        </w:rPr>
-        <w:t xml:space="preserve">Why it matters: care settings have different visit templates and charting needs. Behavioral health leans on standardized screening instruments; primary care emphasizes vitals and preventive care; specialty care often runs on protocol-driven order sets. Shapes every Visit Template in §2.1.</w:t>
-      </w:r>
-    </w:p>
-    <w:bookmarkEnd w:id="28"/>
-    <w:bookmarkStart w:id="29" w:name="what-types-of-encounters-will-be-charted"/>
-    <w:p>
-      <w:pPr>
-        <w:pStyle w:val="Heading3"/>
-      </w:pPr>
-      <w:r>
-        <w:t xml:space="preserve">1.2 What types of encounters will be charted?</w:t>
-      </w:r>
-    </w:p>
-    <w:p>
-      <w:pPr>
         <w:numPr>
           <w:ilvl w:val="0"/>
           <w:numId w:val="1002"/>
         </w:numPr>
+      </w:pPr>
+      <w:r>
+        <w:t xml:space="preserve">Primary care</w:t>
+      </w:r>
+    </w:p>
+    <w:p>
+      <w:pPr>
         <w:pStyle w:val="Compact"/>
-      </w:pPr>
-      <w:r>
-        <w:t xml:space="preserve">In-person visits</w:t>
-      </w:r>
-    </w:p>
-    <w:p>
-      <w:pPr>
         <w:numPr>
           <w:ilvl w:val="0"/>
           <w:numId w:val="1002"/>
         </w:numPr>
+      </w:pPr>
+      <w:r>
+        <w:t xml:space="preserve">Urgent care</w:t>
+      </w:r>
+    </w:p>
+    <w:p>
+      <w:pPr>
         <w:pStyle w:val="Compact"/>
-      </w:pPr>
-      <w:r>
-        <w:t xml:space="preserve">Telehealth visits</w:t>
-      </w:r>
-    </w:p>
-    <w:p>
-      <w:pPr>
         <w:numPr>
           <w:ilvl w:val="0"/>
           <w:numId w:val="1002"/>
         </w:numPr>
+      </w:pPr>
+      <w:r>
+        <w:t xml:space="preserve">Specialty (cardiology, dermatology, orthopedics, etc.)</w:t>
+      </w:r>
+    </w:p>
+    <w:p>
+      <w:pPr>
         <w:pStyle w:val="Compact"/>
-      </w:pPr>
-      <w:r>
-        <w:t xml:space="preserve">Async / messaging-based encounters</w:t>
-      </w:r>
-    </w:p>
-    <w:p>
-      <w:pPr>
         <w:numPr>
           <w:ilvl w:val="0"/>
           <w:numId w:val="1002"/>
         </w:numPr>
+      </w:pPr>
+      <w:r>
+        <w:t xml:space="preserve">Behavioral health</w:t>
+      </w:r>
+    </w:p>
+    <w:p>
+      <w:pPr>
         <w:pStyle w:val="Compact"/>
-      </w:pPr>
-      <w:r>
-        <w:t xml:space="preserve">Group visits</w:t>
-      </w:r>
-    </w:p>
-    <w:p>
-      <w:pPr>
         <w:numPr>
           <w:ilvl w:val="0"/>
           <w:numId w:val="1002"/>
         </w:numPr>
+      </w:pPr>
+      <w:r>
+        <w:t xml:space="preserve">Multi-specialty / mixed</w:t>
+      </w:r>
+    </w:p>
+    <w:p>
+      <w:pPr>
+        <w:pStyle w:val="FirstParagraph"/>
+      </w:pPr>
+      <w:r>
+        <w:rPr>
+          <w:i/>
+          <w:iCs/>
+        </w:rPr>
+        <w:t xml:space="preserve">Why it matters: care settings have different visit templates and charting needs. Behavioral health leans on standardized screening instruments; primary care emphasizes vitals and preventive care; specialty care often runs on protocol-driven order sets. Shapes every Visit Template in</w:t>
+      </w:r>
+      <w:r>
+        <w:rPr>
+          <w:i/>
+          <w:iCs/>
+        </w:rPr>
+        <w:t xml:space="preserve"> </w:t>
+      </w:r>
+      <w:hyperlink w:anchor="X5867a1e1c3a7e9a9e7812a99386f911286d4d65">
+        <w:r>
+          <w:rPr>
+            <w:rStyle w:val="Hyperlink"/>
+            <w:i/>
+            <w:iCs/>
+          </w:rPr>
+          <w:t xml:space="preserve">Visit types</w:t>
+        </w:r>
+      </w:hyperlink>
+      <w:r>
+        <w:rPr>
+          <w:i/>
+          <w:iCs/>
+        </w:rPr>
+        <w:t xml:space="preserve">.</w:t>
+      </w:r>
+    </w:p>
+    <w:bookmarkStart w:id="20" w:name="X13a602d0636414c83197c904b0073fbf230a21d"/>
+    <w:bookmarkEnd w:id="20"/>
+    <w:bookmarkStart w:id="21" w:name="X3484689ec8996de352777f8a0cce00c4444e39d"/>
+    <w:bookmarkEnd w:id="21"/>
+    <w:bookmarkEnd w:id="22"/>
+    <w:bookmarkStart w:id="25" w:name="what-types-of-encounters-will-be-charted"/>
+    <w:p>
+      <w:pPr>
+        <w:pStyle w:val="Heading3"/>
+      </w:pPr>
+      <w:r>
+        <w:t xml:space="preserve">What types of encounters will be charted?</w:t>
+      </w:r>
+    </w:p>
+    <w:p>
+      <w:pPr>
         <w:pStyle w:val="Compact"/>
-      </w:pPr>
-      <w:r>
-        <w:t xml:space="preserve">Some combination</w:t>
-      </w:r>
-    </w:p>
-    <w:p>
-      <w:pPr>
-        <w:pStyle w:val="FirstParagraph"/>
-      </w:pPr>
-      <w:r>
-        <w:rPr>
-          <w:iCs/>
-          <w:i/>
-        </w:rPr>
-        <w:t xml:space="preserve">Why it matters: encounter types may need distinct Visit Templates. Async encounters chart differently — the Subjective section may come from a messaging thread. Group visits raise the question of one note per patient vs. a shared note.</w:t>
-      </w:r>
-    </w:p>
-    <w:bookmarkEnd w:id="29"/>
-    <w:bookmarkStart w:id="30" w:name="X6b0464808ee0b08c579960e184a1baf38454b68"/>
-    <w:p>
-      <w:pPr>
-        <w:pStyle w:val="Heading3"/>
-      </w:pPr>
-      <w:r>
-        <w:t xml:space="preserve">1.3 What are clinicians used to today, and what do they want to keep consistent?</w:t>
-      </w:r>
-    </w:p>
-    <w:p>
-      <w:pPr>
         <w:numPr>
           <w:ilvl w:val="0"/>
           <w:numId w:val="1003"/>
         </w:numPr>
+      </w:pPr>
+      <w:r>
+        <w:t xml:space="preserve">In-person visits</w:t>
+      </w:r>
+    </w:p>
+    <w:p>
+      <w:pPr>
         <w:pStyle w:val="Compact"/>
-      </w:pPr>
-      <w:r>
-        <w:t xml:space="preserve">What EHR or charting tool are clinicians coming from?</w:t>
-      </w:r>
-    </w:p>
-    <w:p>
-      <w:pPr>
         <w:numPr>
           <w:ilvl w:val="0"/>
           <w:numId w:val="1003"/>
         </w:numPr>
+      </w:pPr>
+      <w:r>
+        <w:t xml:space="preserve">Telehealth visits</w:t>
+      </w:r>
+    </w:p>
+    <w:p>
+      <w:pPr>
         <w:pStyle w:val="Compact"/>
-      </w:pPr>
-      <w:r>
-        <w:t xml:space="preserve">What note formats or workflows do they want to preserve?</w:t>
-      </w:r>
-    </w:p>
-    <w:p>
-      <w:pPr>
         <w:numPr>
           <w:ilvl w:val="0"/>
           <w:numId w:val="1003"/>
         </w:numPr>
+      </w:pPr>
+      <w:r>
+        <w:t xml:space="preserve">Async / messaging-based encounters</w:t>
+      </w:r>
+    </w:p>
+    <w:p>
+      <w:pPr>
         <w:pStyle w:val="Compact"/>
+        <w:numPr>
+          <w:ilvl w:val="0"/>
+          <w:numId w:val="1003"/>
+        </w:numPr>
+      </w:pPr>
+      <w:r>
+        <w:t xml:space="preserve">Group visits</w:t>
+      </w:r>
+    </w:p>
+    <w:p>
+      <w:pPr>
+        <w:pStyle w:val="Compact"/>
+        <w:numPr>
+          <w:ilvl w:val="0"/>
+          <w:numId w:val="1003"/>
+        </w:numPr>
+      </w:pPr>
+      <w:r>
+        <w:t xml:space="preserve">Some combination</w:t>
+      </w:r>
+    </w:p>
+    <w:p>
+      <w:pPr>
+        <w:pStyle w:val="FirstParagraph"/>
+      </w:pPr>
+      <w:r>
+        <w:rPr>
+          <w:i/>
+          <w:iCs/>
+        </w:rPr>
+        <w:t xml:space="preserve">Why it matters: encounter types may need distinct Visit Templates. Async encounters chart differently — the Subjective section may come from a messaging thread. Group visits raise the question of one note per patient vs. a shared note.</w:t>
+      </w:r>
+    </w:p>
+    <w:bookmarkStart w:id="23" w:name="X05c6a7a4feeca1cab2ef75b3bd051139a07240f"/>
+    <w:bookmarkEnd w:id="23"/>
+    <w:bookmarkStart w:id="24" w:name="X6eb07f69cf24f78f957b409507a1e638ba1b4e8"/>
+    <w:bookmarkEnd w:id="24"/>
+    <w:bookmarkEnd w:id="25"/>
+    <w:bookmarkStart w:id="31" w:name="X6b0464808ee0b08c579960e184a1baf38454b68"/>
+    <w:p>
+      <w:pPr>
+        <w:pStyle w:val="Heading3"/>
+      </w:pPr>
+      <w:r>
+        <w:t xml:space="preserve">What are clinicians used to today, and what do they want to keep consistent?</w:t>
+      </w:r>
+    </w:p>
+    <w:p>
+      <w:pPr>
+        <w:pStyle w:val="Compact"/>
+        <w:numPr>
+          <w:ilvl w:val="0"/>
+          <w:numId w:val="1004"/>
+        </w:numPr>
+      </w:pPr>
+      <w:r>
+        <w:t xml:space="preserve">What EHR or charting tool are clinicians coming from?</w:t>
+      </w:r>
+    </w:p>
+    <w:p>
+      <w:pPr>
+        <w:pStyle w:val="Compact"/>
+        <w:numPr>
+          <w:ilvl w:val="0"/>
+          <w:numId w:val="1004"/>
+        </w:numPr>
+      </w:pPr>
+      <w:r>
+        <w:t xml:space="preserve">What note formats or workflows do they want to preserve?</w:t>
+      </w:r>
+    </w:p>
+    <w:p>
+      <w:pPr>
+        <w:pStyle w:val="Compact"/>
+        <w:numPr>
+          <w:ilvl w:val="0"/>
+          <w:numId w:val="1004"/>
+        </w:numPr>
       </w:pPr>
       <w:r>
         <w:t xml:space="preserve">What gaps drove the move?</w:t>
@@ -436,37 +660,31 @@
       </w:pPr>
       <w:r>
         <w:rPr>
+          <w:i/>
           <w:iCs/>
-          <w:i/>
         </w:rPr>
         <w:t xml:space="preserve">Why it matters: charting changes have high adoption risk. Knowing what clinicians expect to stay the same is as important as knowing what to improve.</w:t>
       </w:r>
     </w:p>
-    <w:p>
-      <w:r>
-        <w:pict>
-          <v:rect style="width:0;height:1.5pt" o:hralign="center" o:hrstd="t" o:hr="t"/>
-        </w:pict>
-      </w:r>
-    </w:p>
+    <w:bookmarkStart w:id="26" w:name="section-2-key-decisions"/>
+    <w:bookmarkEnd w:id="26"/>
+    <w:bookmarkStart w:id="27" w:name="decisions"/>
+    <w:bookmarkEnd w:id="27"/>
+    <w:bookmarkStart w:id="28" w:name="Xd03455791dadc23e66d161ef46513aa68856726"/>
+    <w:bookmarkEnd w:id="28"/>
+    <w:bookmarkStart w:id="29" w:name="decision-1"/>
+    <w:bookmarkEnd w:id="29"/>
+    <w:bookmarkStart w:id="30" w:name="X2574ece7fa9021785d61605e51a054124182423"/>
     <w:bookmarkEnd w:id="30"/>
     <w:bookmarkEnd w:id="31"/>
-    <w:bookmarkStart w:id="39" w:name="section-2-key-decisions"/>
+    <w:bookmarkEnd w:id="32"/>
+    <w:bookmarkStart w:id="37" w:name="X5867a1e1c3a7e9a9e7812a99386f911286d4d65"/>
     <w:p>
       <w:pPr>
         <w:pStyle w:val="Heading2"/>
       </w:pPr>
       <w:r>
-        <w:t xml:space="preserve">Section 2: Key Decisions</w:t>
-      </w:r>
-    </w:p>
-    <w:bookmarkStart w:id="33" w:name="X5867a1e1c3a7e9a9e7812a99386f911286d4d65"/>
-    <w:p>
-      <w:pPr>
-        <w:pStyle w:val="Heading3"/>
-      </w:pPr>
-      <w:r>
-        <w:t xml:space="preserve">2.1 What visit types do you provide, and what does each entail?</w:t>
+        <w:t xml:space="preserve">What visit types do you provide, and what does each entail?</w:t>
       </w:r>
     </w:p>
     <w:p>
@@ -498,8 +716,8 @@
       </w:pPr>
       <w:r>
         <w:rPr>
+          <w:b/>
           <w:bCs/>
-          <w:b/>
         </w:rPr>
         <w:t xml:space="preserve">⚠ Visit types are the bridge to scheduling.</w:t>
       </w:r>
@@ -512,7 +730,7 @@
       <w:r>
         <w:t xml:space="preserve"> </w:t>
       </w:r>
-      <w:hyperlink r:id="rId32">
+      <w:hyperlink r:id="rId33">
         <w:r>
           <w:rPr>
             <w:rStyle w:val="Hyperlink"/>
@@ -530,91 +748,91 @@
       </w:pPr>
       <w:r>
         <w:rPr>
+          <w:b/>
           <w:bCs/>
-          <w:b/>
         </w:rPr>
         <w:t xml:space="preserve">Questions:</w:t>
       </w:r>
     </w:p>
     <w:p>
       <w:pPr>
+        <w:pStyle w:val="Compact"/>
         <w:numPr>
           <w:ilvl w:val="0"/>
-          <w:numId w:val="1004"/>
+          <w:numId w:val="1005"/>
         </w:numPr>
+      </w:pPr>
+      <w:r>
+        <w:t xml:space="preserve">What are the distinct visit types? (annual wellness, acute sick, behavioral health intake, post-op follow-up, specialty consult, etc.)</w:t>
+      </w:r>
+    </w:p>
+    <w:p>
+      <w:pPr>
         <w:pStyle w:val="Compact"/>
-      </w:pPr>
-      <w:r>
-        <w:t xml:space="preserve">What are the distinct visit types? (annual wellness, acute sick, behavioral health intake, post-op follow-up, specialty consult, etc.)</w:t>
-      </w:r>
-    </w:p>
-    <w:p>
-      <w:pPr>
         <w:numPr>
           <w:ilvl w:val="0"/>
-          <w:numId w:val="1004"/>
+          <w:numId w:val="1005"/>
         </w:numPr>
+      </w:pPr>
+      <w:r>
+        <w:t xml:space="preserve">For each visit type, what does the clinician do during the encounter?</w:t>
+      </w:r>
+    </w:p>
+    <w:p>
+      <w:pPr>
         <w:pStyle w:val="Compact"/>
-      </w:pPr>
-      <w:r>
-        <w:t xml:space="preserve">For each visit type, what does the clinician do during the encounter?</w:t>
-      </w:r>
-    </w:p>
-    <w:p>
-      <w:pPr>
         <w:numPr>
           <w:ilvl w:val="1"/>
-          <w:numId w:val="1005"/>
+          <w:numId w:val="1006"/>
         </w:numPr>
+      </w:pPr>
+      <w:r>
+        <w:t xml:space="preserve">Measurements (vitals — BP, HR, weight, BMI, temp, SpO2)</w:t>
+      </w:r>
+    </w:p>
+    <w:p>
+      <w:pPr>
         <w:pStyle w:val="Compact"/>
-      </w:pPr>
-      <w:r>
-        <w:t xml:space="preserve">Measurements (vitals — BP, HR, weight, BMI, temp, SpO2)</w:t>
-      </w:r>
-    </w:p>
-    <w:p>
-      <w:pPr>
         <w:numPr>
           <w:ilvl w:val="1"/>
-          <w:numId w:val="1005"/>
+          <w:numId w:val="1006"/>
         </w:numPr>
+      </w:pPr>
+      <w:r>
+        <w:t xml:space="preserve">Screening instruments (PHQ-9, GAD-7, AUDIT, fall risk, pediatric screens)</w:t>
+      </w:r>
+    </w:p>
+    <w:p>
+      <w:pPr>
         <w:pStyle w:val="Compact"/>
-      </w:pPr>
-      <w:r>
-        <w:t xml:space="preserve">Screening instruments (PHQ-9, GAD-7, AUDIT, fall risk, pediatric screens)</w:t>
-      </w:r>
-    </w:p>
-    <w:p>
-      <w:pPr>
         <w:numPr>
           <w:ilvl w:val="1"/>
-          <w:numId w:val="1005"/>
+          <w:numId w:val="1006"/>
         </w:numPr>
+      </w:pPr>
+      <w:r>
+        <w:t xml:space="preserve">Orders (labs, imaging, referrals, prescriptions)</w:t>
+      </w:r>
+    </w:p>
+    <w:p>
+      <w:pPr>
         <w:pStyle w:val="Compact"/>
-      </w:pPr>
-      <w:r>
-        <w:t xml:space="preserve">Orders (labs, imaging, referrals, prescriptions)</w:t>
-      </w:r>
-    </w:p>
-    <w:p>
-      <w:pPr>
         <w:numPr>
           <w:ilvl w:val="1"/>
-          <w:numId w:val="1005"/>
+          <w:numId w:val="1006"/>
         </w:numPr>
+      </w:pPr>
+      <w:r>
+        <w:t xml:space="preserve">Narrative documentation</w:t>
+      </w:r>
+    </w:p>
+    <w:p>
+      <w:pPr>
         <w:pStyle w:val="Compact"/>
-      </w:pPr>
-      <w:r>
-        <w:t xml:space="preserve">Narrative documentation</w:t>
-      </w:r>
-    </w:p>
-    <w:p>
-      <w:pPr>
         <w:numPr>
           <w:ilvl w:val="1"/>
-          <w:numId w:val="1005"/>
+          <w:numId w:val="1006"/>
         </w:numPr>
-        <w:pStyle w:val="Compact"/>
       </w:pPr>
       <w:r>
         <w:t xml:space="preserve">Review of patient history (problem list, allergies, meds)</w:t>
@@ -626,8 +844,8 @@
       </w:pPr>
       <w:r>
         <w:rPr>
+          <w:b/>
           <w:bCs/>
-          <w:b/>
         </w:rPr>
         <w:t xml:space="preserve">What the answers drive:</w:t>
       </w:r>
@@ -644,18 +862,17 @@
       <w:tblPr>
         <w:tblStyle w:val="Table"/>
         <w:tblW w:w="9360" w:type="dxa"/>
+        <w:tblLayout w:type="fixed"/>
         <w:tblLook w:firstRow="1" w:lastRow="0" w:firstColumn="0" w:lastColumn="0" w:noHBand="0" w:noVBand="0" w:val="0020"/>
-        <w:jc w:val="start"/>
-        <w:tblLayout w:type="fixed"/>
       </w:tblPr>
       <w:tblGrid>
-        <w:gridCol w:w="4441"/>
-        <w:gridCol w:w="4919"/>
+        <w:gridCol w:w="4421"/>
+        <w:gridCol w:w="4939"/>
       </w:tblGrid>
       <w:tr>
         <w:trPr>
           <w:cantSplit/>
-          <w:tblHeader w:val="true"/>
+          <w:tblHeader w:val="on"/>
         </w:trPr>
         <w:tc>
           <w:tcPr/>
@@ -761,19 +978,46 @@
               <w:jc w:val="left"/>
             </w:pPr>
             <w:r>
-              <w:t xml:space="preserve">Orders (labs, imaging, referrals, prescriptions)</w:t>
-            </w:r>
-          </w:p>
-        </w:tc>
-        <w:tc>
-          <w:tcPr/>
-          <w:p>
-            <w:pPr>
-              <w:pStyle w:val="Compact"/>
-              <w:jc w:val="left"/>
-            </w:pPr>
-            <w:r>
-              <w:t xml:space="preserve">ActivityDefinition action — generates ServiceRequest or MedicationRequest Tasks</w:t>
+              <w:t xml:space="preserve">Labs, imaging, and referrals</w:t>
+            </w:r>
+          </w:p>
+        </w:tc>
+        <w:tc>
+          <w:tcPr/>
+          <w:p>
+            <w:pPr>
+              <w:pStyle w:val="Compact"/>
+              <w:jc w:val="left"/>
+            </w:pPr>
+            <w:r>
+              <w:t xml:space="preserve">ActivityDefinition with</w:t>
+            </w:r>
+            <w:r>
+              <w:t xml:space="preserve"> </w:t>
+            </w:r>
+            <w:r>
+              <w:rPr>
+                <w:rStyle w:val="VerbatimChar"/>
+              </w:rPr>
+              <w:t xml:space="preserve">kind: ServiceRequest</w:t>
+            </w:r>
+            <w:r>
+              <w:t xml:space="preserve">;</w:t>
+            </w:r>
+            <w:r>
+              <w:t xml:space="preserve"> </w:t>
+            </w:r>
+            <w:r>
+              <w:rPr>
+                <w:rStyle w:val="VerbatimChar"/>
+              </w:rPr>
+              <w:t xml:space="preserve">$apply</w:t>
+            </w:r>
+            <w:r>
+              <w:t xml:space="preserve"> </w:t>
+            </w:r>
+            <w:r>
+              <w:t xml:space="preserve">creates the ServiceRequest and associated Task</w:t>
             </w:r>
           </w:p>
         </w:tc>
@@ -790,46 +1034,34 @@
               <w:jc w:val="left"/>
             </w:pPr>
             <w:r>
-              <w:t xml:space="preserve">Narrative documentation</w:t>
-            </w:r>
-          </w:p>
-        </w:tc>
-        <w:tc>
-          <w:tcPr/>
-          <w:p>
-            <w:pPr>
-              <w:pStyle w:val="Compact"/>
-              <w:jc w:val="left"/>
-            </w:pPr>
+              <w:t xml:space="preserve">Prescriptions</w:t>
+            </w:r>
+          </w:p>
+        </w:tc>
+        <w:tc>
+          <w:tcPr/>
+          <w:p>
+            <w:pPr>
+              <w:pStyle w:val="Compact"/>
+              <w:jc w:val="left"/>
+            </w:pPr>
+            <w:r>
+              <w:t xml:space="preserve">Create MedicationRequest through the prescribing workflow;</w:t>
+            </w:r>
+            <w:r>
+              <w:t xml:space="preserve"> </w:t>
+            </w:r>
             <w:r>
               <w:rPr>
                 <w:rStyle w:val="VerbatimChar"/>
               </w:rPr>
-              <w:t xml:space="preserve">ClinicalImpression.note</w:t>
+              <w:t xml:space="preserve">$apply</w:t>
             </w:r>
             <w:r>
               <w:t xml:space="preserve"> </w:t>
             </w:r>
             <w:r>
-              <w:t xml:space="preserve">(captures the</w:t>
-            </w:r>
-            <w:r>
-              <w:t xml:space="preserve"> </w:t>
-            </w:r>
-            <w:r>
-              <w:t xml:space="preserve">‘</w:t>
-            </w:r>
-            <w:r>
-              <w:t xml:space="preserve">Assessment</w:t>
-            </w:r>
-            <w:r>
-              <w:t xml:space="preserve">’</w:t>
-            </w:r>
-            <w:r>
-              <w:t xml:space="preserve"> </w:t>
-            </w:r>
-            <w:r>
-              <w:t xml:space="preserve">part of SOAP)</w:t>
+              <w:t xml:space="preserve">does not generate MedicationRequest resources</w:t>
             </w:r>
           </w:p>
         </w:tc>
@@ -846,6 +1078,56 @@
               <w:jc w:val="left"/>
             </w:pPr>
             <w:r>
+              <w:t xml:space="preserve">Narrative documentation</w:t>
+            </w:r>
+          </w:p>
+        </w:tc>
+        <w:tc>
+          <w:tcPr/>
+          <w:p>
+            <w:pPr>
+              <w:pStyle w:val="Compact"/>
+              <w:jc w:val="left"/>
+            </w:pPr>
+            <w:r>
+              <w:rPr>
+                <w:rStyle w:val="VerbatimChar"/>
+              </w:rPr>
+              <w:t xml:space="preserve">ClinicalImpression.note</w:t>
+            </w:r>
+            <w:r>
+              <w:t xml:space="preserve"> </w:t>
+            </w:r>
+            <w:r>
+              <w:t xml:space="preserve">(captures the</w:t>
+            </w:r>
+            <w:r>
+              <w:t xml:space="preserve"> </w:t>
+            </w:r>
+            <w:r>
+              <w:t xml:space="preserve">‘Assessment’</w:t>
+            </w:r>
+            <w:r>
+              <w:t xml:space="preserve"> </w:t>
+            </w:r>
+            <w:r>
+              <w:t xml:space="preserve">part of SOAP)</w:t>
+            </w:r>
+          </w:p>
+        </w:tc>
+      </w:tr>
+      <w:tr>
+        <w:trPr>
+          <w:cantSplit/>
+        </w:trPr>
+        <w:tc>
+          <w:tcPr/>
+          <w:p>
+            <w:pPr>
+              <w:pStyle w:val="Compact"/>
+              <w:jc w:val="left"/>
+            </w:pPr>
+            <w:r>
               <w:t xml:space="preserve">Patient history review</w:t>
             </w:r>
           </w:p>
@@ -858,7 +1140,21 @@
               <w:jc w:val="left"/>
             </w:pPr>
             <w:r>
-              <w:t xml:space="preserve">Surfaced via the patient sidebar (see §2.2), not modeled in the PlanDefinition itself</w:t>
+              <w:t xml:space="preserve">Surfaced via the patient sidebar (see</w:t>
+            </w:r>
+            <w:r>
+              <w:t xml:space="preserve"> </w:t>
+            </w:r>
+            <w:hyperlink w:anchor="how-structured-should-the-chart-be">
+              <w:r>
+                <w:rPr>
+                  <w:rStyle w:val="Hyperlink"/>
+                </w:rPr>
+                <w:t xml:space="preserve">Chart structure</w:t>
+              </w:r>
+            </w:hyperlink>
+            <w:r>
+              <w:t xml:space="preserve">), not modeled in the PlanDefinition itself</w:t>
             </w:r>
           </w:p>
         </w:tc>
@@ -869,24 +1165,80 @@
         <w:pStyle w:val="BodyText"/>
       </w:pPr>
       <w:r>
-        <w:t xml:space="preserve">If visit types share most of their structure: factor common pieces into shared Questionnaires / ActivityDefinitions referenced by multiple PlanDefinitions, or use conditional actions on a single PlanDefinition.</w:t>
-      </w:r>
-    </w:p>
-    <w:p>
-      <w:r>
-        <w:pict>
-          <v:rect style="width:0;height:1.5pt" o:hralign="center" o:hrstd="t" o:hr="t"/>
-        </w:pict>
-      </w:r>
-    </w:p>
-    <w:bookmarkEnd w:id="33"/>
-    <w:bookmarkStart w:id="35" w:name="how-structured-should-the-chart-be"/>
-    <w:p>
-      <w:pPr>
-        <w:pStyle w:val="Heading3"/>
-      </w:pPr>
-      <w:r>
-        <w:t xml:space="preserve">2.2 How structured should the chart be?</w:t>
+        <w:t xml:space="preserve">If visit types share most of their structure, factor common pieces into shared Questionnaires / ActivityDefinitions referenced by multiple PlanDefinitions.</w:t>
+      </w:r>
+    </w:p>
+    <w:p>
+      <w:pPr>
+        <w:pStyle w:val="BodyText"/>
+      </w:pPr>
+      <w:r>
+        <w:rPr>
+          <w:b/>
+          <w:bCs/>
+        </w:rPr>
+        <w:t xml:space="preserve">Execution boundary:</w:t>
+      </w:r>
+      <w:r>
+        <w:t xml:space="preserve"> </w:t>
+      </w:r>
+      <w:r>
+        <w:rPr>
+          <w:rStyle w:val="VerbatimChar"/>
+        </w:rPr>
+        <w:t xml:space="preserve">$apply</w:t>
+      </w:r>
+      <w:r>
+        <w:t xml:space="preserve"> </w:t>
+      </w:r>
+      <w:r>
+        <w:t xml:space="preserve">processes top-level actions; it does not execute nested actions or evaluate</w:t>
+      </w:r>
+      <w:r>
+        <w:t xml:space="preserve"> </w:t>
+      </w:r>
+      <w:r>
+        <w:rPr>
+          <w:rStyle w:val="VerbatimChar"/>
+        </w:rPr>
+        <w:t xml:space="preserve">action.condition</w:t>
+      </w:r>
+      <w:r>
+        <w:t xml:space="preserve"> </w:t>
+      </w:r>
+      <w:r>
+        <w:t xml:space="preserve">as a guard. Use application or Bot logic to select and release conditional steps. Supported ServiceRequest</w:t>
+      </w:r>
+      <w:r>
+        <w:t xml:space="preserve"> </w:t>
+      </w:r>
+      <w:r>
+        <w:rPr>
+          <w:rStyle w:val="VerbatimChar"/>
+        </w:rPr>
+        <w:t xml:space="preserve">ActivityDefinition.dynamicValue</w:t>
+      </w:r>
+      <w:r>
+        <w:t xml:space="preserve"> </w:t>
+      </w:r>
+      <w:r>
+        <w:t xml:space="preserve">mappings can populate generated fields, but do not provide conditional workflow execution. Verify the generated resources before using a template for clinical work.</w:t>
+      </w:r>
+    </w:p>
+    <w:bookmarkStart w:id="34" w:name="Xc4f49e4d37cf8c5aef1be9b3d459ab6d2c1e19d"/>
+    <w:bookmarkEnd w:id="34"/>
+    <w:bookmarkStart w:id="35" w:name="decision-2"/>
+    <w:bookmarkEnd w:id="35"/>
+    <w:bookmarkStart w:id="36" w:name="X667fb49bca6342665724576f5d93426b7ea568e"/>
+    <w:bookmarkEnd w:id="36"/>
+    <w:bookmarkEnd w:id="37"/>
+    <w:bookmarkStart w:id="42" w:name="how-structured-should-the-chart-be"/>
+    <w:p>
+      <w:pPr>
+        <w:pStyle w:val="Heading2"/>
+      </w:pPr>
+      <w:r>
+        <w:t xml:space="preserve">How structured should the chart be?</w:t>
       </w:r>
     </w:p>
     <w:p>
@@ -895,8 +1247,8 @@
       </w:pPr>
       <w:r>
         <w:rPr>
+          <w:b/>
           <w:bCs/>
-          <w:b/>
         </w:rPr>
         <w:t xml:space="preserve">Medplum Recommendation:</w:t>
       </w:r>
@@ -909,7 +1261,7 @@
       <w:r>
         <w:t xml:space="preserve"> </w:t>
       </w:r>
-      <w:hyperlink r:id="rId34">
+      <w:hyperlink r:id="rId38">
         <w:r>
           <w:rPr>
             <w:rStyle w:val="Hyperlink"/>
@@ -939,49 +1291,63 @@
       </w:pPr>
       <w:r>
         <w:rPr>
+          <w:b/>
           <w:bCs/>
+        </w:rPr>
+        <w:t xml:space="preserve">⚠ Recommended pattern.</w:t>
+      </w:r>
+      <w:r>
+        <w:t xml:space="preserve"> </w:t>
+      </w:r>
+      <w:r>
+        <w:t xml:space="preserve">Surface a patient sidebar (problem list, allergies, active medications) alongside the active note, with inline edit.</w:t>
+      </w:r>
+    </w:p>
+    <w:p>
+      <w:pPr>
+        <w:pStyle w:val="BodyText"/>
+      </w:pPr>
+      <w:r>
+        <w:rPr>
           <w:b/>
-        </w:rPr>
-        <w:t xml:space="preserve">⚠ Recommended pattern.</w:t>
-      </w:r>
-      <w:r>
-        <w:t xml:space="preserve"> </w:t>
-      </w:r>
-      <w:r>
-        <w:t xml:space="preserve">Surface a patient sidebar (problem list, allergies, active medications) alongside the active note, with inline edit.</w:t>
-      </w:r>
-    </w:p>
-    <w:p>
-      <w:pPr>
-        <w:pStyle w:val="BodyText"/>
-      </w:pPr>
-      <w:r>
-        <w:rPr>
           <w:bCs/>
-          <w:b/>
         </w:rPr>
         <w:t xml:space="preserve">Questions:</w:t>
       </w:r>
     </w:p>
     <w:p>
       <w:pPr>
+        <w:pStyle w:val="Compact"/>
         <w:numPr>
           <w:ilvl w:val="0"/>
-          <w:numId w:val="1006"/>
+          <w:numId w:val="1007"/>
         </w:numPr>
+      </w:pPr>
+      <w:r>
+        <w:t xml:space="preserve">For each visit type from</w:t>
+      </w:r>
+      <w:r>
+        <w:t xml:space="preserve"> </w:t>
+      </w:r>
+      <w:hyperlink w:anchor="X5867a1e1c3a7e9a9e7812a99386f911286d4d65">
+        <w:r>
+          <w:rPr>
+            <w:rStyle w:val="Hyperlink"/>
+          </w:rPr>
+          <w:t xml:space="preserve">Visit types</w:t>
+        </w:r>
+      </w:hyperlink>
+      <w:r>
+        <w:t xml:space="preserve">, what mix of structured forms vs. free-text does the workflow require?</w:t>
+      </w:r>
+    </w:p>
+    <w:p>
+      <w:pPr>
         <w:pStyle w:val="Compact"/>
-      </w:pPr>
-      <w:r>
-        <w:t xml:space="preserve">For each visit type from §2.1, what mix of structured forms vs. free-text does the workflow require?</w:t>
-      </w:r>
-    </w:p>
-    <w:p>
-      <w:pPr>
         <w:numPr>
           <w:ilvl w:val="0"/>
-          <w:numId w:val="1006"/>
+          <w:numId w:val="1007"/>
         </w:numPr>
-        <w:pStyle w:val="Compact"/>
       </w:pPr>
       <w:r>
         <w:t xml:space="preserve">Are orders placed inline within the chart, or in a separate orders area?</w:t>
@@ -993,8 +1359,8 @@
       </w:pPr>
       <w:r>
         <w:rPr>
+          <w:b/>
           <w:bCs/>
-          <w:b/>
         </w:rPr>
         <w:t xml:space="preserve">What the answers drive:</w:t>
       </w:r>
@@ -1003,9 +1369,8 @@
       <w:tblPr>
         <w:tblStyle w:val="Table"/>
         <w:tblW w:w="9360" w:type="dxa"/>
+        <w:tblLayout w:type="fixed"/>
         <w:tblLook w:firstRow="1" w:lastRow="0" w:firstColumn="0" w:lastColumn="0" w:noHBand="0" w:noVBand="0" w:val="0020"/>
-        <w:jc w:val="start"/>
-        <w:tblLayout w:type="fixed"/>
       </w:tblPr>
       <w:tblGrid>
         <w:gridCol w:w="2412"/>
@@ -1015,7 +1380,7 @@
       <w:tr>
         <w:trPr>
           <w:cantSplit/>
-          <w:tblHeader w:val="true"/>
+          <w:tblHeader w:val="on"/>
         </w:trPr>
         <w:tc>
           <w:tcPr/>
@@ -1137,21 +1502,20 @@
         </w:tc>
       </w:tr>
     </w:tbl>
-    <w:p>
-      <w:r>
-        <w:pict>
-          <v:rect style="width:0;height:1.5pt" o:hralign="center" o:hrstd="t" o:hr="t"/>
-        </w:pict>
-      </w:r>
-    </w:p>
-    <w:bookmarkEnd w:id="35"/>
-    <w:bookmarkStart w:id="36" w:name="X5adc9c6238bb5dfd2d9d53b6e8f4a256fd3b32d"/>
-    <w:p>
-      <w:pPr>
-        <w:pStyle w:val="Heading3"/>
-      </w:pPr>
-      <w:r>
-        <w:t xml:space="preserve">2.3 How will form responses be parsed into queryable data?</w:t>
+    <w:bookmarkStart w:id="39" w:name="X996595956132576b85fb1046de75351464e572f"/>
+    <w:bookmarkEnd w:id="39"/>
+    <w:bookmarkStart w:id="40" w:name="decision-3"/>
+    <w:bookmarkEnd w:id="40"/>
+    <w:bookmarkStart w:id="41" w:name="Xbb40dd9ac38ce9e8cb80ac765810dc227adab85"/>
+    <w:bookmarkEnd w:id="41"/>
+    <w:bookmarkEnd w:id="42"/>
+    <w:bookmarkStart w:id="46" w:name="X5adc9c6238bb5dfd2d9d53b6e8f4a256fd3b32d"/>
+    <w:p>
+      <w:pPr>
+        <w:pStyle w:val="Heading2"/>
+      </w:pPr>
+      <w:r>
+        <w:t xml:space="preserve">How will form responses be parsed into queryable data?</w:t>
       </w:r>
     </w:p>
     <w:p>
@@ -1160,50 +1524,50 @@
       </w:pPr>
       <w:r>
         <w:rPr>
+          <w:b/>
           <w:bCs/>
+        </w:rPr>
+        <w:t xml:space="preserve">Medplum Recommendation:</w:t>
+      </w:r>
+      <w:r>
+        <w:t xml:space="preserve"> </w:t>
+      </w:r>
+      <w:r>
+        <w:t xml:space="preserve">always parse — without parsing, form data isn’t queryable for analytics, alerting, or dashboards. The decision is</w:t>
+      </w:r>
+      <w:r>
+        <w:t xml:space="preserve"> </w:t>
+      </w:r>
+      <w:r>
+        <w:rPr>
+          <w:i/>
+          <w:iCs/>
+        </w:rPr>
+        <w:t xml:space="preserve">how</w:t>
+      </w:r>
+      <w:r>
+        <w:t xml:space="preserve">, driven by parsing complexity.</w:t>
+      </w:r>
+    </w:p>
+    <w:p>
+      <w:pPr>
+        <w:pStyle w:val="BodyText"/>
+      </w:pPr>
+      <w:r>
+        <w:rPr>
           <w:b/>
-        </w:rPr>
-        <w:t xml:space="preserve">Medplum Recommendation:</w:t>
-      </w:r>
-      <w:r>
-        <w:t xml:space="preserve"> </w:t>
-      </w:r>
-      <w:r>
-        <w:t xml:space="preserve">always parse — without parsing, form data isn’t queryable for analytics, alerting, or dashboards. The decision is</w:t>
-      </w:r>
-      <w:r>
-        <w:t xml:space="preserve"> </w:t>
-      </w:r>
-      <w:r>
-        <w:rPr>
-          <w:iCs/>
-          <w:i/>
-        </w:rPr>
-        <w:t xml:space="preserve">how</w:t>
-      </w:r>
-      <w:r>
-        <w:t xml:space="preserve">, driven by parsing complexity.</w:t>
-      </w:r>
-    </w:p>
-    <w:p>
-      <w:pPr>
-        <w:pStyle w:val="BodyText"/>
-      </w:pPr>
-      <w:r>
-        <w:rPr>
           <w:bCs/>
-          <w:b/>
         </w:rPr>
         <w:t xml:space="preserve">Questions:</w:t>
       </w:r>
     </w:p>
     <w:p>
       <w:pPr>
+        <w:pStyle w:val="Compact"/>
         <w:numPr>
           <w:ilvl w:val="0"/>
-          <w:numId w:val="1007"/>
+          <w:numId w:val="1008"/>
         </w:numPr>
-        <w:pStyle w:val="Compact"/>
       </w:pPr>
       <w:r>
         <w:t xml:space="preserve">Does parsing need complex conditional behavior (score thresholds, external calls, multi-resource creation)?</w:t>
@@ -1215,8 +1579,8 @@
       </w:pPr>
       <w:r>
         <w:rPr>
+          <w:b/>
           <w:bCs/>
-          <w:b/>
         </w:rPr>
         <w:t xml:space="preserve">What the answers drive:</w:t>
       </w:r>
@@ -1225,9 +1589,8 @@
       <w:tblPr>
         <w:tblStyle w:val="Table"/>
         <w:tblW w:w="9360" w:type="dxa"/>
+        <w:tblLayout w:type="fixed"/>
         <w:tblLook w:firstRow="1" w:lastRow="0" w:firstColumn="0" w:lastColumn="0" w:noHBand="0" w:noVBand="0" w:val="0020"/>
-        <w:jc w:val="start"/>
-        <w:tblLayout w:type="fixed"/>
       </w:tblPr>
       <w:tblGrid>
         <w:gridCol w:w="3790"/>
@@ -1236,7 +1599,7 @@
       <w:tr>
         <w:trPr>
           <w:cantSplit/>
-          <w:tblHeader w:val="true"/>
+          <w:tblHeader w:val="on"/>
         </w:trPr>
         <w:tc>
           <w:tcPr/>
@@ -1288,30 +1651,30 @@
             </w:pPr>
             <w:r>
               <w:rPr>
+                <w:b/>
                 <w:bCs/>
-                <w:b/>
               </w:rPr>
               <w:t xml:space="preserve">SDC +</w:t>
             </w:r>
             <w:r>
               <w:rPr>
+                <w:b/>
                 <w:bCs/>
-                <w:b/>
               </w:rPr>
               <w:t xml:space="preserve"> </w:t>
             </w:r>
             <w:r>
               <w:rPr>
                 <w:rStyle w:val="VerbatimChar"/>
+                <w:b/>
                 <w:bCs/>
-                <w:b/>
               </w:rPr>
               <w:t xml:space="preserve">$extract</w:t>
             </w:r>
             <w:r>
               <w:rPr>
+                <w:b/>
                 <w:bCs/>
-                <w:b/>
               </w:rPr>
               <w:t xml:space="preserve">.</w:t>
             </w:r>
@@ -1364,8 +1727,8 @@
             </w:pPr>
             <w:r>
               <w:rPr>
+                <w:b/>
                 <w:bCs/>
-                <w:b/>
               </w:rPr>
               <w:t xml:space="preserve">Subscription + Bot.</w:t>
             </w:r>
@@ -1379,21 +1742,20 @@
         </w:tc>
       </w:tr>
     </w:tbl>
-    <w:p>
-      <w:r>
-        <w:pict>
-          <v:rect style="width:0;height:1.5pt" o:hralign="center" o:hrstd="t" o:hr="t"/>
-        </w:pict>
-      </w:r>
-    </w:p>
-    <w:bookmarkEnd w:id="36"/>
-    <w:bookmarkStart w:id="37" w:name="what-are-the-signing-requirements"/>
-    <w:p>
-      <w:pPr>
-        <w:pStyle w:val="Heading3"/>
-      </w:pPr>
-      <w:r>
-        <w:t xml:space="preserve">2.4 What are the signing requirements?</w:t>
+    <w:bookmarkStart w:id="43" w:name="X033394bef70a5e7d7a177c7f88d53cced80afbb"/>
+    <w:bookmarkEnd w:id="43"/>
+    <w:bookmarkStart w:id="44" w:name="decision-4"/>
+    <w:bookmarkEnd w:id="44"/>
+    <w:bookmarkStart w:id="45" w:name="X2ad7a6abb3a27f5320a5963bf62dca4da279611"/>
+    <w:bookmarkEnd w:id="45"/>
+    <w:bookmarkEnd w:id="46"/>
+    <w:bookmarkStart w:id="50" w:name="what-are-the-signing-requirements"/>
+    <w:p>
+      <w:pPr>
+        <w:pStyle w:val="Heading2"/>
+      </w:pPr>
+      <w:r>
+        <w:t xml:space="preserve">What are the signing requirements?</w:t>
       </w:r>
     </w:p>
     <w:p>
@@ -1401,7 +1763,7 @@
         <w:pStyle w:val="FirstParagraph"/>
       </w:pPr>
       <w:r>
-        <w:t xml:space="preserve">The standard pattern: mark</w:t>
+        <w:t xml:space="preserve">The standard sign-off pattern marks</w:t>
       </w:r>
       <w:r>
         <w:t xml:space="preserve"> </w:t>
@@ -1416,7 +1778,7 @@
         <w:t xml:space="preserve"> </w:t>
       </w:r>
       <w:r>
-        <w:t xml:space="preserve">and create a Provenance on the Encounter capturing the signer and timestamp. The Provenance on the Encounter is what makes the entire visit chart legally a signed note. Signing and locking are typically separate actions — signing records the signature; locking prevents further edits.</w:t>
+        <w:t xml:space="preserve">and creates Provenance targeting the Encounter to record the signer and timestamp. Define which content and resource versions the sign-off covers; an Encounter reference alone does not freeze the visit chart. Signing, locking, co-signing, and amendments need explicit application rules.</w:t>
       </w:r>
     </w:p>
     <w:p>
@@ -1425,55 +1787,67 @@
       </w:pPr>
       <w:r>
         <w:rPr>
+          <w:b/>
           <w:bCs/>
-          <w:b/>
         </w:rPr>
         <w:t xml:space="preserve">Questions:</w:t>
       </w:r>
     </w:p>
     <w:p>
       <w:pPr>
+        <w:pStyle w:val="Compact"/>
         <w:numPr>
           <w:ilvl w:val="0"/>
-          <w:numId w:val="1008"/>
+          <w:numId w:val="1009"/>
         </w:numPr>
+      </w:pPr>
+      <w:r>
+        <w:t xml:space="preserve">Which resource versions or document snapshot make up the signed content?</w:t>
+      </w:r>
+    </w:p>
+    <w:p>
+      <w:pPr>
         <w:pStyle w:val="Compact"/>
-      </w:pPr>
-      <w:r>
-        <w:t xml:space="preserve">Is co-signing required (attending co-signs resident, provider co-signs scribe)?</w:t>
-      </w:r>
-    </w:p>
-    <w:p>
-      <w:pPr>
         <w:numPr>
           <w:ilvl w:val="0"/>
-          <w:numId w:val="1008"/>
+          <w:numId w:val="1009"/>
         </w:numPr>
+      </w:pPr>
+      <w:r>
+        <w:t xml:space="preserve">Is co-signing required (attending co-signs resident, provider co-signs scribe)?</w:t>
+      </w:r>
+    </w:p>
+    <w:p>
+      <w:pPr>
         <w:pStyle w:val="Compact"/>
-      </w:pPr>
-      <w:r>
-        <w:t xml:space="preserve">Should signing lock immediately, or leave a post-sign editable window?</w:t>
-      </w:r>
-    </w:p>
-    <w:p>
-      <w:pPr>
         <w:numPr>
           <w:ilvl w:val="0"/>
-          <w:numId w:val="1008"/>
+          <w:numId w:val="1009"/>
         </w:numPr>
+      </w:pPr>
+      <w:r>
+        <w:t xml:space="preserve">Should signing lock immediately, or leave a post-sign editable window?</w:t>
+      </w:r>
+    </w:p>
+    <w:p>
+      <w:pPr>
         <w:pStyle w:val="Compact"/>
-      </w:pPr>
-      <w:r>
-        <w:t xml:space="preserve">Will amendments be possible / needed after a chart is locked?</w:t>
-      </w:r>
-    </w:p>
-    <w:p>
-      <w:pPr>
         <w:numPr>
           <w:ilvl w:val="0"/>
-          <w:numId w:val="1008"/>
+          <w:numId w:val="1009"/>
         </w:numPr>
+      </w:pPr>
+      <w:r>
+        <w:t xml:space="preserve">Will amendments be possible / needed after a chart is locked?</w:t>
+      </w:r>
+    </w:p>
+    <w:p>
+      <w:pPr>
         <w:pStyle w:val="Compact"/>
+        <w:numPr>
+          <w:ilvl w:val="0"/>
+          <w:numId w:val="1009"/>
+        </w:numPr>
       </w:pPr>
       <w:r>
         <w:t xml:space="preserve">Is a queryable audit trail of every signing event required?</w:t>
@@ -1485,8 +1859,8 @@
       </w:pPr>
       <w:r>
         <w:rPr>
+          <w:b/>
           <w:bCs/>
-          <w:b/>
         </w:rPr>
         <w:t xml:space="preserve">What the answers drive:</w:t>
       </w:r>
@@ -1495,9 +1869,8 @@
       <w:tblPr>
         <w:tblStyle w:val="Table"/>
         <w:tblW w:w="9360" w:type="dxa"/>
+        <w:tblLayout w:type="fixed"/>
         <w:tblLook w:firstRow="1" w:lastRow="0" w:firstColumn="0" w:lastColumn="0" w:noHBand="0" w:noVBand="0" w:val="0020"/>
-        <w:jc w:val="start"/>
-        <w:tblLayout w:type="fixed"/>
       </w:tblPr>
       <w:tblGrid>
         <w:gridCol w:w="3289"/>
@@ -1506,7 +1879,7 @@
       <w:tr>
         <w:trPr>
           <w:cantSplit/>
-          <w:tblHeader w:val="true"/>
+          <w:tblHeader w:val="on"/>
         </w:trPr>
         <w:tc>
           <w:tcPr/>
@@ -1572,7 +1945,7 @@
               <w:t xml:space="preserve"> </w:t>
             </w:r>
             <w:r>
-              <w:t xml:space="preserve">+ Provenance on the Encounter</w:t>
+              <w:t xml:space="preserve">plus Provenance recording attribution; identify the signed resource versions or retained document snapshot</w:t>
             </w:r>
           </w:p>
         </w:tc>
@@ -1630,7 +2003,7 @@
               <w:jc w:val="left"/>
             </w:pPr>
             <w:r>
-              <w:t xml:space="preserve">Sign and lock together for immediate lock; sign without locking if a post-sign editable window is needed</w:t>
+              <w:t xml:space="preserve">Choose immediate locking or an editable window; enforce the chosen write restrictions at the API. Creating Provenance does not lock resources</w:t>
             </w:r>
           </w:p>
         </w:tc>
@@ -1659,7 +2032,7 @@
               <w:jc w:val="left"/>
             </w:pPr>
             <w:r>
-              <w:t xml:space="preserve">Addendum: a separate DocumentReference linked to the Encounter, preserving the original signed chart</w:t>
+              <w:t xml:space="preserve">Retain the original signed content and record an addendum, for example a DocumentReference linked to the Encounter; define how it references and supplements the original</w:t>
             </w:r>
           </w:p>
         </w:tc>
@@ -1703,21 +2076,20 @@
         </w:tc>
       </w:tr>
     </w:tbl>
-    <w:p>
-      <w:r>
-        <w:pict>
-          <v:rect style="width:0;height:1.5pt" o:hralign="center" o:hrstd="t" o:hr="t"/>
-        </w:pict>
-      </w:r>
-    </w:p>
-    <w:bookmarkEnd w:id="37"/>
-    <w:bookmarkStart w:id="38" w:name="who-owns-and-edits-visit-templates"/>
-    <w:p>
-      <w:pPr>
-        <w:pStyle w:val="Heading3"/>
-      </w:pPr>
-      <w:r>
-        <w:t xml:space="preserve">2.5 Who owns and edits Visit Templates?</w:t>
+    <w:bookmarkStart w:id="47" w:name="Xf777b4243b5c9c2415487e3473f1a761ea955c6"/>
+    <w:bookmarkEnd w:id="47"/>
+    <w:bookmarkStart w:id="48" w:name="decision-5"/>
+    <w:bookmarkEnd w:id="48"/>
+    <w:bookmarkStart w:id="49" w:name="Xb0fe195710263a8626129ec5bf1c07f118e9fdb"/>
+    <w:bookmarkEnd w:id="49"/>
+    <w:bookmarkEnd w:id="50"/>
+    <w:bookmarkStart w:id="51" w:name="who-owns-and-edits-visit-templates"/>
+    <w:p>
+      <w:pPr>
+        <w:pStyle w:val="Heading2"/>
+      </w:pPr>
+      <w:r>
+        <w:t xml:space="preserve">Who owns and edits Visit Templates?</w:t>
       </w:r>
     </w:p>
     <w:p>
@@ -1726,61 +2098,61 @@
       </w:pPr>
       <w:r>
         <w:rPr>
+          <w:b/>
           <w:bCs/>
+        </w:rPr>
+        <w:t xml:space="preserve">Default:</w:t>
+      </w:r>
+      <w:r>
+        <w:t xml:space="preserve"> </w:t>
+      </w:r>
+      <w:r>
+        <w:t xml:space="preserve">engineering implements template changes from a spec maintained by clinical operations — clinical ops owns</w:t>
+      </w:r>
+      <w:r>
+        <w:t xml:space="preserve"> </w:t>
+      </w:r>
+      <w:r>
+        <w:rPr>
+          <w:i/>
+          <w:iCs/>
+        </w:rPr>
+        <w:t xml:space="preserve">what</w:t>
+      </w:r>
+      <w:r>
+        <w:t xml:space="preserve"> </w:t>
+      </w:r>
+      <w:r>
+        <w:t xml:space="preserve">should change, engineering implements via API or migration scripts. Works well when changes are infrequent or warrant review.</w:t>
+      </w:r>
+    </w:p>
+    <w:p>
+      <w:pPr>
+        <w:pStyle w:val="BodyText"/>
+      </w:pPr>
+      <w:r>
+        <w:t xml:space="preserve">If clinical ops needs to edit directly, the Medplum App provides a builder interface out of the box. It’s relatively bare-bones (FHIR-shaped), so customers wanting a more visual or user-friendly experience for non-technical users can build a custom admin UI on top.</w:t>
+      </w:r>
+    </w:p>
+    <w:p>
+      <w:pPr>
+        <w:pStyle w:val="BodyText"/>
+      </w:pPr>
+      <w:r>
+        <w:rPr>
           <w:b/>
-        </w:rPr>
-        <w:t xml:space="preserve">Default:</w:t>
-      </w:r>
-      <w:r>
-        <w:t xml:space="preserve"> </w:t>
-      </w:r>
-      <w:r>
-        <w:t xml:space="preserve">engineering implements template changes from a spec maintained by clinical operations — clinical ops owns</w:t>
-      </w:r>
-      <w:r>
-        <w:t xml:space="preserve"> </w:t>
-      </w:r>
-      <w:r>
-        <w:rPr>
-          <w:iCs/>
-          <w:i/>
-        </w:rPr>
-        <w:t xml:space="preserve">what</w:t>
-      </w:r>
-      <w:r>
-        <w:t xml:space="preserve"> </w:t>
-      </w:r>
-      <w:r>
-        <w:t xml:space="preserve">should change, engineering implements via API or migration scripts. Works well when changes are infrequent or warrant review.</w:t>
-      </w:r>
-    </w:p>
-    <w:p>
-      <w:pPr>
-        <w:pStyle w:val="BodyText"/>
-      </w:pPr>
-      <w:r>
-        <w:t xml:space="preserve">If clinical ops needs to edit directly, the Medplum App provides a builder interface out of the box. It’s relatively bare-bones (FHIR-shaped), so customers wanting a more visual or user-friendly experience for non-technical users can build a custom admin UI on top.</w:t>
-      </w:r>
-    </w:p>
-    <w:p>
-      <w:pPr>
-        <w:pStyle w:val="BodyText"/>
-      </w:pPr>
-      <w:r>
-        <w:rPr>
           <w:bCs/>
-          <w:b/>
         </w:rPr>
         <w:t xml:space="preserve">Questions:</w:t>
       </w:r>
     </w:p>
     <w:p>
       <w:pPr>
+        <w:pStyle w:val="Compact"/>
         <w:numPr>
           <w:ilvl w:val="0"/>
-          <w:numId w:val="1009"/>
+          <w:numId w:val="1010"/>
         </w:numPr>
-        <w:pStyle w:val="Compact"/>
       </w:pPr>
       <w:r>
         <w:t xml:space="preserve">Will engineering implement template changes from a clinical-ops spec, or does clinical ops need to edit directly?</w:t>
@@ -1792,8 +2164,8 @@
       </w:pPr>
       <w:r>
         <w:rPr>
+          <w:b/>
           <w:bCs/>
-          <w:b/>
         </w:rPr>
         <w:t xml:space="preserve">What the answers drive:</w:t>
       </w:r>
@@ -1802,9 +2174,8 @@
       <w:tblPr>
         <w:tblStyle w:val="Table"/>
         <w:tblW w:w="9360" w:type="dxa"/>
+        <w:tblLayout w:type="fixed"/>
         <w:tblLook w:firstRow="1" w:lastRow="0" w:firstColumn="0" w:lastColumn="0" w:noHBand="0" w:noVBand="0" w:val="0020"/>
-        <w:jc w:val="start"/>
-        <w:tblLayout w:type="fixed"/>
       </w:tblPr>
       <w:tblGrid>
         <w:gridCol w:w="4640"/>
@@ -1813,7 +2184,7 @@
       <w:tr>
         <w:trPr>
           <w:cantSplit/>
-          <w:tblHeader w:val="true"/>
+          <w:tblHeader w:val="on"/>
         </w:trPr>
         <w:tc>
           <w:tcPr/>
@@ -1899,9 +2270,8 @@
         </w:tc>
       </w:tr>
     </w:tbl>
-    <w:bookmarkEnd w:id="38"/>
-    <w:bookmarkEnd w:id="39"/>
-    <w:bookmarkEnd w:id="40"/>
+    <w:bookmarkEnd w:id="51"/>
+    <w:bookmarkEnd w:id="52"/>
     <w:p/>
     <w:sectPr>
       <w:pgSz w:h="15840" w:w="12240"/>
@@ -1940,14 +2310,14 @@
 <file path=word/numbering.xml><?xml version="1.0" encoding="utf-8"?>
 <w:numbering xmlns:w="http://schemas.openxmlformats.org/wordprocessingml/2006/main">
   <w:abstractNum w:abstractNumId="990">
-    <w:nsid w:val="A990"/>
+    <w:nsid w:val="0000A990"/>
     <w:multiLevelType w:val="multilevel"/>
     <w:lvl w:ilvl="0">
       <w:numFmt w:val="bullet"/>
       <w:lvlText w:val=" "/>
       <w:lvlJc w:val="left"/>
       <w:pPr>
-        <w:ind w:left="720" w:hanging="480"/>
+        <w:ind w:left="720" w:hanging="360"/>
       </w:pPr>
     </w:lvl>
     <w:lvl w:ilvl="1">
@@ -1955,7 +2325,7 @@
       <w:lvlText w:val=" "/>
       <w:lvlJc w:val="left"/>
       <w:pPr>
-        <w:ind w:left="1440" w:hanging="480"/>
+        <w:ind w:left="1440" w:hanging="360"/>
       </w:pPr>
     </w:lvl>
     <w:lvl w:ilvl="2">
@@ -1963,7 +2333,7 @@
       <w:lvlText w:val=" "/>
       <w:lvlJc w:val="left"/>
       <w:pPr>
-        <w:ind w:left="2160" w:hanging="480"/>
+        <w:ind w:left="2160" w:hanging="360"/>
       </w:pPr>
     </w:lvl>
     <w:lvl w:ilvl="3">
@@ -1971,7 +2341,7 @@
       <w:lvlText w:val=" "/>
       <w:lvlJc w:val="left"/>
       <w:pPr>
-        <w:ind w:left="2880" w:hanging="480"/>
+        <w:ind w:left="2880" w:hanging="360"/>
       </w:pPr>
     </w:lvl>
     <w:lvl w:ilvl="4">
@@ -1979,7 +2349,7 @@
       <w:lvlText w:val=" "/>
       <w:lvlJc w:val="left"/>
       <w:pPr>
-        <w:ind w:left="3600" w:hanging="480"/>
+        <w:ind w:left="3600" w:hanging="360"/>
       </w:pPr>
     </w:lvl>
     <w:lvl w:ilvl="5">
@@ -1987,7 +2357,7 @@
       <w:lvlText w:val=" "/>
       <w:lvlJc w:val="left"/>
       <w:pPr>
-        <w:ind w:left="4320" w:hanging="480"/>
+        <w:ind w:left="4320" w:hanging="360"/>
       </w:pPr>
     </w:lvl>
     <w:lvl w:ilvl="6">
@@ -1995,7 +2365,7 @@
       <w:lvlText w:val=" "/>
       <w:lvlJc w:val="left"/>
       <w:pPr>
-        <w:ind w:left="5040" w:hanging="480"/>
+        <w:ind w:left="5040" w:hanging="360"/>
       </w:pPr>
     </w:lvl>
     <w:lvl w:ilvl="7">
@@ -2003,7 +2373,7 @@
       <w:lvlText w:val=" "/>
       <w:lvlJc w:val="left"/>
       <w:pPr>
-        <w:ind w:left="5760" w:hanging="480"/>
+        <w:ind w:left="5760" w:hanging="360"/>
       </w:pPr>
     </w:lvl>
     <w:lvl w:ilvl="8">
@@ -2011,91 +2381,230 @@
       <w:lvlText w:val=" "/>
       <w:lvlJc w:val="left"/>
       <w:pPr>
-        <w:ind w:left="6480" w:hanging="480"/>
+        <w:ind w:left="6480" w:hanging="360"/>
+      </w:pPr>
+    </w:lvl>
+  </w:abstractNum>
+  <w:abstractNum w:abstractNumId="99411">
+    <w:nsid w:val="00A99411"/>
+    <w:multiLevelType w:val="multilevel"/>
+    <w:lvl w:ilvl="0">
+      <w:start w:val="1"/>
+      <w:numFmt w:val="decimal"/>
+      <w:lvlText w:val="%1."/>
+      <w:lvlJc w:val="left"/>
+      <w:pPr>
+        <w:ind w:left="720" w:hanging="360"/>
+      </w:pPr>
+    </w:lvl>
+    <w:lvl w:ilvl="1">
+      <w:start w:val="1"/>
+      <w:numFmt w:val="decimal"/>
+      <w:lvlText w:val="%2."/>
+      <w:lvlJc w:val="left"/>
+      <w:pPr>
+        <w:ind w:left="1440" w:hanging="360"/>
+      </w:pPr>
+    </w:lvl>
+    <w:lvl w:ilvl="2">
+      <w:start w:val="1"/>
+      <w:numFmt w:val="decimal"/>
+      <w:lvlText w:val="%3."/>
+      <w:lvlJc w:val="left"/>
+      <w:pPr>
+        <w:ind w:left="2160" w:hanging="360"/>
+      </w:pPr>
+    </w:lvl>
+    <w:lvl w:ilvl="3">
+      <w:start w:val="1"/>
+      <w:numFmt w:val="decimal"/>
+      <w:lvlText w:val="%4."/>
+      <w:lvlJc w:val="left"/>
+      <w:pPr>
+        <w:ind w:left="2880" w:hanging="360"/>
+      </w:pPr>
+    </w:lvl>
+    <w:lvl w:ilvl="4">
+      <w:start w:val="1"/>
+      <w:numFmt w:val="decimal"/>
+      <w:lvlText w:val="%5."/>
+      <w:lvlJc w:val="left"/>
+      <w:pPr>
+        <w:ind w:left="3600" w:hanging="360"/>
+      </w:pPr>
+    </w:lvl>
+    <w:lvl w:ilvl="5">
+      <w:start w:val="1"/>
+      <w:numFmt w:val="decimal"/>
+      <w:lvlText w:val="%6."/>
+      <w:lvlJc w:val="left"/>
+      <w:pPr>
+        <w:ind w:left="4320" w:hanging="360"/>
+      </w:pPr>
+    </w:lvl>
+    <w:lvl w:ilvl="6">
+      <w:start w:val="1"/>
+      <w:numFmt w:val="decimal"/>
+      <w:lvlText w:val="%7."/>
+      <w:lvlJc w:val="left"/>
+      <w:pPr>
+        <w:ind w:left="5040" w:hanging="360"/>
+      </w:pPr>
+    </w:lvl>
+    <w:lvl w:ilvl="7">
+      <w:start w:val="1"/>
+      <w:numFmt w:val="decimal"/>
+      <w:lvlText w:val="%8."/>
+      <w:lvlJc w:val="left"/>
+      <w:pPr>
+        <w:ind w:left="5760" w:hanging="360"/>
+      </w:pPr>
+    </w:lvl>
+    <w:lvl w:ilvl="8">
+      <w:start w:val="1"/>
+      <w:numFmt w:val="decimal"/>
+      <w:lvlText w:val="%9."/>
+      <w:lvlJc w:val="left"/>
+      <w:pPr>
+        <w:ind w:left="6480" w:hanging="360"/>
       </w:pPr>
     </w:lvl>
   </w:abstractNum>
   <w:abstractNum w:abstractNumId="991">
-    <w:nsid w:val="A991"/>
+    <w:nsid w:val="0000A991"/>
     <w:multiLevelType w:val="multilevel"/>
     <w:lvl w:ilvl="0">
       <w:numFmt w:val="bullet"/>
-      <w:lvlText w:val="•"/>
+      <w:lvlText w:val=""/>
       <w:lvlJc w:val="left"/>
       <w:pPr>
-        <w:ind w:left="720" w:hanging="480"/>
-      </w:pPr>
+        <w:ind w:left="720" w:hanging="360"/>
+      </w:pPr>
+      <w:rPr>
+        <w:rFonts w:ascii="Symbol" w:hAnsi="Symbol" w:cs="Symbol" w:hint="default"/>
+      </w:rPr>
     </w:lvl>
     <w:lvl w:ilvl="1">
       <w:numFmt w:val="bullet"/>
-      <w:lvlText w:val="–"/>
+      <w:lvlText w:val="o"/>
       <w:lvlJc w:val="left"/>
       <w:pPr>
-        <w:ind w:left="1440" w:hanging="480"/>
-      </w:pPr>
+        <w:ind w:left="1440" w:hanging="360"/>
+      </w:pPr>
+      <w:rPr>
+        <w:rFonts w:ascii="Courier New" w:hAnsi="Courier New" w:cs="Courier New" w:hint="default"/>
+      </w:rPr>
     </w:lvl>
     <w:lvl w:ilvl="2">
       <w:numFmt w:val="bullet"/>
-      <w:lvlText w:val="•"/>
+      <w:lvlText w:val=""/>
       <w:lvlJc w:val="left"/>
       <w:pPr>
-        <w:ind w:left="2160" w:hanging="480"/>
-      </w:pPr>
+        <w:ind w:left="2160" w:hanging="360"/>
+      </w:pPr>
+      <w:rPr>
+        <w:rFonts w:ascii="Wingdings" w:hAnsi="Wingdings" w:cs="Wingdings" w:hint="default"/>
+      </w:rPr>
     </w:lvl>
     <w:lvl w:ilvl="3">
       <w:numFmt w:val="bullet"/>
-      <w:lvlText w:val="–"/>
+      <w:lvlText w:val=""/>
       <w:lvlJc w:val="left"/>
       <w:pPr>
-        <w:ind w:left="2880" w:hanging="480"/>
-      </w:pPr>
+        <w:ind w:left="2880" w:hanging="360"/>
+      </w:pPr>
+      <w:rPr>
+        <w:rFonts w:ascii="Symbol" w:hAnsi="Symbol" w:cs="Symbol" w:hint="default"/>
+      </w:rPr>
     </w:lvl>
     <w:lvl w:ilvl="4">
       <w:numFmt w:val="bullet"/>
-      <w:lvlText w:val="•"/>
+      <w:lvlText w:val="o"/>
       <w:lvlJc w:val="left"/>
       <w:pPr>
-        <w:ind w:left="3600" w:hanging="480"/>
-      </w:pPr>
+        <w:ind w:left="3600" w:hanging="360"/>
+      </w:pPr>
+      <w:rPr>
+        <w:rFonts w:ascii="Courier New" w:hAnsi="Courier New" w:cs="Courier New" w:hint="default"/>
+      </w:rPr>
     </w:lvl>
     <w:lvl w:ilvl="5">
       <w:numFmt w:val="bullet"/>
-      <w:lvlText w:val="–"/>
+      <w:lvlText w:val=""/>
       <w:lvlJc w:val="left"/>
       <w:pPr>
-        <w:ind w:left="4320" w:hanging="480"/>
-      </w:pPr>
+        <w:ind w:left="4320" w:hanging="360"/>
+      </w:pPr>
+      <w:rPr>
+        <w:rFonts w:ascii="Wingdings" w:hAnsi="Wingdings" w:cs="Wingdings" w:hint="default"/>
+      </w:rPr>
     </w:lvl>
     <w:lvl w:ilvl="6">
       <w:numFmt w:val="bullet"/>
-      <w:lvlText w:val="•"/>
+      <w:lvlText w:val=""/>
       <w:lvlJc w:val="left"/>
       <w:pPr>
-        <w:ind w:left="5040" w:hanging="480"/>
-      </w:pPr>
+        <w:ind w:left="5040" w:hanging="360"/>
+      </w:pPr>
+      <w:rPr>
+        <w:rFonts w:ascii="Symbol" w:hAnsi="Symbol" w:cs="Symbol" w:hint="default"/>
+      </w:rPr>
     </w:lvl>
     <w:lvl w:ilvl="7">
       <w:numFmt w:val="bullet"/>
-      <w:lvlText w:val="–"/>
+      <w:lvlText w:val="o"/>
       <w:lvlJc w:val="left"/>
       <w:pPr>
-        <w:ind w:left="5760" w:hanging="480"/>
-      </w:pPr>
+        <w:ind w:left="5760" w:hanging="360"/>
+      </w:pPr>
+      <w:rPr>
+        <w:rFonts w:ascii="Courier New" w:hAnsi="Courier New" w:cs="Courier New" w:hint="default"/>
+      </w:rPr>
     </w:lvl>
     <w:lvl w:ilvl="8">
       <w:numFmt w:val="bullet"/>
-      <w:lvlText w:val="•"/>
+      <w:lvlText w:val=""/>
       <w:lvlJc w:val="left"/>
       <w:pPr>
-        <w:ind w:left="6480" w:hanging="480"/>
-      </w:pPr>
+        <w:ind w:left="6480" w:hanging="360"/>
+      </w:pPr>
+      <w:rPr>
+        <w:rFonts w:ascii="Wingdings" w:hAnsi="Wingdings" w:cs="Wingdings" w:hint="default"/>
+      </w:rPr>
     </w:lvl>
   </w:abstractNum>
   <w:num w:numId="1000">
     <w:abstractNumId w:val="990"/>
   </w:num>
   <w:num w:numId="1001">
-    <w:abstractNumId w:val="991"/>
+    <w:abstractNumId w:val="99411"/>
+    <w:lvlOverride w:ilvl="0">
+      <w:startOverride w:val="1"/>
+    </w:lvlOverride>
+    <w:lvlOverride w:ilvl="1">
+      <w:startOverride w:val="1"/>
+    </w:lvlOverride>
+    <w:lvlOverride w:ilvl="2">
+      <w:startOverride w:val="1"/>
+    </w:lvlOverride>
+    <w:lvlOverride w:ilvl="3">
+      <w:startOverride w:val="1"/>
+    </w:lvlOverride>
+    <w:lvlOverride w:ilvl="4">
+      <w:startOverride w:val="1"/>
+    </w:lvlOverride>
+    <w:lvlOverride w:ilvl="5">
+      <w:startOverride w:val="1"/>
+    </w:lvlOverride>
+    <w:lvlOverride w:ilvl="6">
+      <w:startOverride w:val="1"/>
+    </w:lvlOverride>
+    <w:lvlOverride w:ilvl="7">
+      <w:startOverride w:val="1"/>
+    </w:lvlOverride>
+    <w:lvlOverride w:ilvl="8">
+      <w:startOverride w:val="1"/>
+    </w:lvlOverride>
   </w:num>
   <w:num w:numId="1002">
     <w:abstractNumId w:val="991"/>
@@ -2119,6 +2628,9 @@
     <w:abstractNumId w:val="991"/>
   </w:num>
   <w:num w:numId="1009">
+    <w:abstractNumId w:val="991"/>
+  </w:num>
+  <w:num w:numId="1010">
     <w:abstractNumId w:val="991"/>
   </w:num>
 </w:numbering>
@@ -2800,8 +3312,8 @@
     <w:name w:val="KeywordTok"/>
     <w:basedOn w:val="VerbatimChar"/>
     <w:rPr>
+      <w:b/>
       <w:color w:val="007020"/>
-      <w:b/>
     </w:rPr>
   </w:style>
   <w:style w:type="character" w:customStyle="1" w:styleId="DataTypeTok">
@@ -2878,42 +3390,42 @@
     <w:name w:val="ImportTok"/>
     <w:basedOn w:val="VerbatimChar"/>
     <w:rPr>
+      <w:b/>
       <w:color w:val="008000"/>
-      <w:b/>
     </w:rPr>
   </w:style>
   <w:style w:type="character" w:customStyle="1" w:styleId="CommentTok">
     <w:name w:val="CommentTok"/>
     <w:basedOn w:val="VerbatimChar"/>
     <w:rPr>
+      <w:i/>
       <w:color w:val="60a0b0"/>
-      <w:i/>
     </w:rPr>
   </w:style>
   <w:style w:type="character" w:customStyle="1" w:styleId="DocumentationTok">
     <w:name w:val="DocumentationTok"/>
     <w:basedOn w:val="VerbatimChar"/>
     <w:rPr>
+      <w:i/>
       <w:color w:val="ba2121"/>
-      <w:i/>
     </w:rPr>
   </w:style>
   <w:style w:type="character" w:customStyle="1" w:styleId="AnnotationTok">
     <w:name w:val="AnnotationTok"/>
     <w:basedOn w:val="VerbatimChar"/>
     <w:rPr>
-      <w:color w:val="60a0b0"/>
       <w:b/>
       <w:i/>
+      <w:color w:val="60a0b0"/>
     </w:rPr>
   </w:style>
   <w:style w:type="character" w:customStyle="1" w:styleId="CommentVarTok">
     <w:name w:val="CommentVarTok"/>
     <w:basedOn w:val="VerbatimChar"/>
     <w:rPr>
-      <w:color w:val="60a0b0"/>
       <w:b/>
       <w:i/>
+      <w:color w:val="60a0b0"/>
     </w:rPr>
   </w:style>
   <w:style w:type="character" w:customStyle="1" w:styleId="OtherTok">
@@ -2941,8 +3453,8 @@
     <w:name w:val="ControlFlowTok"/>
     <w:basedOn w:val="VerbatimChar"/>
     <w:rPr>
+      <w:b/>
       <w:color w:val="007020"/>
-      <w:b/>
     </w:rPr>
   </w:style>
   <w:style w:type="character" w:customStyle="1" w:styleId="OperatorTok">
@@ -2987,34 +3499,34 @@
     <w:name w:val="InformationTok"/>
     <w:basedOn w:val="VerbatimChar"/>
     <w:rPr>
-      <w:color w:val="60a0b0"/>
       <w:b/>
       <w:i/>
+      <w:color w:val="60a0b0"/>
     </w:rPr>
   </w:style>
   <w:style w:type="character" w:customStyle="1" w:styleId="WarningTok">
     <w:name w:val="WarningTok"/>
     <w:basedOn w:val="VerbatimChar"/>
     <w:rPr>
-      <w:color w:val="60a0b0"/>
       <w:b/>
       <w:i/>
+      <w:color w:val="60a0b0"/>
     </w:rPr>
   </w:style>
   <w:style w:type="character" w:customStyle="1" w:styleId="AlertTok">
     <w:name w:val="AlertTok"/>
     <w:basedOn w:val="VerbatimChar"/>
     <w:rPr>
+      <w:b/>
       <w:color w:val="ff0000"/>
-      <w:b/>
     </w:rPr>
   </w:style>
   <w:style w:type="character" w:customStyle="1" w:styleId="ErrorTok">
     <w:name w:val="ErrorTok"/>
     <w:basedOn w:val="VerbatimChar"/>
     <w:rPr>
+      <w:b/>
       <w:color w:val="ff0000"/>
-      <w:b/>
     </w:rPr>
   </w:style>
   <w:style w:type="character" w:customStyle="1" w:styleId="NormalTok">
